--- a/Submission/Revision/Reply to reviewers.docx
+++ b/Submission/Revision/Reply to reviewers.docx
@@ -286,7 +286,21 @@
         <w:rPr>
           <w:lang w:val="en-US"/>
         </w:rPr>
-        <w:t>You are right, this sentence has been changed as following to take into account this comment “</w:t>
+        <w:t xml:space="preserve">You are right, this sentence has been changed as following to </w:t>
+      </w:r>
+      <w:proofErr w:type="gramStart"/>
+      <w:r>
+        <w:rPr>
+          <w:lang w:val="en-US"/>
+        </w:rPr>
+        <w:t>take into account</w:t>
+      </w:r>
+      <w:proofErr w:type="gramEnd"/>
+      <w:r>
+        <w:rPr>
+          <w:lang w:val="en-US"/>
+        </w:rPr>
+        <w:t xml:space="preserve"> this comment “</w:t>
       </w:r>
       <w:r>
         <w:rPr>
@@ -322,7 +336,21 @@
         <w:rPr>
           <w:lang w:val="en-US"/>
         </w:rPr>
-        <w:t xml:space="preserve">The Ramus et al. 2017 is massively oversold and equates G. vermiculophylla providing similar ecosystem services to seagrasses. This is not accurate as the two types of photosynthetic organisms do not provide the same type of services. </w:t>
+        <w:t xml:space="preserve">The Ramus et al. 2017 is massively oversold and equates G. </w:t>
+      </w:r>
+      <w:proofErr w:type="spellStart"/>
+      <w:r>
+        <w:rPr>
+          <w:lang w:val="en-US"/>
+        </w:rPr>
+        <w:t>vermiculophylla</w:t>
+      </w:r>
+      <w:proofErr w:type="spellEnd"/>
+      <w:r>
+        <w:rPr>
+          <w:lang w:val="en-US"/>
+        </w:rPr>
+        <w:t xml:space="preserve"> providing similar ecosystem services to seagrasses. This is not accurate as the two types of photosynthetic organisms do not provide the same type of services. </w:t>
       </w:r>
       <w:proofErr w:type="spellStart"/>
       <w:r>
@@ -381,7 +409,21 @@
         <w:rPr>
           <w:lang w:val="en-US"/>
         </w:rPr>
-        <w:t xml:space="preserve"> cannot replicate the full suite of services delivered by rooted macrophytes such as seagrasses—particularly those tied to rhizome-based sediment </w:t>
+        <w:t xml:space="preserve"> cannot replicate the full suite of services delivered by rooted macrophytes such as </w:t>
+      </w:r>
+      <w:proofErr w:type="gramStart"/>
+      <w:r>
+        <w:rPr>
+          <w:lang w:val="en-US"/>
+        </w:rPr>
+        <w:t>seagrasses—</w:t>
+      </w:r>
+      <w:proofErr w:type="gramEnd"/>
+      <w:r>
+        <w:rPr>
+          <w:lang w:val="en-US"/>
+        </w:rPr>
+        <w:t xml:space="preserve">particularly those tied to rhizome-based sediment </w:t>
       </w:r>
       <w:proofErr w:type="spellStart"/>
       <w:r>
@@ -431,7 +473,21 @@
         <w:rPr>
           <w:lang w:val="en-US"/>
         </w:rPr>
-        <w:t xml:space="preserve"> produced a positive, density-dependent boost to several ecosystem functions (e.g., nursery habitat, epifaunal diversity, flow attenuation) . On that basis </w:t>
+        <w:t xml:space="preserve"> produced a positive, density-dependent boost to several ecosystem functions (e.g., nursery habitat, epifaunal diversity, flow attenuation</w:t>
+      </w:r>
+      <w:proofErr w:type="gramStart"/>
+      <w:r>
+        <w:rPr>
+          <w:lang w:val="en-US"/>
+        </w:rPr>
+        <w:t>) .</w:t>
+      </w:r>
+      <w:proofErr w:type="gramEnd"/>
+      <w:r>
+        <w:rPr>
+          <w:lang w:val="en-US"/>
+        </w:rPr>
+        <w:t xml:space="preserve"> On that basis </w:t>
       </w:r>
       <w:r>
         <w:rPr>
@@ -455,7 +511,21 @@
         <w:rPr>
           <w:lang w:val="en-US"/>
         </w:rPr>
-        <w:t xml:space="preserve"> have been lost, invasive habitat-forming seaweeds may temporarily supply </w:t>
+        <w:t xml:space="preserve"> have been lost, invasive habitat-forming </w:t>
+      </w:r>
+      <w:proofErr w:type="gramStart"/>
+      <w:r>
+        <w:rPr>
+          <w:lang w:val="en-US"/>
+        </w:rPr>
+        <w:t>seaweeds</w:t>
+      </w:r>
+      <w:proofErr w:type="gramEnd"/>
+      <w:r>
+        <w:rPr>
+          <w:lang w:val="en-US"/>
+        </w:rPr>
+        <w:t xml:space="preserve"> may temporarily supply </w:t>
       </w:r>
       <w:r>
         <w:rPr>
@@ -486,8 +556,16 @@
         <w:rPr>
           <w:lang w:val="en-US"/>
         </w:rPr>
-        <w:t>as following</w:t>
-      </w:r>
+        <w:t xml:space="preserve">as </w:t>
+      </w:r>
+      <w:proofErr w:type="gramStart"/>
+      <w:r>
+        <w:rPr>
+          <w:lang w:val="en-US"/>
+        </w:rPr>
+        <w:t>following</w:t>
+      </w:r>
+      <w:proofErr w:type="gramEnd"/>
       <w:r>
         <w:rPr>
           <w:lang w:val="en-US"/>
@@ -644,7 +722,282 @@
           <w:lang w:val="en-US" w:eastAsia="en-US"/>
           <w14:ligatures w14:val="standardContextual"/>
         </w:rPr>
-        <w:t xml:space="preserve">This reference has been added to the text when speaking of works that have studies the tolerance of </w:t>
+        <w:t xml:space="preserve">This reference has been added to the text when speaking of works that have </w:t>
+      </w:r>
+      <w:proofErr w:type="gramStart"/>
+      <w:r>
+        <w:rPr>
+          <w:rFonts w:asciiTheme="minorHAnsi" w:eastAsiaTheme="minorHAnsi" w:hAnsiTheme="minorHAnsi" w:cstheme="minorBidi"/>
+          <w:kern w:val="2"/>
+          <w:lang w:val="en-US" w:eastAsia="en-US"/>
+          <w14:ligatures w14:val="standardContextual"/>
+        </w:rPr>
+        <w:t>studies</w:t>
+      </w:r>
+      <w:proofErr w:type="gramEnd"/>
+      <w:r>
+        <w:rPr>
+          <w:rFonts w:asciiTheme="minorHAnsi" w:eastAsiaTheme="minorHAnsi" w:hAnsiTheme="minorHAnsi" w:cstheme="minorBidi"/>
+          <w:kern w:val="2"/>
+          <w:lang w:val="en-US" w:eastAsia="en-US"/>
+          <w14:ligatures w14:val="standardContextual"/>
+        </w:rPr>
+        <w:t xml:space="preserve"> the tolerance </w:t>
+      </w:r>
+      <w:proofErr w:type="gramStart"/>
+      <w:r>
+        <w:rPr>
+          <w:rFonts w:asciiTheme="minorHAnsi" w:eastAsiaTheme="minorHAnsi" w:hAnsiTheme="minorHAnsi" w:cstheme="minorBidi"/>
+          <w:kern w:val="2"/>
+          <w:lang w:val="en-US" w:eastAsia="en-US"/>
+          <w14:ligatures w14:val="standardContextual"/>
+        </w:rPr>
+        <w:t xml:space="preserve">of </w:t>
+      </w:r>
+      <w:r>
+        <w:rPr>
+          <w:rFonts w:asciiTheme="minorHAnsi" w:eastAsiaTheme="minorHAnsi" w:hAnsiTheme="minorHAnsi" w:cstheme="minorBidi"/>
+          <w:i/>
+          <w:iCs/>
+          <w:kern w:val="2"/>
+          <w:lang w:val="en-US" w:eastAsia="en-US"/>
+          <w14:ligatures w14:val="standardContextual"/>
+        </w:rPr>
+        <w:t>G.</w:t>
+      </w:r>
+      <w:proofErr w:type="gramEnd"/>
+      <w:r>
+        <w:rPr>
+          <w:rFonts w:asciiTheme="minorHAnsi" w:eastAsiaTheme="minorHAnsi" w:hAnsiTheme="minorHAnsi" w:cstheme="minorBidi"/>
+          <w:i/>
+          <w:iCs/>
+          <w:kern w:val="2"/>
+          <w:lang w:val="en-US" w:eastAsia="en-US"/>
+          <w14:ligatures w14:val="standardContextual"/>
+        </w:rPr>
+        <w:t xml:space="preserve"> </w:t>
+      </w:r>
+      <w:proofErr w:type="spellStart"/>
+      <w:r>
+        <w:rPr>
+          <w:rFonts w:asciiTheme="minorHAnsi" w:eastAsiaTheme="minorHAnsi" w:hAnsiTheme="minorHAnsi" w:cstheme="minorBidi"/>
+          <w:i/>
+          <w:iCs/>
+          <w:kern w:val="2"/>
+          <w:lang w:val="en-US" w:eastAsia="en-US"/>
+          <w14:ligatures w14:val="standardContextual"/>
+        </w:rPr>
+        <w:t>vermiculophylla</w:t>
+      </w:r>
+      <w:proofErr w:type="spellEnd"/>
+      <w:r>
+        <w:rPr>
+          <w:rFonts w:asciiTheme="minorHAnsi" w:eastAsiaTheme="minorHAnsi" w:hAnsiTheme="minorHAnsi" w:cstheme="minorBidi"/>
+          <w:kern w:val="2"/>
+          <w:lang w:val="en-US" w:eastAsia="en-US"/>
+          <w14:ligatures w14:val="standardContextual"/>
+        </w:rPr>
+        <w:t xml:space="preserve"> with salinity.</w:t>
+      </w:r>
+    </w:p>
+    <w:p>
+      <w:pPr>
+        <w:pStyle w:val="NormalWeb"/>
+        <w:numPr>
+          <w:ilvl w:val="0"/>
+          <w:numId w:val="1"/>
+        </w:numPr>
+        <w:rPr>
+          <w:rFonts w:asciiTheme="minorHAnsi" w:eastAsiaTheme="minorHAnsi" w:hAnsiTheme="minorHAnsi" w:cstheme="minorBidi"/>
+          <w:kern w:val="2"/>
+          <w:lang w:val="en-US" w:eastAsia="en-US"/>
+          <w14:ligatures w14:val="standardContextual"/>
+        </w:rPr>
+      </w:pPr>
+      <w:r>
+        <w:rPr>
+          <w:rFonts w:asciiTheme="minorHAnsi" w:eastAsiaTheme="minorHAnsi" w:hAnsiTheme="minorHAnsi" w:cstheme="minorBidi"/>
+          <w:kern w:val="2"/>
+          <w:lang w:val="en-US" w:eastAsia="en-US"/>
+          <w14:ligatures w14:val="standardContextual"/>
+        </w:rPr>
+        <w:t xml:space="preserve">Tube building worms do not provide hard substrate. This </w:t>
+      </w:r>
+      <w:proofErr w:type="gramStart"/>
+      <w:r>
+        <w:rPr>
+          <w:rFonts w:asciiTheme="minorHAnsi" w:eastAsiaTheme="minorHAnsi" w:hAnsiTheme="minorHAnsi" w:cstheme="minorBidi"/>
+          <w:kern w:val="2"/>
+          <w:lang w:val="en-US" w:eastAsia="en-US"/>
+          <w14:ligatures w14:val="standardContextual"/>
+        </w:rPr>
+        <w:t>is in</w:t>
+      </w:r>
+      <w:proofErr w:type="gramEnd"/>
+      <w:r>
+        <w:rPr>
+          <w:rFonts w:asciiTheme="minorHAnsi" w:eastAsiaTheme="minorHAnsi" w:hAnsiTheme="minorHAnsi" w:cstheme="minorBidi"/>
+          <w:kern w:val="2"/>
+          <w:lang w:val="en-US" w:eastAsia="en-US"/>
+          <w14:ligatures w14:val="standardContextual"/>
+        </w:rPr>
+        <w:t xml:space="preserve"> accurate. I would </w:t>
+      </w:r>
+      <w:proofErr w:type="gramStart"/>
+      <w:r>
+        <w:rPr>
+          <w:rFonts w:asciiTheme="minorHAnsi" w:eastAsiaTheme="minorHAnsi" w:hAnsiTheme="minorHAnsi" w:cstheme="minorBidi"/>
+          <w:kern w:val="2"/>
+          <w:lang w:val="en-US" w:eastAsia="en-US"/>
+          <w14:ligatures w14:val="standardContextual"/>
+        </w:rPr>
+        <w:t>point</w:t>
+      </w:r>
+      <w:proofErr w:type="gramEnd"/>
+      <w:r>
+        <w:rPr>
+          <w:rFonts w:asciiTheme="minorHAnsi" w:eastAsiaTheme="minorHAnsi" w:hAnsiTheme="minorHAnsi" w:cstheme="minorBidi"/>
+          <w:kern w:val="2"/>
+          <w:lang w:val="en-US" w:eastAsia="en-US"/>
+          <w14:ligatures w14:val="standardContextual"/>
+        </w:rPr>
+        <w:t xml:space="preserve"> the </w:t>
+      </w:r>
+      <w:proofErr w:type="gramStart"/>
+      <w:r>
+        <w:rPr>
+          <w:rFonts w:asciiTheme="minorHAnsi" w:eastAsiaTheme="minorHAnsi" w:hAnsiTheme="minorHAnsi" w:cstheme="minorBidi"/>
+          <w:kern w:val="2"/>
+          <w:lang w:val="en-US" w:eastAsia="en-US"/>
+          <w14:ligatures w14:val="standardContextual"/>
+        </w:rPr>
+        <w:t>authors to</w:t>
+      </w:r>
+      <w:proofErr w:type="gramEnd"/>
+      <w:r>
+        <w:rPr>
+          <w:rFonts w:asciiTheme="minorHAnsi" w:eastAsiaTheme="minorHAnsi" w:hAnsiTheme="minorHAnsi" w:cstheme="minorBidi"/>
+          <w:kern w:val="2"/>
+          <w:lang w:val="en-US" w:eastAsia="en-US"/>
+          <w14:ligatures w14:val="standardContextual"/>
+        </w:rPr>
+        <w:t xml:space="preserve"> Krueger-Hadfield et al. 2023 (</w:t>
+      </w:r>
+      <w:proofErr w:type="spellStart"/>
+      <w:r>
+        <w:rPr>
+          <w:rFonts w:asciiTheme="minorHAnsi" w:eastAsiaTheme="minorHAnsi" w:hAnsiTheme="minorHAnsi" w:cstheme="minorBidi"/>
+          <w:kern w:val="2"/>
+          <w:lang w:val="en-US" w:eastAsia="en-US"/>
+          <w14:ligatures w14:val="standardContextual"/>
+        </w:rPr>
+        <w:t>JPhycol</w:t>
+      </w:r>
+      <w:proofErr w:type="spellEnd"/>
+      <w:r>
+        <w:rPr>
+          <w:rFonts w:asciiTheme="minorHAnsi" w:eastAsiaTheme="minorHAnsi" w:hAnsiTheme="minorHAnsi" w:cstheme="minorBidi"/>
+          <w:kern w:val="2"/>
+          <w:lang w:val="en-US" w:eastAsia="en-US"/>
+          <w14:ligatures w14:val="standardContextual"/>
+        </w:rPr>
+        <w:t xml:space="preserve"> 59: 926-938) for the distinction in this. The references describing this are also not complete - there are other papers, particularly from the </w:t>
+      </w:r>
+      <w:proofErr w:type="spellStart"/>
+      <w:r>
+        <w:rPr>
+          <w:rFonts w:asciiTheme="minorHAnsi" w:eastAsiaTheme="minorHAnsi" w:hAnsiTheme="minorHAnsi" w:cstheme="minorBidi"/>
+          <w:kern w:val="2"/>
+          <w:lang w:val="en-US" w:eastAsia="en-US"/>
+          <w14:ligatures w14:val="standardContextual"/>
+        </w:rPr>
+        <w:t>midAtlantic</w:t>
+      </w:r>
+      <w:proofErr w:type="spellEnd"/>
+      <w:r>
+        <w:rPr>
+          <w:rFonts w:asciiTheme="minorHAnsi" w:eastAsiaTheme="minorHAnsi" w:hAnsiTheme="minorHAnsi" w:cstheme="minorBidi"/>
+          <w:kern w:val="2"/>
+          <w:lang w:val="en-US" w:eastAsia="en-US"/>
+          <w14:ligatures w14:val="standardContextual"/>
+        </w:rPr>
+        <w:t xml:space="preserve"> region in the US that also show this.</w:t>
+      </w:r>
+    </w:p>
+    <w:p>
+      <w:pPr>
+        <w:pStyle w:val="NormalWeb"/>
+        <w:rPr>
+          <w:rFonts w:asciiTheme="minorHAnsi" w:eastAsiaTheme="minorHAnsi" w:hAnsiTheme="minorHAnsi" w:cstheme="minorBidi"/>
+          <w:kern w:val="2"/>
+          <w:lang w:val="en-US" w:eastAsia="en-US"/>
+          <w14:ligatures w14:val="standardContextual"/>
+        </w:rPr>
+      </w:pPr>
+      <w:r>
+        <w:rPr>
+          <w:rFonts w:asciiTheme="minorHAnsi" w:eastAsiaTheme="minorHAnsi" w:hAnsiTheme="minorHAnsi" w:cstheme="minorBidi"/>
+          <w:kern w:val="2"/>
+          <w:lang w:val="en-US" w:eastAsia="en-US"/>
+          <w14:ligatures w14:val="standardContextual"/>
+        </w:rPr>
+        <w:t xml:space="preserve">Thank you for pointing this out. We agree that </w:t>
+      </w:r>
+      <w:proofErr w:type="spellStart"/>
+      <w:r>
+        <w:rPr>
+          <w:rFonts w:asciiTheme="minorHAnsi" w:eastAsiaTheme="minorHAnsi" w:hAnsiTheme="minorHAnsi" w:cstheme="minorBidi"/>
+          <w:kern w:val="2"/>
+          <w:lang w:val="en-US" w:eastAsia="en-US"/>
+          <w14:ligatures w14:val="standardContextual"/>
+        </w:rPr>
+        <w:t>polychaete</w:t>
+      </w:r>
+      <w:proofErr w:type="spellEnd"/>
+      <w:r>
+        <w:rPr>
+          <w:rFonts w:asciiTheme="minorHAnsi" w:eastAsiaTheme="minorHAnsi" w:hAnsiTheme="minorHAnsi" w:cstheme="minorBidi"/>
+          <w:kern w:val="2"/>
+          <w:lang w:val="en-US" w:eastAsia="en-US"/>
+          <w14:ligatures w14:val="standardContextual"/>
+        </w:rPr>
+        <w:t xml:space="preserve"> </w:t>
+      </w:r>
+      <w:r>
+        <w:rPr>
+          <w:rFonts w:asciiTheme="minorHAnsi" w:eastAsiaTheme="minorHAnsi" w:hAnsiTheme="minorHAnsi" w:cstheme="minorBidi"/>
+          <w:kern w:val="2"/>
+          <w:lang w:val="en-US" w:eastAsia="en-US"/>
+          <w14:ligatures w14:val="standardContextual"/>
+        </w:rPr>
+        <w:t>reefs</w:t>
+      </w:r>
+      <w:r>
+        <w:rPr>
+          <w:rFonts w:asciiTheme="minorHAnsi" w:eastAsiaTheme="minorHAnsi" w:hAnsiTheme="minorHAnsi" w:cstheme="minorBidi"/>
+          <w:kern w:val="2"/>
+          <w:lang w:val="en-US" w:eastAsia="en-US"/>
+          <w14:ligatures w14:val="standardContextual"/>
+        </w:rPr>
+        <w:t xml:space="preserve"> are biogenic structures rather than true “hard” substrates. We have therefore revised the sentence to distinguish between lithic and biogenic attachment surfaces and to cite a broader body of work, including the Mid-Atlantic studies you mentioned:</w:t>
+      </w:r>
+      <w:r>
+        <w:rPr>
+          <w:rFonts w:asciiTheme="minorHAnsi" w:eastAsiaTheme="minorHAnsi" w:hAnsiTheme="minorHAnsi" w:cstheme="minorBidi"/>
+          <w:kern w:val="2"/>
+          <w:lang w:val="en-US" w:eastAsia="en-US"/>
+          <w14:ligatures w14:val="standardContextual"/>
+        </w:rPr>
+        <w:t xml:space="preserve"> </w:t>
+      </w:r>
+      <w:r>
+        <w:rPr>
+          <w:rFonts w:asciiTheme="minorHAnsi" w:eastAsiaTheme="minorHAnsi" w:hAnsiTheme="minorHAnsi" w:cstheme="minorBidi"/>
+          <w:kern w:val="2"/>
+          <w:lang w:val="en-US" w:eastAsia="en-US"/>
+          <w14:ligatures w14:val="standardContextual"/>
+        </w:rPr>
+        <w:t>“</w:t>
       </w:r>
       <w:r>
         <w:rPr>
@@ -677,7 +1030,141 @@
           <w:lang w:val="en-US" w:eastAsia="en-US"/>
           <w14:ligatures w14:val="standardContextual"/>
         </w:rPr>
-        <w:t xml:space="preserve"> with salinity.</w:t>
+        <w:t xml:space="preserve"> can attach to biogenic structures that offer firm surfaces, such as </w:t>
+      </w:r>
+      <w:proofErr w:type="spellStart"/>
+      <w:r>
+        <w:rPr>
+          <w:rFonts w:asciiTheme="minorHAnsi" w:eastAsiaTheme="minorHAnsi" w:hAnsiTheme="minorHAnsi" w:cstheme="minorBidi"/>
+          <w:kern w:val="2"/>
+          <w:lang w:val="en-US" w:eastAsia="en-US"/>
+          <w14:ligatures w14:val="standardContextual"/>
+        </w:rPr>
+        <w:t>polychaete</w:t>
+      </w:r>
+      <w:proofErr w:type="spellEnd"/>
+      <w:r>
+        <w:rPr>
+          <w:rFonts w:asciiTheme="minorHAnsi" w:eastAsiaTheme="minorHAnsi" w:hAnsiTheme="minorHAnsi" w:cstheme="minorBidi"/>
+          <w:kern w:val="2"/>
+          <w:lang w:val="en-US" w:eastAsia="en-US"/>
+          <w14:ligatures w14:val="standardContextual"/>
+        </w:rPr>
+        <w:t xml:space="preserve"> reefs or </w:t>
+      </w:r>
+      <w:proofErr w:type="spellStart"/>
+      <w:r>
+        <w:rPr>
+          <w:rFonts w:asciiTheme="minorHAnsi" w:eastAsiaTheme="minorHAnsi" w:hAnsiTheme="minorHAnsi" w:cstheme="minorBidi"/>
+          <w:kern w:val="2"/>
+          <w:lang w:val="en-US" w:eastAsia="en-US"/>
+          <w14:ligatures w14:val="standardContextual"/>
+        </w:rPr>
+        <w:t>mollusc</w:t>
+      </w:r>
+      <w:proofErr w:type="spellEnd"/>
+      <w:r>
+        <w:rPr>
+          <w:rFonts w:asciiTheme="minorHAnsi" w:eastAsiaTheme="minorHAnsi" w:hAnsiTheme="minorHAnsi" w:cstheme="minorBidi"/>
+          <w:kern w:val="2"/>
+          <w:lang w:val="en-US" w:eastAsia="en-US"/>
+          <w14:ligatures w14:val="standardContextual"/>
+        </w:rPr>
+        <w:t xml:space="preserve"> shells (Thomsen 2007</w:t>
+      </w:r>
+      <w:r>
+        <w:rPr>
+          <w:rFonts w:asciiTheme="minorHAnsi" w:eastAsiaTheme="minorHAnsi" w:hAnsiTheme="minorHAnsi" w:cstheme="minorBidi"/>
+          <w:kern w:val="2"/>
+          <w:lang w:val="en-US" w:eastAsia="en-US"/>
+          <w14:ligatures w14:val="standardContextual"/>
+        </w:rPr>
+        <w:t xml:space="preserve"> ; </w:t>
+      </w:r>
+      <w:r>
+        <w:rPr>
+          <w:rFonts w:asciiTheme="minorHAnsi" w:eastAsiaTheme="minorHAnsi" w:hAnsiTheme="minorHAnsi" w:cstheme="minorBidi"/>
+          <w:kern w:val="2"/>
+          <w:lang w:val="en-US" w:eastAsia="en-US"/>
+          <w14:ligatures w14:val="standardContextual"/>
+        </w:rPr>
+        <w:t>Krueger-Hadfield et al. 2023</w:t>
+      </w:r>
+      <w:r>
+        <w:rPr>
+          <w:rFonts w:asciiTheme="minorHAnsi" w:eastAsiaTheme="minorHAnsi" w:hAnsiTheme="minorHAnsi" w:cstheme="minorBidi"/>
+          <w:kern w:val="2"/>
+          <w:lang w:val="en-US" w:eastAsia="en-US"/>
+          <w14:ligatures w14:val="standardContextual"/>
+        </w:rPr>
+        <w:t xml:space="preserve"> ; </w:t>
+      </w:r>
+      <w:r>
+        <w:rPr>
+          <w:rFonts w:asciiTheme="minorHAnsi" w:eastAsiaTheme="minorHAnsi" w:hAnsiTheme="minorHAnsi" w:cstheme="minorBidi"/>
+          <w:kern w:val="2"/>
+          <w:lang w:val="en-US" w:eastAsia="en-US"/>
+          <w14:ligatures w14:val="standardContextual"/>
+        </w:rPr>
+        <w:t>Kollars et al., 2016</w:t>
+      </w:r>
+      <w:r>
+        <w:rPr>
+          <w:rFonts w:asciiTheme="minorHAnsi" w:eastAsiaTheme="minorHAnsi" w:hAnsiTheme="minorHAnsi" w:cstheme="minorBidi"/>
+          <w:kern w:val="2"/>
+          <w:lang w:val="en-US" w:eastAsia="en-US"/>
+          <w14:ligatures w14:val="standardContextual"/>
+        </w:rPr>
+        <w:t xml:space="preserve">), or to lithic substrates such as pebbles and rocks (Terada et al. 2002). However, its largest populations </w:t>
+      </w:r>
+      <w:proofErr w:type="spellStart"/>
+      <w:r>
+        <w:rPr>
+          <w:rFonts w:asciiTheme="minorHAnsi" w:eastAsiaTheme="minorHAnsi" w:hAnsiTheme="minorHAnsi" w:cstheme="minorBidi"/>
+          <w:kern w:val="2"/>
+          <w:lang w:val="en-US" w:eastAsia="en-US"/>
+          <w14:ligatures w14:val="standardContextual"/>
+        </w:rPr>
+        <w:t>colonise</w:t>
+      </w:r>
+      <w:proofErr w:type="spellEnd"/>
+      <w:r>
+        <w:rPr>
+          <w:rFonts w:asciiTheme="minorHAnsi" w:eastAsiaTheme="minorHAnsi" w:hAnsiTheme="minorHAnsi" w:cstheme="minorBidi"/>
+          <w:kern w:val="2"/>
+          <w:lang w:val="en-US" w:eastAsia="en-US"/>
+          <w14:ligatures w14:val="standardContextual"/>
+        </w:rPr>
+        <w:t xml:space="preserve"> estuarine intertidal mudflats as loose-lying mats on soft sediment (</w:t>
+      </w:r>
+      <w:proofErr w:type="spellStart"/>
+      <w:r>
+        <w:rPr>
+          <w:rFonts w:asciiTheme="minorHAnsi" w:eastAsiaTheme="minorHAnsi" w:hAnsiTheme="minorHAnsi" w:cstheme="minorBidi"/>
+          <w:kern w:val="2"/>
+          <w:lang w:val="en-US" w:eastAsia="en-US"/>
+          <w14:ligatures w14:val="standardContextual"/>
+        </w:rPr>
+        <w:t>Surget</w:t>
+      </w:r>
+      <w:proofErr w:type="spellEnd"/>
+      <w:r>
+        <w:rPr>
+          <w:rFonts w:asciiTheme="minorHAnsi" w:eastAsiaTheme="minorHAnsi" w:hAnsiTheme="minorHAnsi" w:cstheme="minorBidi"/>
+          <w:kern w:val="2"/>
+          <w:lang w:val="en-US" w:eastAsia="en-US"/>
+          <w14:ligatures w14:val="standardContextual"/>
+        </w:rPr>
+        <w:t xml:space="preserve"> et al. 2017).</w:t>
+      </w:r>
+      <w:r>
+        <w:rPr>
+          <w:rFonts w:asciiTheme="minorHAnsi" w:eastAsiaTheme="minorHAnsi" w:hAnsiTheme="minorHAnsi" w:cstheme="minorBidi"/>
+          <w:kern w:val="2"/>
+          <w:lang w:val="en-US" w:eastAsia="en-US"/>
+          <w14:ligatures w14:val="standardContextual"/>
+        </w:rPr>
+        <w:t>”</w:t>
       </w:r>
     </w:p>
     <w:p>

--- a/Submission/Revision/Reply to reviewers.docx
+++ b/Submission/Revision/Reply to reviewers.docx
@@ -115,15 +115,7 @@
           <w:iCs/>
           <w:lang w:val="en-US"/>
         </w:rPr>
-        <w:t xml:space="preserve">, can survive but it is not a matter of their preference as though there is a </w:t>
-      </w:r>
-      <w:r>
-        <w:rPr>
-          <w:i/>
-          <w:iCs/>
-          <w:lang w:val="en-US"/>
-        </w:rPr>
-        <w:t>choice.</w:t>
+        <w:t>, can survive but it is not a matter of their preference as though there is a choice.</w:t>
       </w:r>
     </w:p>
     <w:p>
@@ -168,6 +160,13 @@
         </w:rPr>
         <w:t xml:space="preserve"> </w:t>
       </w:r>
+    </w:p>
+    <w:p>
+      <w:pPr>
+        <w:rPr>
+          <w:lang w:val="en-US"/>
+        </w:rPr>
+      </w:pPr>
     </w:p>
     <w:p>
       <w:pPr>
@@ -188,23 +187,7 @@
           <w:iCs/>
           <w:lang w:val="en-US"/>
         </w:rPr>
-        <w:t>“</w:t>
-      </w:r>
-      <w:r>
-        <w:rPr>
-          <w:i/>
-          <w:iCs/>
-          <w:lang w:val="en-US"/>
-        </w:rPr>
-        <w:t>I would suggest avoiding jargony acronyms like NIS or IAS. It makes it harder for the reader. There also is not a clear enough distinction between NIS or IAS to warrant the use of these acronyms.</w:t>
-      </w:r>
-      <w:r>
-        <w:rPr>
-          <w:i/>
-          <w:iCs/>
-          <w:lang w:val="en-US"/>
-        </w:rPr>
-        <w:t>”</w:t>
+        <w:t>“I would suggest avoiding jargony acronyms like NIS or IAS. It makes it harder for the reader. There also is not a clear enough distinction between NIS or IAS to warrant the use of these acronyms.”</w:t>
       </w:r>
     </w:p>
     <w:p>
@@ -219,6 +202,13 @@
         </w:rPr>
         <w:t>Thank you for pointing this out. The acronym IAS (Invasive Alien Species) appeared only twice in the manuscript, so we have removed it, as you suggested, to improve readability. Because the acronym NIS is used more frequently, we have retained it to avoid unnecessary repetition.</w:t>
       </w:r>
+    </w:p>
+    <w:p>
+      <w:pPr>
+        <w:rPr>
+          <w:lang w:val="en-US"/>
+        </w:rPr>
+      </w:pPr>
     </w:p>
     <w:p>
       <w:pPr>
@@ -239,15 +229,7 @@
           <w:iCs/>
           <w:lang w:val="en-US"/>
         </w:rPr>
-        <w:t>“</w:t>
-      </w:r>
-      <w:r>
-        <w:rPr>
-          <w:i/>
-          <w:iCs/>
-          <w:lang w:val="en-US"/>
-        </w:rPr>
-        <w:t xml:space="preserve">The authors say North America and Europe as well as other regions into which G. </w:t>
+        <w:t xml:space="preserve">“The authors say North America and Europe as well as other regions into which G. </w:t>
       </w:r>
       <w:proofErr w:type="spellStart"/>
       <w:r>
@@ -265,15 +247,7 @@
           <w:iCs/>
           <w:lang w:val="en-US"/>
         </w:rPr>
-        <w:t xml:space="preserve"> has been introduced. Where else? It is not found yet in the Southern Hemisphere so simply state Northwestern Africa</w:t>
-      </w:r>
-      <w:r>
-        <w:rPr>
-          <w:i/>
-          <w:iCs/>
-          <w:lang w:val="en-US"/>
-        </w:rPr>
-        <w:t>”</w:t>
+        <w:t xml:space="preserve"> has been introduced. Where else? It is not found yet in the Southern Hemisphere so simply state Northwestern Africa”</w:t>
       </w:r>
     </w:p>
     <w:p>
@@ -314,6 +288,13 @@
         </w:rPr>
         <w:t xml:space="preserve">”. </w:t>
       </w:r>
+    </w:p>
+    <w:p>
+      <w:pPr>
+        <w:rPr>
+          <w:lang w:val="en-US"/>
+        </w:rPr>
+      </w:pPr>
     </w:p>
     <w:p>
       <w:pPr>
@@ -437,7 +418,96 @@
         <w:rPr>
           <w:lang w:val="en-US"/>
         </w:rPr>
-        <w:t xml:space="preserve"> and long-term carbon burial.</w:t>
+        <w:t xml:space="preserve"> and long-term carbon burial. Ramus et al. showed something more circumscribed: in large-scale field plots where native foundation species were </w:t>
+      </w:r>
+      <w:r>
+        <w:rPr>
+          <w:lang w:val="en-US"/>
+        </w:rPr>
+        <w:lastRenderedPageBreak/>
+        <w:t xml:space="preserve">already absent, increasing the cover of </w:t>
+      </w:r>
+      <w:r>
+        <w:rPr>
+          <w:i/>
+          <w:iCs/>
+          <w:lang w:val="en-US"/>
+        </w:rPr>
+        <w:t xml:space="preserve">G. </w:t>
+      </w:r>
+      <w:proofErr w:type="spellStart"/>
+      <w:r>
+        <w:rPr>
+          <w:i/>
+          <w:iCs/>
+          <w:lang w:val="en-US"/>
+        </w:rPr>
+        <w:t>vermiculophylla</w:t>
+      </w:r>
+      <w:proofErr w:type="spellEnd"/>
+      <w:r>
+        <w:rPr>
+          <w:lang w:val="en-US"/>
+        </w:rPr>
+        <w:t xml:space="preserve"> produced a positive, density-dependent boost to several ecosystem functions (e.g., nursery habitat, epifaunal diversity, flow attenuation</w:t>
+      </w:r>
+      <w:proofErr w:type="gramStart"/>
+      <w:r>
+        <w:rPr>
+          <w:lang w:val="en-US"/>
+        </w:rPr>
+        <w:t>) .</w:t>
+      </w:r>
+      <w:proofErr w:type="gramEnd"/>
+      <w:r>
+        <w:rPr>
+          <w:lang w:val="en-US"/>
+        </w:rPr>
+        <w:t xml:space="preserve"> On that basis </w:t>
+      </w:r>
+      <w:r>
+        <w:rPr>
+          <w:lang w:val="en-US"/>
+        </w:rPr>
+        <w:t xml:space="preserve">we </w:t>
+      </w:r>
+      <w:r>
+        <w:rPr>
+          <w:lang w:val="en-US"/>
+        </w:rPr>
+        <w:t xml:space="preserve">argue that, when native habitat </w:t>
+      </w:r>
+      <w:r>
+        <w:rPr>
+          <w:lang w:val="en-US"/>
+        </w:rPr>
+        <w:t>foundation species</w:t>
+      </w:r>
+      <w:r>
+        <w:rPr>
+          <w:lang w:val="en-US"/>
+        </w:rPr>
+        <w:t xml:space="preserve"> have been lost, invasive habitat-forming </w:t>
+      </w:r>
+      <w:proofErr w:type="gramStart"/>
+      <w:r>
+        <w:rPr>
+          <w:lang w:val="en-US"/>
+        </w:rPr>
+        <w:t>seaweeds</w:t>
+      </w:r>
+      <w:proofErr w:type="gramEnd"/>
+      <w:r>
+        <w:rPr>
+          <w:lang w:val="en-US"/>
+        </w:rPr>
+        <w:t xml:space="preserve"> may temporarily supply valuable functions and therefore deserve context-specific consideration by managers</w:t>
+      </w:r>
+      <w:r>
+        <w:rPr>
+          <w:lang w:val="en-US"/>
+        </w:rPr>
+        <w:t>.</w:t>
       </w:r>
       <w:r>
         <w:rPr>
@@ -449,128 +519,159 @@
         <w:rPr>
           <w:lang w:val="en-US"/>
         </w:rPr>
-        <w:t xml:space="preserve">Ramus et al. showed something more circumscribed: in large-scale field plots where native foundation species were already absent, increasing the cover of </w:t>
-      </w:r>
-      <w:r>
-        <w:rPr>
-          <w:i/>
-          <w:iCs/>
-          <w:lang w:val="en-US"/>
+        <w:t xml:space="preserve">A reference </w:t>
+      </w:r>
+      <w:proofErr w:type="gramStart"/>
+      <w:r>
+        <w:rPr>
+          <w:lang w:val="en-US"/>
+        </w:rPr>
+        <w:t>of</w:t>
+      </w:r>
+      <w:proofErr w:type="gramEnd"/>
+      <w:r>
+        <w:rPr>
+          <w:lang w:val="en-US"/>
+        </w:rPr>
+        <w:t xml:space="preserve"> Thomsen carrying the same message has been </w:t>
+      </w:r>
+      <w:proofErr w:type="gramStart"/>
+      <w:r>
+        <w:rPr>
+          <w:lang w:val="en-US"/>
+        </w:rPr>
+        <w:t>add</w:t>
+      </w:r>
+      <w:proofErr w:type="gramEnd"/>
+      <w:r>
+        <w:rPr>
+          <w:lang w:val="en-US"/>
+        </w:rPr>
+        <w:t xml:space="preserve"> to the text. </w:t>
+      </w:r>
+      <w:r>
+        <w:rPr>
+          <w:lang w:val="en-US"/>
+        </w:rPr>
+        <w:t xml:space="preserve">We have therefore revised the manuscript text </w:t>
+      </w:r>
+      <w:r>
+        <w:rPr>
+          <w:lang w:val="en-US"/>
+        </w:rPr>
+        <w:t xml:space="preserve">as </w:t>
+      </w:r>
+      <w:r>
+        <w:rPr>
+          <w:lang w:val="en-US"/>
+        </w:rPr>
+        <w:t>follows</w:t>
+      </w:r>
+      <w:r>
+        <w:rPr>
+          <w:lang w:val="en-US"/>
+        </w:rPr>
+        <w:t>:</w:t>
+      </w:r>
+    </w:p>
+    <w:p>
+      <w:pPr>
+        <w:pStyle w:val="NormalWeb"/>
+        <w:rPr>
+          <w:rFonts w:asciiTheme="minorHAnsi" w:eastAsiaTheme="minorHAnsi" w:hAnsiTheme="minorHAnsi" w:cstheme="minorBidi"/>
+          <w:kern w:val="2"/>
+          <w:lang w:val="en-US" w:eastAsia="en-US"/>
+          <w14:ligatures w14:val="standardContextual"/>
+        </w:rPr>
+      </w:pPr>
+      <w:r>
+        <w:rPr>
+          <w:rFonts w:asciiTheme="minorHAnsi" w:eastAsiaTheme="minorHAnsi" w:hAnsiTheme="minorHAnsi" w:cstheme="minorBidi"/>
+          <w:kern w:val="2"/>
+          <w:lang w:val="en-US" w:eastAsia="en-US"/>
+          <w14:ligatures w14:val="standardContextual"/>
+        </w:rPr>
+        <w:t>“</w:t>
+      </w:r>
+      <w:r>
+        <w:rPr>
+          <w:rFonts w:asciiTheme="minorHAnsi" w:eastAsiaTheme="minorHAnsi" w:hAnsiTheme="minorHAnsi" w:cstheme="minorBidi"/>
+          <w:kern w:val="2"/>
+          <w:lang w:val="en-US" w:eastAsia="en-US"/>
+          <w14:ligatures w14:val="standardContextual"/>
+        </w:rPr>
+        <w:t xml:space="preserve">However, in soft-bottom areas where native habitat formers are lacking, dense mats of </w:t>
+      </w:r>
+      <w:r>
+        <w:rPr>
+          <w:rFonts w:asciiTheme="minorHAnsi" w:eastAsiaTheme="minorHAnsi" w:hAnsiTheme="minorHAnsi" w:cstheme="minorBidi"/>
+          <w:i/>
+          <w:iCs/>
+          <w:kern w:val="2"/>
+          <w:lang w:val="en-US" w:eastAsia="en-US"/>
+          <w14:ligatures w14:val="standardContextual"/>
         </w:rPr>
         <w:t xml:space="preserve">G. </w:t>
       </w:r>
       <w:proofErr w:type="spellStart"/>
       <w:r>
         <w:rPr>
-          <w:i/>
-          <w:iCs/>
-          <w:lang w:val="en-US"/>
+          <w:rFonts w:asciiTheme="minorHAnsi" w:eastAsiaTheme="minorHAnsi" w:hAnsiTheme="minorHAnsi" w:cstheme="minorBidi"/>
+          <w:i/>
+          <w:iCs/>
+          <w:kern w:val="2"/>
+          <w:lang w:val="en-US" w:eastAsia="en-US"/>
+          <w14:ligatures w14:val="standardContextual"/>
         </w:rPr>
         <w:t>vermiculophylla</w:t>
       </w:r>
       <w:proofErr w:type="spellEnd"/>
       <w:r>
         <w:rPr>
-          <w:lang w:val="en-US"/>
-        </w:rPr>
-        <w:t xml:space="preserve"> produced a positive, density-dependent boost to several ecosystem functions (e.g., nursery habitat, epifaunal diversity, flow attenuation</w:t>
-      </w:r>
-      <w:proofErr w:type="gramStart"/>
-      <w:r>
-        <w:rPr>
-          <w:lang w:val="en-US"/>
-        </w:rPr>
-        <w:t>) .</w:t>
-      </w:r>
-      <w:proofErr w:type="gramEnd"/>
-      <w:r>
-        <w:rPr>
-          <w:lang w:val="en-US"/>
-        </w:rPr>
-        <w:t xml:space="preserve"> On that basis </w:t>
-      </w:r>
-      <w:r>
-        <w:rPr>
-          <w:lang w:val="en-US"/>
-        </w:rPr>
-        <w:t xml:space="preserve">we </w:t>
-      </w:r>
-      <w:r>
-        <w:rPr>
-          <w:lang w:val="en-US"/>
-        </w:rPr>
-        <w:t xml:space="preserve">argue that, when native habitat </w:t>
-      </w:r>
-      <w:r>
-        <w:rPr>
-          <w:lang w:val="en-US"/>
-        </w:rPr>
-        <w:t>foundation species</w:t>
-      </w:r>
-      <w:r>
-        <w:rPr>
-          <w:lang w:val="en-US"/>
-        </w:rPr>
-        <w:t xml:space="preserve"> have been lost, invasive habitat-forming </w:t>
-      </w:r>
-      <w:proofErr w:type="gramStart"/>
-      <w:r>
-        <w:rPr>
-          <w:lang w:val="en-US"/>
-        </w:rPr>
-        <w:t>seaweeds</w:t>
-      </w:r>
-      <w:proofErr w:type="gramEnd"/>
-      <w:r>
-        <w:rPr>
-          <w:lang w:val="en-US"/>
-        </w:rPr>
-        <w:t xml:space="preserve"> may temporarily supply </w:t>
-      </w:r>
-      <w:r>
-        <w:rPr>
-          <w:lang w:val="en-US"/>
-        </w:rPr>
-        <w:lastRenderedPageBreak/>
-        <w:t>valuable functions and therefore deserve context-specific consideration by managers</w:t>
-      </w:r>
-      <w:r>
-        <w:rPr>
-          <w:lang w:val="en-US"/>
-        </w:rPr>
-        <w:t>.</w:t>
-      </w:r>
-      <w:r>
-        <w:rPr>
-          <w:lang w:val="en-US"/>
-        </w:rPr>
-        <w:t xml:space="preserve"> </w:t>
-      </w:r>
-      <w:r>
-        <w:rPr>
-          <w:lang w:val="en-US"/>
-        </w:rPr>
-        <w:t xml:space="preserve">We have therefore revised the manuscript text </w:t>
-      </w:r>
-      <w:r>
-        <w:rPr>
-          <w:lang w:val="en-US"/>
-        </w:rPr>
-        <w:t xml:space="preserve">as </w:t>
-      </w:r>
-      <w:proofErr w:type="gramStart"/>
-      <w:r>
-        <w:rPr>
-          <w:lang w:val="en-US"/>
-        </w:rPr>
-        <w:t>following</w:t>
-      </w:r>
-      <w:proofErr w:type="gramEnd"/>
-      <w:r>
-        <w:rPr>
-          <w:lang w:val="en-US"/>
-        </w:rPr>
-        <w:t>:</w:t>
+          <w:rFonts w:asciiTheme="minorHAnsi" w:eastAsiaTheme="minorHAnsi" w:hAnsiTheme="minorHAnsi" w:cstheme="minorBidi"/>
+          <w:kern w:val="2"/>
+          <w:lang w:val="en-US" w:eastAsia="en-US"/>
+          <w14:ligatures w14:val="standardContextual"/>
+        </w:rPr>
+        <w:t xml:space="preserve"> can partially offset the loss of ecosystem functions—for example by creating refuge for invertebrates and juvenile fishes and by attenuating near-bed flow—although they do not provide the rhizome-mediated sediment </w:t>
+      </w:r>
+      <w:proofErr w:type="spellStart"/>
+      <w:r>
+        <w:rPr>
+          <w:rFonts w:asciiTheme="minorHAnsi" w:eastAsiaTheme="minorHAnsi" w:hAnsiTheme="minorHAnsi" w:cstheme="minorBidi"/>
+          <w:kern w:val="2"/>
+          <w:lang w:val="en-US" w:eastAsia="en-US"/>
+          <w14:ligatures w14:val="standardContextual"/>
+        </w:rPr>
+        <w:t>stabilisation</w:t>
+      </w:r>
+      <w:proofErr w:type="spellEnd"/>
+      <w:r>
+        <w:rPr>
+          <w:rFonts w:asciiTheme="minorHAnsi" w:eastAsiaTheme="minorHAnsi" w:hAnsiTheme="minorHAnsi" w:cstheme="minorBidi"/>
+          <w:kern w:val="2"/>
+          <w:lang w:val="en-US" w:eastAsia="en-US"/>
+          <w14:ligatures w14:val="standardContextual"/>
+        </w:rPr>
+        <w:t xml:space="preserve"> or long-term carbon storage typical of seagrass beds (Ramus et al. 2017</w:t>
+      </w:r>
+      <w:r>
+        <w:rPr>
+          <w:rFonts w:asciiTheme="minorHAnsi" w:eastAsiaTheme="minorHAnsi" w:hAnsiTheme="minorHAnsi" w:cstheme="minorBidi"/>
+          <w:kern w:val="2"/>
+          <w:lang w:val="en-US" w:eastAsia="en-US"/>
+          <w14:ligatures w14:val="standardContextual"/>
+        </w:rPr>
+        <w:t xml:space="preserve"> ; Thomsen 2010</w:t>
+      </w:r>
+      <w:r>
+        <w:rPr>
+          <w:rFonts w:asciiTheme="minorHAnsi" w:eastAsiaTheme="minorHAnsi" w:hAnsiTheme="minorHAnsi" w:cstheme="minorBidi"/>
+          <w:kern w:val="2"/>
+          <w:lang w:val="en-US" w:eastAsia="en-US"/>
+          <w14:ligatures w14:val="standardContextual"/>
+        </w:rPr>
+        <w:t>).”</w:t>
       </w:r>
     </w:p>
     <w:p>
@@ -583,77 +684,6 @@
           <w14:ligatures w14:val="standardContextual"/>
         </w:rPr>
       </w:pPr>
-      <w:r>
-        <w:rPr>
-          <w:rFonts w:asciiTheme="minorHAnsi" w:eastAsiaTheme="minorHAnsi" w:hAnsiTheme="minorHAnsi" w:cstheme="minorBidi"/>
-          <w:kern w:val="2"/>
-          <w:lang w:val="en-US" w:eastAsia="en-US"/>
-          <w14:ligatures w14:val="standardContextual"/>
-        </w:rPr>
-        <w:t>“</w:t>
-      </w:r>
-      <w:r>
-        <w:rPr>
-          <w:rFonts w:asciiTheme="minorHAnsi" w:eastAsiaTheme="minorHAnsi" w:hAnsiTheme="minorHAnsi" w:cstheme="minorBidi"/>
-          <w:kern w:val="2"/>
-          <w:lang w:val="en-US" w:eastAsia="en-US"/>
-          <w14:ligatures w14:val="standardContextual"/>
-        </w:rPr>
-        <w:t xml:space="preserve">However, in soft-bottom areas where native habitat formers are lacking, dense mats of </w:t>
-      </w:r>
-      <w:r>
-        <w:rPr>
-          <w:rFonts w:asciiTheme="minorHAnsi" w:eastAsiaTheme="minorHAnsi" w:hAnsiTheme="minorHAnsi" w:cstheme="minorBidi"/>
-          <w:i/>
-          <w:iCs/>
-          <w:kern w:val="2"/>
-          <w:lang w:val="en-US" w:eastAsia="en-US"/>
-          <w14:ligatures w14:val="standardContextual"/>
-        </w:rPr>
-        <w:t xml:space="preserve">G. </w:t>
-      </w:r>
-      <w:proofErr w:type="spellStart"/>
-      <w:r>
-        <w:rPr>
-          <w:rFonts w:asciiTheme="minorHAnsi" w:eastAsiaTheme="minorHAnsi" w:hAnsiTheme="minorHAnsi" w:cstheme="minorBidi"/>
-          <w:i/>
-          <w:iCs/>
-          <w:kern w:val="2"/>
-          <w:lang w:val="en-US" w:eastAsia="en-US"/>
-          <w14:ligatures w14:val="standardContextual"/>
-        </w:rPr>
-        <w:t>vermiculophylla</w:t>
-      </w:r>
-      <w:proofErr w:type="spellEnd"/>
-      <w:r>
-        <w:rPr>
-          <w:rFonts w:asciiTheme="minorHAnsi" w:eastAsiaTheme="minorHAnsi" w:hAnsiTheme="minorHAnsi" w:cstheme="minorBidi"/>
-          <w:kern w:val="2"/>
-          <w:lang w:val="en-US" w:eastAsia="en-US"/>
-          <w14:ligatures w14:val="standardContextual"/>
-        </w:rPr>
-        <w:t xml:space="preserve"> can partially offset the loss of ecosystem functions—for example by creating refuge for invertebrates and juvenile fishes and by attenuating near-bed flow—although they do not provide the rhizome-mediated sediment </w:t>
-      </w:r>
-      <w:proofErr w:type="spellStart"/>
-      <w:r>
-        <w:rPr>
-          <w:rFonts w:asciiTheme="minorHAnsi" w:eastAsiaTheme="minorHAnsi" w:hAnsiTheme="minorHAnsi" w:cstheme="minorBidi"/>
-          <w:kern w:val="2"/>
-          <w:lang w:val="en-US" w:eastAsia="en-US"/>
-          <w14:ligatures w14:val="standardContextual"/>
-        </w:rPr>
-        <w:t>stabilisation</w:t>
-      </w:r>
-      <w:proofErr w:type="spellEnd"/>
-      <w:r>
-        <w:rPr>
-          <w:rFonts w:asciiTheme="minorHAnsi" w:eastAsiaTheme="minorHAnsi" w:hAnsiTheme="minorHAnsi" w:cstheme="minorBidi"/>
-          <w:kern w:val="2"/>
-          <w:lang w:val="en-US" w:eastAsia="en-US"/>
-          <w14:ligatures w14:val="standardContextual"/>
-        </w:rPr>
-        <w:t xml:space="preserve"> or long-term carbon storage typical of seagrass beds (Ramus et al. 2017).”</w:t>
-      </w:r>
     </w:p>
     <w:p>
       <w:pPr>
@@ -680,29 +710,7 @@
           <w:lang w:val="en-US" w:eastAsia="en-US"/>
           <w14:ligatures w14:val="standardContextual"/>
         </w:rPr>
-        <w:t>“</w:t>
-      </w:r>
-      <w:r>
-        <w:rPr>
-          <w:rFonts w:asciiTheme="minorHAnsi" w:eastAsiaTheme="minorHAnsi" w:hAnsiTheme="minorHAnsi" w:cstheme="minorBidi"/>
-          <w:i/>
-          <w:iCs/>
-          <w:kern w:val="2"/>
-          <w:lang w:val="en-US" w:eastAsia="en-US"/>
-          <w14:ligatures w14:val="standardContextual"/>
-        </w:rPr>
-        <w:t>Sotka et al. 2018 also investigated salinity.</w:t>
-      </w:r>
-      <w:r>
-        <w:rPr>
-          <w:rFonts w:asciiTheme="minorHAnsi" w:eastAsiaTheme="minorHAnsi" w:hAnsiTheme="minorHAnsi" w:cstheme="minorBidi"/>
-          <w:i/>
-          <w:iCs/>
-          <w:kern w:val="2"/>
-          <w:lang w:val="en-US" w:eastAsia="en-US"/>
-          <w14:ligatures w14:val="standardContextual"/>
-        </w:rPr>
-        <w:t>”</w:t>
+        <w:t>“Sotka et al. 2018 also investigated salinity.”</w:t>
       </w:r>
     </w:p>
     <w:p>
@@ -799,6 +807,17 @@
         </w:rPr>
         <w:t xml:space="preserve"> with salinity.</w:t>
       </w:r>
+    </w:p>
+    <w:p>
+      <w:pPr>
+        <w:pStyle w:val="NormalWeb"/>
+        <w:rPr>
+          <w:rFonts w:asciiTheme="minorHAnsi" w:eastAsiaTheme="minorHAnsi" w:hAnsiTheme="minorHAnsi" w:cstheme="minorBidi"/>
+          <w:kern w:val="2"/>
+          <w:lang w:val="en-US" w:eastAsia="en-US"/>
+          <w14:ligatures w14:val="standardContextual"/>
+        </w:rPr>
+      </w:pPr>
     </w:p>
     <w:p>
       <w:pPr>
@@ -809,14 +828,29 @@
         </w:numPr>
         <w:rPr>
           <w:rFonts w:asciiTheme="minorHAnsi" w:eastAsiaTheme="minorHAnsi" w:hAnsiTheme="minorHAnsi" w:cstheme="minorBidi"/>
-          <w:kern w:val="2"/>
-          <w:lang w:val="en-US" w:eastAsia="en-US"/>
-          <w14:ligatures w14:val="standardContextual"/>
-        </w:rPr>
-      </w:pPr>
-      <w:r>
-        <w:rPr>
-          <w:rFonts w:asciiTheme="minorHAnsi" w:eastAsiaTheme="minorHAnsi" w:hAnsiTheme="minorHAnsi" w:cstheme="minorBidi"/>
+          <w:i/>
+          <w:iCs/>
+          <w:kern w:val="2"/>
+          <w:lang w:val="en-US" w:eastAsia="en-US"/>
+          <w14:ligatures w14:val="standardContextual"/>
+        </w:rPr>
+      </w:pPr>
+      <w:r>
+        <w:rPr>
+          <w:rFonts w:asciiTheme="minorHAnsi" w:eastAsiaTheme="minorHAnsi" w:hAnsiTheme="minorHAnsi" w:cstheme="minorBidi"/>
+          <w:i/>
+          <w:iCs/>
+          <w:kern w:val="2"/>
+          <w:lang w:val="en-US" w:eastAsia="en-US"/>
+          <w14:ligatures w14:val="standardContextual"/>
+        </w:rPr>
+        <w:t>“</w:t>
+      </w:r>
+      <w:r>
+        <w:rPr>
+          <w:rFonts w:asciiTheme="minorHAnsi" w:eastAsiaTheme="minorHAnsi" w:hAnsiTheme="minorHAnsi" w:cstheme="minorBidi"/>
+          <w:i/>
+          <w:iCs/>
           <w:kern w:val="2"/>
           <w:lang w:val="en-US" w:eastAsia="en-US"/>
           <w14:ligatures w14:val="standardContextual"/>
@@ -827,6 +861,8 @@
       <w:r>
         <w:rPr>
           <w:rFonts w:asciiTheme="minorHAnsi" w:eastAsiaTheme="minorHAnsi" w:hAnsiTheme="minorHAnsi" w:cstheme="minorBidi"/>
+          <w:i/>
+          <w:iCs/>
           <w:kern w:val="2"/>
           <w:lang w:val="en-US" w:eastAsia="en-US"/>
           <w14:ligatures w14:val="standardContextual"/>
@@ -837,6 +873,8 @@
       <w:r>
         <w:rPr>
           <w:rFonts w:asciiTheme="minorHAnsi" w:eastAsiaTheme="minorHAnsi" w:hAnsiTheme="minorHAnsi" w:cstheme="minorBidi"/>
+          <w:i/>
+          <w:iCs/>
           <w:kern w:val="2"/>
           <w:lang w:val="en-US" w:eastAsia="en-US"/>
           <w14:ligatures w14:val="standardContextual"/>
@@ -847,6 +885,8 @@
       <w:r>
         <w:rPr>
           <w:rFonts w:asciiTheme="minorHAnsi" w:eastAsiaTheme="minorHAnsi" w:hAnsiTheme="minorHAnsi" w:cstheme="minorBidi"/>
+          <w:i/>
+          <w:iCs/>
           <w:kern w:val="2"/>
           <w:lang w:val="en-US" w:eastAsia="en-US"/>
           <w14:ligatures w14:val="standardContextual"/>
@@ -857,6 +897,8 @@
       <w:r>
         <w:rPr>
           <w:rFonts w:asciiTheme="minorHAnsi" w:eastAsiaTheme="minorHAnsi" w:hAnsiTheme="minorHAnsi" w:cstheme="minorBidi"/>
+          <w:i/>
+          <w:iCs/>
           <w:kern w:val="2"/>
           <w:lang w:val="en-US" w:eastAsia="en-US"/>
           <w14:ligatures w14:val="standardContextual"/>
@@ -867,6 +909,8 @@
       <w:r>
         <w:rPr>
           <w:rFonts w:asciiTheme="minorHAnsi" w:eastAsiaTheme="minorHAnsi" w:hAnsiTheme="minorHAnsi" w:cstheme="minorBidi"/>
+          <w:i/>
+          <w:iCs/>
           <w:kern w:val="2"/>
           <w:lang w:val="en-US" w:eastAsia="en-US"/>
           <w14:ligatures w14:val="standardContextual"/>
@@ -877,6 +921,8 @@
       <w:r>
         <w:rPr>
           <w:rFonts w:asciiTheme="minorHAnsi" w:eastAsiaTheme="minorHAnsi" w:hAnsiTheme="minorHAnsi" w:cstheme="minorBidi"/>
+          <w:i/>
+          <w:iCs/>
           <w:kern w:val="2"/>
           <w:lang w:val="en-US" w:eastAsia="en-US"/>
           <w14:ligatures w14:val="standardContextual"/>
@@ -887,6 +933,8 @@
       <w:r>
         <w:rPr>
           <w:rFonts w:asciiTheme="minorHAnsi" w:eastAsiaTheme="minorHAnsi" w:hAnsiTheme="minorHAnsi" w:cstheme="minorBidi"/>
+          <w:i/>
+          <w:iCs/>
           <w:kern w:val="2"/>
           <w:lang w:val="en-US" w:eastAsia="en-US"/>
           <w14:ligatures w14:val="standardContextual"/>
@@ -897,6 +945,8 @@
       <w:r>
         <w:rPr>
           <w:rFonts w:asciiTheme="minorHAnsi" w:eastAsiaTheme="minorHAnsi" w:hAnsiTheme="minorHAnsi" w:cstheme="minorBidi"/>
+          <w:i/>
+          <w:iCs/>
           <w:kern w:val="2"/>
           <w:lang w:val="en-US" w:eastAsia="en-US"/>
           <w14:ligatures w14:val="standardContextual"/>
@@ -907,6 +957,8 @@
       <w:r>
         <w:rPr>
           <w:rFonts w:asciiTheme="minorHAnsi" w:eastAsiaTheme="minorHAnsi" w:hAnsiTheme="minorHAnsi" w:cstheme="minorBidi"/>
+          <w:i/>
+          <w:iCs/>
           <w:kern w:val="2"/>
           <w:lang w:val="en-US" w:eastAsia="en-US"/>
           <w14:ligatures w14:val="standardContextual"/>
@@ -917,12 +969,25 @@
       <w:r>
         <w:rPr>
           <w:rFonts w:asciiTheme="minorHAnsi" w:eastAsiaTheme="minorHAnsi" w:hAnsiTheme="minorHAnsi" w:cstheme="minorBidi"/>
+          <w:i/>
+          <w:iCs/>
           <w:kern w:val="2"/>
           <w:lang w:val="en-US" w:eastAsia="en-US"/>
           <w14:ligatures w14:val="standardContextual"/>
         </w:rPr>
         <w:t xml:space="preserve"> region in the US that also show this.</w:t>
       </w:r>
+      <w:r>
+        <w:rPr>
+          <w:rFonts w:asciiTheme="minorHAnsi" w:eastAsiaTheme="minorHAnsi" w:hAnsiTheme="minorHAnsi" w:cstheme="minorBidi"/>
+          <w:i/>
+          <w:iCs/>
+          <w:kern w:val="2"/>
+          <w:lang w:val="en-US" w:eastAsia="en-US"/>
+          <w14:ligatures w14:val="standardContextual"/>
+        </w:rPr>
+        <w:t>”</w:t>
+      </w:r>
     </w:p>
     <w:p>
       <w:pPr>
@@ -981,6 +1046,17 @@
         </w:rPr>
         <w:t xml:space="preserve"> are biogenic structures rather than true “hard” substrates. We have therefore revised the sentence to distinguish between lithic and biogenic attachment surfaces and to cite a broader body of work, including the Mid-Atlantic studies you mentioned:</w:t>
       </w:r>
+    </w:p>
+    <w:p>
+      <w:pPr>
+        <w:pStyle w:val="NormalWeb"/>
+        <w:rPr>
+          <w:rFonts w:asciiTheme="minorHAnsi" w:eastAsiaTheme="minorHAnsi" w:hAnsiTheme="minorHAnsi" w:cstheme="minorBidi"/>
+          <w:kern w:val="2"/>
+          <w:lang w:val="en-US" w:eastAsia="en-US"/>
+          <w14:ligatures w14:val="standardContextual"/>
+        </w:rPr>
+      </w:pPr>
       <w:r>
         <w:rPr>
           <w:rFonts w:asciiTheme="minorHAnsi" w:eastAsiaTheme="minorHAnsi" w:hAnsiTheme="minorHAnsi" w:cstheme="minorBidi"/>
@@ -1070,34 +1146,74 @@
           <w:lang w:val="en-US" w:eastAsia="en-US"/>
           <w14:ligatures w14:val="standardContextual"/>
         </w:rPr>
-        <w:t xml:space="preserve"> shells (Thomsen 2007</w:t>
-      </w:r>
-      <w:r>
-        <w:rPr>
-          <w:rFonts w:asciiTheme="minorHAnsi" w:eastAsiaTheme="minorHAnsi" w:hAnsiTheme="minorHAnsi" w:cstheme="minorBidi"/>
-          <w:kern w:val="2"/>
-          <w:lang w:val="en-US" w:eastAsia="en-US"/>
-          <w14:ligatures w14:val="standardContextual"/>
-        </w:rPr>
-        <w:t xml:space="preserve"> ; </w:t>
-      </w:r>
-      <w:r>
-        <w:rPr>
-          <w:rFonts w:asciiTheme="minorHAnsi" w:eastAsiaTheme="minorHAnsi" w:hAnsiTheme="minorHAnsi" w:cstheme="minorBidi"/>
-          <w:kern w:val="2"/>
-          <w:lang w:val="en-US" w:eastAsia="en-US"/>
-          <w14:ligatures w14:val="standardContextual"/>
-        </w:rPr>
-        <w:t>Krueger-Hadfield et al. 2023</w:t>
-      </w:r>
-      <w:r>
-        <w:rPr>
-          <w:rFonts w:asciiTheme="minorHAnsi" w:eastAsiaTheme="minorHAnsi" w:hAnsiTheme="minorHAnsi" w:cstheme="minorBidi"/>
-          <w:kern w:val="2"/>
-          <w:lang w:val="en-US" w:eastAsia="en-US"/>
-          <w14:ligatures w14:val="standardContextual"/>
-        </w:rPr>
-        <w:t xml:space="preserve"> ; </w:t>
+        <w:t xml:space="preserve"> shells (Thomsen </w:t>
+      </w:r>
+      <w:proofErr w:type="gramStart"/>
+      <w:r>
+        <w:rPr>
+          <w:rFonts w:asciiTheme="minorHAnsi" w:eastAsiaTheme="minorHAnsi" w:hAnsiTheme="minorHAnsi" w:cstheme="minorBidi"/>
+          <w:kern w:val="2"/>
+          <w:lang w:val="en-US" w:eastAsia="en-US"/>
+          <w14:ligatures w14:val="standardContextual"/>
+        </w:rPr>
+        <w:t>2007</w:t>
+      </w:r>
+      <w:r>
+        <w:rPr>
+          <w:rFonts w:asciiTheme="minorHAnsi" w:eastAsiaTheme="minorHAnsi" w:hAnsiTheme="minorHAnsi" w:cstheme="minorBidi"/>
+          <w:kern w:val="2"/>
+          <w:lang w:val="en-US" w:eastAsia="en-US"/>
+          <w14:ligatures w14:val="standardContextual"/>
+        </w:rPr>
+        <w:t xml:space="preserve"> ;</w:t>
+      </w:r>
+      <w:proofErr w:type="gramEnd"/>
+      <w:r>
+        <w:rPr>
+          <w:rFonts w:asciiTheme="minorHAnsi" w:eastAsiaTheme="minorHAnsi" w:hAnsiTheme="minorHAnsi" w:cstheme="minorBidi"/>
+          <w:kern w:val="2"/>
+          <w:lang w:val="en-US" w:eastAsia="en-US"/>
+          <w14:ligatures w14:val="standardContextual"/>
+        </w:rPr>
+        <w:t xml:space="preserve"> </w:t>
+      </w:r>
+      <w:r>
+        <w:rPr>
+          <w:rFonts w:asciiTheme="minorHAnsi" w:eastAsiaTheme="minorHAnsi" w:hAnsiTheme="minorHAnsi" w:cstheme="minorBidi"/>
+          <w:kern w:val="2"/>
+          <w:lang w:val="en-US" w:eastAsia="en-US"/>
+          <w14:ligatures w14:val="standardContextual"/>
+        </w:rPr>
+        <w:t xml:space="preserve">Krueger-Hadfield et al. </w:t>
+      </w:r>
+      <w:proofErr w:type="gramStart"/>
+      <w:r>
+        <w:rPr>
+          <w:rFonts w:asciiTheme="minorHAnsi" w:eastAsiaTheme="minorHAnsi" w:hAnsiTheme="minorHAnsi" w:cstheme="minorBidi"/>
+          <w:kern w:val="2"/>
+          <w:lang w:val="en-US" w:eastAsia="en-US"/>
+          <w14:ligatures w14:val="standardContextual"/>
+        </w:rPr>
+        <w:t>2023</w:t>
+      </w:r>
+      <w:r>
+        <w:rPr>
+          <w:rFonts w:asciiTheme="minorHAnsi" w:eastAsiaTheme="minorHAnsi" w:hAnsiTheme="minorHAnsi" w:cstheme="minorBidi"/>
+          <w:kern w:val="2"/>
+          <w:lang w:val="en-US" w:eastAsia="en-US"/>
+          <w14:ligatures w14:val="standardContextual"/>
+        </w:rPr>
+        <w:t xml:space="preserve"> ;</w:t>
+      </w:r>
+      <w:proofErr w:type="gramEnd"/>
+      <w:r>
+        <w:rPr>
+          <w:rFonts w:asciiTheme="minorHAnsi" w:eastAsiaTheme="minorHAnsi" w:hAnsiTheme="minorHAnsi" w:cstheme="minorBidi"/>
+          <w:kern w:val="2"/>
+          <w:lang w:val="en-US" w:eastAsia="en-US"/>
+          <w14:ligatures w14:val="standardContextual"/>
+        </w:rPr>
+        <w:t xml:space="preserve"> </w:t>
       </w:r>
       <w:r>
         <w:rPr>
@@ -1166,6 +1282,4833 @@
         </w:rPr>
         <w:t>”</w:t>
       </w:r>
+    </w:p>
+    <w:p>
+      <w:pPr>
+        <w:rPr>
+          <w:lang w:val="en-US"/>
+        </w:rPr>
+      </w:pPr>
+      <w:r>
+        <w:rPr>
+          <w:lang w:val="en-US"/>
+        </w:rPr>
+        <w:br w:type="page"/>
+      </w:r>
+    </w:p>
+    <w:p>
+      <w:pPr>
+        <w:pStyle w:val="NormalWeb"/>
+        <w:numPr>
+          <w:ilvl w:val="0"/>
+          <w:numId w:val="1"/>
+        </w:numPr>
+        <w:rPr>
+          <w:rFonts w:asciiTheme="minorHAnsi" w:eastAsiaTheme="minorHAnsi" w:hAnsiTheme="minorHAnsi" w:cstheme="minorBidi"/>
+          <w:i/>
+          <w:iCs/>
+          <w:kern w:val="2"/>
+          <w:lang w:val="en-US" w:eastAsia="en-US"/>
+          <w14:ligatures w14:val="standardContextual"/>
+        </w:rPr>
+      </w:pPr>
+      <w:r>
+        <w:rPr>
+          <w:rFonts w:asciiTheme="minorHAnsi" w:eastAsiaTheme="minorHAnsi" w:hAnsiTheme="minorHAnsi" w:cstheme="minorBidi"/>
+          <w:i/>
+          <w:iCs/>
+          <w:kern w:val="2"/>
+          <w:lang w:val="en-US" w:eastAsia="en-US"/>
+          <w14:ligatures w14:val="standardContextual"/>
+        </w:rPr>
+        <w:lastRenderedPageBreak/>
+        <w:t>“</w:t>
+      </w:r>
+      <w:r>
+        <w:rPr>
+          <w:rFonts w:asciiTheme="minorHAnsi" w:eastAsiaTheme="minorHAnsi" w:hAnsiTheme="minorHAnsi" w:cstheme="minorBidi"/>
+          <w:i/>
+          <w:iCs/>
+          <w:kern w:val="2"/>
+          <w:lang w:val="en-US" w:eastAsia="en-US"/>
+          <w14:ligatures w14:val="standardContextual"/>
+        </w:rPr>
+        <w:t xml:space="preserve">The reference to large areas being unquantified - see Krueger-Hadfield and Ross chapters in the VIMS Ecological Monitoring Program report that have also employed drones to map G. </w:t>
+      </w:r>
+      <w:proofErr w:type="spellStart"/>
+      <w:r>
+        <w:rPr>
+          <w:rFonts w:asciiTheme="minorHAnsi" w:eastAsiaTheme="minorHAnsi" w:hAnsiTheme="minorHAnsi" w:cstheme="minorBidi"/>
+          <w:i/>
+          <w:iCs/>
+          <w:kern w:val="2"/>
+          <w:lang w:val="en-US" w:eastAsia="en-US"/>
+          <w14:ligatures w14:val="standardContextual"/>
+        </w:rPr>
+        <w:t>vermiculophylla</w:t>
+      </w:r>
+      <w:proofErr w:type="spellEnd"/>
+      <w:r>
+        <w:rPr>
+          <w:rFonts w:asciiTheme="minorHAnsi" w:eastAsiaTheme="minorHAnsi" w:hAnsiTheme="minorHAnsi" w:cstheme="minorBidi"/>
+          <w:i/>
+          <w:iCs/>
+          <w:kern w:val="2"/>
+          <w:lang w:val="en-US" w:eastAsia="en-US"/>
+          <w14:ligatures w14:val="standardContextual"/>
+        </w:rPr>
+        <w:t xml:space="preserve"> populations on expansive mudflats (https://www.vims.edu/esl/research/emp/). This is again noted near the middle end of the introduction. There have been spatially explicit maps by hand by Thomsen and colleagues from </w:t>
+      </w:r>
+      <w:proofErr w:type="gramStart"/>
+      <w:r>
+        <w:rPr>
+          <w:rFonts w:asciiTheme="minorHAnsi" w:eastAsiaTheme="minorHAnsi" w:hAnsiTheme="minorHAnsi" w:cstheme="minorBidi"/>
+          <w:i/>
+          <w:iCs/>
+          <w:kern w:val="2"/>
+          <w:lang w:val="en-US" w:eastAsia="en-US"/>
+          <w14:ligatures w14:val="standardContextual"/>
+        </w:rPr>
+        <w:t>the VA</w:t>
+      </w:r>
+      <w:proofErr w:type="gramEnd"/>
+      <w:r>
+        <w:rPr>
+          <w:rFonts w:asciiTheme="minorHAnsi" w:eastAsiaTheme="minorHAnsi" w:hAnsiTheme="minorHAnsi" w:cstheme="minorBidi"/>
+          <w:i/>
+          <w:iCs/>
+          <w:kern w:val="2"/>
+          <w:lang w:val="en-US" w:eastAsia="en-US"/>
+          <w14:ligatures w14:val="standardContextual"/>
+        </w:rPr>
+        <w:t xml:space="preserve"> </w:t>
+      </w:r>
+      <w:proofErr w:type="gramStart"/>
+      <w:r>
+        <w:rPr>
+          <w:rFonts w:asciiTheme="minorHAnsi" w:eastAsiaTheme="minorHAnsi" w:hAnsiTheme="minorHAnsi" w:cstheme="minorBidi"/>
+          <w:i/>
+          <w:iCs/>
+          <w:kern w:val="2"/>
+          <w:lang w:val="en-US" w:eastAsia="en-US"/>
+          <w14:ligatures w14:val="standardContextual"/>
+        </w:rPr>
+        <w:t>LTER.</w:t>
+      </w:r>
+      <w:r>
+        <w:rPr>
+          <w:rFonts w:asciiTheme="minorHAnsi" w:eastAsiaTheme="minorHAnsi" w:hAnsiTheme="minorHAnsi" w:cstheme="minorBidi"/>
+          <w:i/>
+          <w:iCs/>
+          <w:kern w:val="2"/>
+          <w:lang w:val="en-US" w:eastAsia="en-US"/>
+          <w14:ligatures w14:val="standardContextual"/>
+        </w:rPr>
+        <w:t>”</w:t>
+      </w:r>
+      <w:proofErr w:type="gramEnd"/>
+    </w:p>
+    <w:p>
+      <w:pPr>
+        <w:pStyle w:val="NormalWeb"/>
+        <w:rPr>
+          <w:rFonts w:asciiTheme="minorHAnsi" w:eastAsiaTheme="minorHAnsi" w:hAnsiTheme="minorHAnsi" w:cstheme="minorBidi"/>
+          <w:kern w:val="2"/>
+          <w:lang w:val="en-US" w:eastAsia="en-US"/>
+          <w14:ligatures w14:val="standardContextual"/>
+        </w:rPr>
+      </w:pPr>
+      <w:r>
+        <w:rPr>
+          <w:rFonts w:asciiTheme="minorHAnsi" w:eastAsiaTheme="minorHAnsi" w:hAnsiTheme="minorHAnsi" w:cstheme="minorBidi"/>
+          <w:kern w:val="2"/>
+          <w:lang w:val="en-US" w:eastAsia="en-US"/>
+          <w14:ligatures w14:val="standardContextual"/>
+        </w:rPr>
+        <w:t>Thank you for drawing our attention to the recent spatial work coming out of the</w:t>
+      </w:r>
+      <w:r>
+        <w:rPr>
+          <w:rFonts w:asciiTheme="minorHAnsi" w:eastAsiaTheme="minorHAnsi" w:hAnsiTheme="minorHAnsi" w:cstheme="minorBidi"/>
+          <w:kern w:val="2"/>
+          <w:lang w:val="en-US" w:eastAsia="en-US"/>
+          <w14:ligatures w14:val="standardContextual"/>
+        </w:rPr>
+        <w:t xml:space="preserve"> VIMS. </w:t>
+      </w:r>
+      <w:r>
+        <w:rPr>
+          <w:rFonts w:asciiTheme="minorHAnsi" w:eastAsiaTheme="minorHAnsi" w:hAnsiTheme="minorHAnsi" w:cstheme="minorBidi"/>
+          <w:kern w:val="2"/>
+          <w:lang w:val="en-US" w:eastAsia="en-US"/>
+          <w14:ligatures w14:val="standardContextual"/>
+        </w:rPr>
+        <w:t>We agree that our original wording overstated the gap.</w:t>
+      </w:r>
+      <w:r>
+        <w:rPr>
+          <w:rFonts w:asciiTheme="minorHAnsi" w:eastAsiaTheme="minorHAnsi" w:hAnsiTheme="minorHAnsi" w:cstheme="minorBidi"/>
+          <w:kern w:val="2"/>
+          <w:lang w:val="en-US" w:eastAsia="en-US"/>
+          <w14:ligatures w14:val="standardContextual"/>
+        </w:rPr>
+        <w:t xml:space="preserve"> </w:t>
+      </w:r>
+      <w:r>
+        <w:rPr>
+          <w:rFonts w:asciiTheme="minorHAnsi" w:eastAsiaTheme="minorHAnsi" w:hAnsiTheme="minorHAnsi" w:cstheme="minorBidi"/>
+          <w:kern w:val="2"/>
+          <w:lang w:val="en-US" w:eastAsia="en-US"/>
+          <w14:ligatures w14:val="standardContextual"/>
+        </w:rPr>
+        <w:t xml:space="preserve">Regarding Thomsen’s work, we carefully re-examined his published papers and, although several discuss spatial distribution, we could not find any that include spatially explicit maps of </w:t>
+      </w:r>
+      <w:r>
+        <w:rPr>
+          <w:rFonts w:asciiTheme="minorHAnsi" w:eastAsiaTheme="minorHAnsi" w:hAnsiTheme="minorHAnsi" w:cstheme="minorBidi"/>
+          <w:i/>
+          <w:iCs/>
+          <w:kern w:val="2"/>
+          <w:lang w:val="en-US" w:eastAsia="en-US"/>
+          <w14:ligatures w14:val="standardContextual"/>
+        </w:rPr>
+        <w:t xml:space="preserve">G. </w:t>
+      </w:r>
+      <w:proofErr w:type="spellStart"/>
+      <w:r>
+        <w:rPr>
+          <w:rFonts w:asciiTheme="minorHAnsi" w:eastAsiaTheme="minorHAnsi" w:hAnsiTheme="minorHAnsi" w:cstheme="minorBidi"/>
+          <w:i/>
+          <w:iCs/>
+          <w:kern w:val="2"/>
+          <w:lang w:val="en-US" w:eastAsia="en-US"/>
+          <w14:ligatures w14:val="standardContextual"/>
+        </w:rPr>
+        <w:t>vermiculophylla</w:t>
+      </w:r>
+      <w:proofErr w:type="spellEnd"/>
+      <w:r>
+        <w:rPr>
+          <w:rFonts w:asciiTheme="minorHAnsi" w:eastAsiaTheme="minorHAnsi" w:hAnsiTheme="minorHAnsi" w:cstheme="minorBidi"/>
+          <w:kern w:val="2"/>
+          <w:lang w:val="en-US" w:eastAsia="en-US"/>
+          <w14:ligatures w14:val="standardContextual"/>
+        </w:rPr>
+        <w:t xml:space="preserve">. If </w:t>
+      </w:r>
+      <w:r>
+        <w:rPr>
+          <w:rFonts w:asciiTheme="minorHAnsi" w:eastAsiaTheme="minorHAnsi" w:hAnsiTheme="minorHAnsi" w:cstheme="minorBidi"/>
+          <w:kern w:val="2"/>
+          <w:lang w:val="en-US" w:eastAsia="en-US"/>
+          <w14:ligatures w14:val="standardContextual"/>
+        </w:rPr>
+        <w:t>you have</w:t>
+      </w:r>
+      <w:r>
+        <w:rPr>
+          <w:rFonts w:asciiTheme="minorHAnsi" w:eastAsiaTheme="minorHAnsi" w:hAnsiTheme="minorHAnsi" w:cstheme="minorBidi"/>
+          <w:kern w:val="2"/>
+          <w:lang w:val="en-US" w:eastAsia="en-US"/>
+          <w14:ligatures w14:val="standardContextual"/>
+        </w:rPr>
+        <w:t xml:space="preserve"> a specific citation that does contain such maps, we would be grateful to receive it and will incorporate it appropriately.</w:t>
+      </w:r>
+      <w:r>
+        <w:rPr>
+          <w:rFonts w:asciiTheme="minorHAnsi" w:eastAsiaTheme="minorHAnsi" w:hAnsiTheme="minorHAnsi" w:cstheme="minorBidi"/>
+          <w:kern w:val="2"/>
+          <w:lang w:val="en-US" w:eastAsia="en-US"/>
+          <w14:ligatures w14:val="standardContextual"/>
+        </w:rPr>
+        <w:t xml:space="preserve"> The text has been modified as follows:</w:t>
+      </w:r>
+    </w:p>
+    <w:p>
+      <w:pPr>
+        <w:pStyle w:val="NormalWeb"/>
+        <w:rPr>
+          <w:rFonts w:asciiTheme="minorHAnsi" w:eastAsiaTheme="minorHAnsi" w:hAnsiTheme="minorHAnsi" w:cstheme="minorBidi"/>
+          <w:kern w:val="2"/>
+          <w:lang w:val="en-US" w:eastAsia="en-US"/>
+          <w14:ligatures w14:val="standardContextual"/>
+        </w:rPr>
+      </w:pPr>
+      <w:r>
+        <w:rPr>
+          <w:rFonts w:asciiTheme="minorHAnsi" w:eastAsiaTheme="minorHAnsi" w:hAnsiTheme="minorHAnsi" w:cstheme="minorBidi"/>
+          <w:kern w:val="2"/>
+          <w:lang w:val="en-US" w:eastAsia="en-US"/>
+          <w14:ligatures w14:val="standardContextual"/>
+        </w:rPr>
+        <w:t>“</w:t>
+      </w:r>
+      <w:r>
+        <w:rPr>
+          <w:rFonts w:asciiTheme="minorHAnsi" w:eastAsiaTheme="minorHAnsi" w:hAnsiTheme="minorHAnsi" w:cstheme="minorBidi"/>
+          <w:kern w:val="2"/>
+          <w:lang w:val="en-US" w:eastAsia="en-US"/>
+          <w14:ligatures w14:val="standardContextual"/>
+        </w:rPr>
+        <w:t xml:space="preserve">Recent drone surveys have delineated </w:t>
+      </w:r>
+      <w:r>
+        <w:rPr>
+          <w:rFonts w:asciiTheme="minorHAnsi" w:eastAsiaTheme="minorHAnsi" w:hAnsiTheme="minorHAnsi" w:cstheme="minorBidi"/>
+          <w:i/>
+          <w:iCs/>
+          <w:kern w:val="2"/>
+          <w:lang w:val="en-US" w:eastAsia="en-US"/>
+          <w14:ligatures w14:val="standardContextual"/>
+        </w:rPr>
+        <w:t xml:space="preserve">G. </w:t>
+      </w:r>
+      <w:proofErr w:type="spellStart"/>
+      <w:r>
+        <w:rPr>
+          <w:rFonts w:asciiTheme="minorHAnsi" w:eastAsiaTheme="minorHAnsi" w:hAnsiTheme="minorHAnsi" w:cstheme="minorBidi"/>
+          <w:i/>
+          <w:iCs/>
+          <w:kern w:val="2"/>
+          <w:lang w:val="en-US" w:eastAsia="en-US"/>
+          <w14:ligatures w14:val="standardContextual"/>
+        </w:rPr>
+        <w:t>vermiculophylla</w:t>
+      </w:r>
+      <w:proofErr w:type="spellEnd"/>
+      <w:r>
+        <w:rPr>
+          <w:rFonts w:asciiTheme="minorHAnsi" w:eastAsiaTheme="minorHAnsi" w:hAnsiTheme="minorHAnsi" w:cstheme="minorBidi"/>
+          <w:kern w:val="2"/>
+          <w:lang w:val="en-US" w:eastAsia="en-US"/>
+          <w14:ligatures w14:val="standardContextual"/>
+        </w:rPr>
+        <w:t xml:space="preserve"> mats using either (</w:t>
+      </w:r>
+      <w:proofErr w:type="spellStart"/>
+      <w:r>
+        <w:rPr>
+          <w:rFonts w:asciiTheme="minorHAnsi" w:eastAsiaTheme="minorHAnsi" w:hAnsiTheme="minorHAnsi" w:cstheme="minorBidi"/>
+          <w:kern w:val="2"/>
+          <w:lang w:val="en-US" w:eastAsia="en-US"/>
+          <w14:ligatures w14:val="standardContextual"/>
+        </w:rPr>
+        <w:t>i</w:t>
+      </w:r>
+      <w:proofErr w:type="spellEnd"/>
+      <w:r>
+        <w:rPr>
+          <w:rFonts w:asciiTheme="minorHAnsi" w:eastAsiaTheme="minorHAnsi" w:hAnsiTheme="minorHAnsi" w:cstheme="minorBidi"/>
+          <w:kern w:val="2"/>
+          <w:lang w:val="en-US" w:eastAsia="en-US"/>
+          <w14:ligatures w14:val="standardContextual"/>
+        </w:rPr>
+        <w:t xml:space="preserve">) manual photointerpretation of </w:t>
+      </w:r>
+      <w:proofErr w:type="spellStart"/>
+      <w:r>
+        <w:rPr>
+          <w:rFonts w:asciiTheme="minorHAnsi" w:eastAsiaTheme="minorHAnsi" w:hAnsiTheme="minorHAnsi" w:cstheme="minorBidi"/>
+          <w:kern w:val="2"/>
+          <w:lang w:val="en-US" w:eastAsia="en-US"/>
+          <w14:ligatures w14:val="standardContextual"/>
+        </w:rPr>
+        <w:t>orthomosaics</w:t>
+      </w:r>
+      <w:proofErr w:type="spellEnd"/>
+      <w:r>
+        <w:rPr>
+          <w:rFonts w:asciiTheme="minorHAnsi" w:eastAsiaTheme="minorHAnsi" w:hAnsiTheme="minorHAnsi" w:cstheme="minorBidi"/>
+          <w:kern w:val="2"/>
+          <w:lang w:val="en-US" w:eastAsia="en-US"/>
+          <w14:ligatures w14:val="standardContextual"/>
+        </w:rPr>
+        <w:t xml:space="preserve"> or (ii) site-specific NDVI thresholds (e.g. Ross &amp; Krueger-Hadfield 2024). While informative, these techniques are difficult to transfer to new estuaries because both visual classification and NDVI </w:t>
+      </w:r>
+      <w:proofErr w:type="gramStart"/>
+      <w:r>
+        <w:rPr>
+          <w:rFonts w:asciiTheme="minorHAnsi" w:eastAsiaTheme="minorHAnsi" w:hAnsiTheme="minorHAnsi" w:cstheme="minorBidi"/>
+          <w:kern w:val="2"/>
+          <w:lang w:val="en-US" w:eastAsia="en-US"/>
+          <w14:ligatures w14:val="standardContextual"/>
+        </w:rPr>
+        <w:t>break-points</w:t>
+      </w:r>
+      <w:proofErr w:type="gramEnd"/>
+      <w:r>
+        <w:rPr>
+          <w:rFonts w:asciiTheme="minorHAnsi" w:eastAsiaTheme="minorHAnsi" w:hAnsiTheme="minorHAnsi" w:cstheme="minorBidi"/>
+          <w:kern w:val="2"/>
+          <w:lang w:val="en-US" w:eastAsia="en-US"/>
+          <w14:ligatures w14:val="standardContextual"/>
+        </w:rPr>
+        <w:t xml:space="preserve"> must be re-calibrated for local light, tide, and co-occurring algae. Thus basin-wide, </w:t>
+      </w:r>
+      <w:proofErr w:type="spellStart"/>
+      <w:r>
+        <w:rPr>
+          <w:rFonts w:asciiTheme="minorHAnsi" w:eastAsiaTheme="minorHAnsi" w:hAnsiTheme="minorHAnsi" w:cstheme="minorBidi"/>
+          <w:kern w:val="2"/>
+          <w:lang w:val="en-US" w:eastAsia="en-US"/>
+          <w14:ligatures w14:val="standardContextual"/>
+        </w:rPr>
+        <w:t>standardised</w:t>
+      </w:r>
+      <w:proofErr w:type="spellEnd"/>
+      <w:r>
+        <w:rPr>
+          <w:rFonts w:asciiTheme="minorHAnsi" w:eastAsiaTheme="minorHAnsi" w:hAnsiTheme="minorHAnsi" w:cstheme="minorBidi"/>
+          <w:kern w:val="2"/>
+          <w:lang w:val="en-US" w:eastAsia="en-US"/>
+          <w14:ligatures w14:val="standardContextual"/>
+        </w:rPr>
+        <w:t xml:space="preserve"> maps are still </w:t>
+      </w:r>
+      <w:proofErr w:type="gramStart"/>
+      <w:r>
+        <w:rPr>
+          <w:rFonts w:asciiTheme="minorHAnsi" w:eastAsiaTheme="minorHAnsi" w:hAnsiTheme="minorHAnsi" w:cstheme="minorBidi"/>
+          <w:kern w:val="2"/>
+          <w:lang w:val="en-US" w:eastAsia="en-US"/>
+          <w14:ligatures w14:val="standardContextual"/>
+        </w:rPr>
+        <w:t>lacking.</w:t>
+      </w:r>
+      <w:r>
+        <w:rPr>
+          <w:rFonts w:asciiTheme="minorHAnsi" w:eastAsiaTheme="minorHAnsi" w:hAnsiTheme="minorHAnsi" w:cstheme="minorBidi"/>
+          <w:kern w:val="2"/>
+          <w:lang w:val="en-US" w:eastAsia="en-US"/>
+          <w14:ligatures w14:val="standardContextual"/>
+        </w:rPr>
+        <w:t> »</w:t>
+      </w:r>
+      <w:proofErr w:type="gramEnd"/>
+    </w:p>
+    <w:p>
+      <w:pPr>
+        <w:pStyle w:val="NormalWeb"/>
+        <w:rPr>
+          <w:rFonts w:asciiTheme="minorHAnsi" w:eastAsiaTheme="minorHAnsi" w:hAnsiTheme="minorHAnsi" w:cstheme="minorBidi"/>
+          <w:kern w:val="2"/>
+          <w:lang w:val="en-US" w:eastAsia="en-US"/>
+          <w14:ligatures w14:val="standardContextual"/>
+        </w:rPr>
+      </w:pPr>
+    </w:p>
+    <w:p>
+      <w:pPr>
+        <w:pStyle w:val="NormalWeb"/>
+        <w:numPr>
+          <w:ilvl w:val="0"/>
+          <w:numId w:val="1"/>
+        </w:numPr>
+        <w:rPr>
+          <w:rFonts w:asciiTheme="minorHAnsi" w:eastAsiaTheme="minorHAnsi" w:hAnsiTheme="minorHAnsi" w:cstheme="minorBidi"/>
+          <w:kern w:val="2"/>
+          <w:lang w:val="en-US" w:eastAsia="en-US"/>
+          <w14:ligatures w14:val="standardContextual"/>
+        </w:rPr>
+      </w:pPr>
+      <w:r>
+        <w:rPr>
+          <w:rFonts w:asciiTheme="minorHAnsi" w:eastAsiaTheme="minorHAnsi" w:hAnsiTheme="minorHAnsi" w:cstheme="minorBidi"/>
+          <w:kern w:val="2"/>
+          <w:lang w:val="en-US" w:eastAsia="en-US"/>
+          <w14:ligatures w14:val="standardContextual"/>
+        </w:rPr>
+        <w:t>“</w:t>
+      </w:r>
+      <w:r>
+        <w:rPr>
+          <w:rFonts w:asciiTheme="minorHAnsi" w:eastAsiaTheme="minorHAnsi" w:hAnsiTheme="minorHAnsi" w:cstheme="minorBidi"/>
+          <w:kern w:val="2"/>
+          <w:lang w:val="en-US" w:eastAsia="en-US"/>
+          <w14:ligatures w14:val="standardContextual"/>
+        </w:rPr>
+        <w:t>The Ramus et al. 2017 citation says that many areas were devoid of macroalgae. This is untrue and stems from the focus of work happening during the summer when macroalgal biomass and diversity may not be representative of other times in the year.</w:t>
+      </w:r>
+      <w:r>
+        <w:rPr>
+          <w:rFonts w:asciiTheme="minorHAnsi" w:eastAsiaTheme="minorHAnsi" w:hAnsiTheme="minorHAnsi" w:cstheme="minorBidi"/>
+          <w:kern w:val="2"/>
+          <w:lang w:val="en-US" w:eastAsia="en-US"/>
+          <w14:ligatures w14:val="standardContextual"/>
+        </w:rPr>
+        <w:t>”</w:t>
+      </w:r>
+    </w:p>
+    <w:p>
+      <w:pPr>
+        <w:pStyle w:val="NormalWeb"/>
+        <w:rPr>
+          <w:rFonts w:asciiTheme="minorHAnsi" w:eastAsiaTheme="minorHAnsi" w:hAnsiTheme="minorHAnsi" w:cstheme="minorBidi"/>
+          <w:kern w:val="2"/>
+          <w:lang w:val="en-US" w:eastAsia="en-US"/>
+          <w14:ligatures w14:val="standardContextual"/>
+        </w:rPr>
+      </w:pPr>
+      <w:r>
+        <w:rPr>
+          <w:rFonts w:asciiTheme="minorHAnsi" w:eastAsiaTheme="minorHAnsi" w:hAnsiTheme="minorHAnsi" w:cstheme="minorBidi"/>
+          <w:kern w:val="2"/>
+          <w:lang w:val="en-US" w:eastAsia="en-US"/>
+          <w14:ligatures w14:val="standardContextual"/>
+        </w:rPr>
+        <w:t xml:space="preserve">Thank you for catching this over-statement. Ramus </w:t>
+      </w:r>
+      <w:r>
+        <w:rPr>
+          <w:rFonts w:asciiTheme="minorHAnsi" w:eastAsiaTheme="minorHAnsi" w:hAnsiTheme="minorHAnsi" w:cstheme="minorBidi"/>
+          <w:i/>
+          <w:iCs/>
+          <w:kern w:val="2"/>
+          <w:lang w:val="en-US" w:eastAsia="en-US"/>
+          <w14:ligatures w14:val="standardContextual"/>
+        </w:rPr>
+        <w:t>et al.</w:t>
+      </w:r>
+      <w:r>
+        <w:rPr>
+          <w:rFonts w:asciiTheme="minorHAnsi" w:eastAsiaTheme="minorHAnsi" w:hAnsiTheme="minorHAnsi" w:cstheme="minorBidi"/>
+          <w:kern w:val="2"/>
+          <w:lang w:val="en-US" w:eastAsia="en-US"/>
+          <w14:ligatures w14:val="standardContextual"/>
+        </w:rPr>
+        <w:t xml:space="preserve"> (2017) established their large-scale plots in July–September, when the experimental mudflat held virtually no upright macroalgae other than </w:t>
+      </w:r>
+      <w:r>
+        <w:rPr>
+          <w:rFonts w:asciiTheme="minorHAnsi" w:eastAsiaTheme="minorHAnsi" w:hAnsiTheme="minorHAnsi" w:cstheme="minorBidi"/>
+          <w:i/>
+          <w:iCs/>
+          <w:kern w:val="2"/>
+          <w:lang w:val="en-US" w:eastAsia="en-US"/>
+          <w14:ligatures w14:val="standardContextual"/>
+        </w:rPr>
+        <w:t xml:space="preserve">G. </w:t>
+      </w:r>
+      <w:proofErr w:type="spellStart"/>
+      <w:r>
+        <w:rPr>
+          <w:rFonts w:asciiTheme="minorHAnsi" w:eastAsiaTheme="minorHAnsi" w:hAnsiTheme="minorHAnsi" w:cstheme="minorBidi"/>
+          <w:i/>
+          <w:iCs/>
+          <w:kern w:val="2"/>
+          <w:lang w:val="en-US" w:eastAsia="en-US"/>
+          <w14:ligatures w14:val="standardContextual"/>
+        </w:rPr>
+        <w:t>vermiculophylla</w:t>
+      </w:r>
+      <w:proofErr w:type="spellEnd"/>
+      <w:r>
+        <w:rPr>
+          <w:rFonts w:asciiTheme="minorHAnsi" w:eastAsiaTheme="minorHAnsi" w:hAnsiTheme="minorHAnsi" w:cstheme="minorBidi"/>
+          <w:kern w:val="2"/>
+          <w:lang w:val="en-US" w:eastAsia="en-US"/>
+          <w14:ligatures w14:val="standardContextual"/>
+        </w:rPr>
+        <w:t>, and on that basis they referred to the habitat as “unvegetated.” Their study, however, did not assess the remainder of the year, and more recent seasonal surveys show that other macroalgal taxa can appear on the same flats in spring, autumn and winter, with summer representing the period of lowest biomass and diversity.</w:t>
+      </w:r>
+      <w:r>
+        <w:rPr>
+          <w:rFonts w:asciiTheme="minorHAnsi" w:eastAsiaTheme="minorHAnsi" w:hAnsiTheme="minorHAnsi" w:cstheme="minorBidi"/>
+          <w:kern w:val="2"/>
+          <w:lang w:val="en-US" w:eastAsia="en-US"/>
+          <w14:ligatures w14:val="standardContextual"/>
+        </w:rPr>
+        <w:t xml:space="preserve"> </w:t>
+      </w:r>
+      <w:r>
+        <w:rPr>
+          <w:rFonts w:asciiTheme="minorHAnsi" w:eastAsiaTheme="minorHAnsi" w:hAnsiTheme="minorHAnsi" w:cstheme="minorBidi"/>
+          <w:kern w:val="2"/>
+          <w:lang w:val="en-US" w:eastAsia="en-US"/>
+          <w14:ligatures w14:val="standardContextual"/>
+        </w:rPr>
+        <w:t>We have therefore tempered the sentence and added a note on seasonality:</w:t>
+      </w:r>
+    </w:p>
+    <w:p>
+      <w:pPr>
+        <w:pStyle w:val="NormalWeb"/>
+        <w:rPr>
+          <w:rFonts w:asciiTheme="minorHAnsi" w:eastAsiaTheme="minorHAnsi" w:hAnsiTheme="minorHAnsi" w:cstheme="minorBidi"/>
+          <w:kern w:val="2"/>
+          <w:lang w:val="en-US" w:eastAsia="en-US"/>
+          <w14:ligatures w14:val="standardContextual"/>
+        </w:rPr>
+      </w:pPr>
+      <w:r>
+        <w:rPr>
+          <w:rFonts w:asciiTheme="minorHAnsi" w:eastAsiaTheme="minorHAnsi" w:hAnsiTheme="minorHAnsi" w:cstheme="minorBidi"/>
+          <w:kern w:val="2"/>
+          <w:lang w:val="en-US" w:eastAsia="en-US"/>
+          <w14:ligatures w14:val="standardContextual"/>
+        </w:rPr>
+        <w:t xml:space="preserve">“Therefore, </w:t>
+      </w:r>
+      <w:r>
+        <w:rPr>
+          <w:rFonts w:asciiTheme="minorHAnsi" w:eastAsiaTheme="minorHAnsi" w:hAnsiTheme="minorHAnsi" w:cstheme="minorBidi"/>
+          <w:i/>
+          <w:iCs/>
+          <w:kern w:val="2"/>
+          <w:lang w:val="en-US" w:eastAsia="en-US"/>
+          <w14:ligatures w14:val="standardContextual"/>
+        </w:rPr>
+        <w:t xml:space="preserve">G. </w:t>
+      </w:r>
+      <w:proofErr w:type="spellStart"/>
+      <w:r>
+        <w:rPr>
+          <w:rFonts w:asciiTheme="minorHAnsi" w:eastAsiaTheme="minorHAnsi" w:hAnsiTheme="minorHAnsi" w:cstheme="minorBidi"/>
+          <w:i/>
+          <w:iCs/>
+          <w:kern w:val="2"/>
+          <w:lang w:val="en-US" w:eastAsia="en-US"/>
+          <w14:ligatures w14:val="standardContextual"/>
+        </w:rPr>
+        <w:t>vermiculophylla</w:t>
+      </w:r>
+      <w:proofErr w:type="spellEnd"/>
+      <w:r>
+        <w:rPr>
+          <w:rFonts w:asciiTheme="minorHAnsi" w:eastAsiaTheme="minorHAnsi" w:hAnsiTheme="minorHAnsi" w:cstheme="minorBidi"/>
+          <w:kern w:val="2"/>
+          <w:lang w:val="en-US" w:eastAsia="en-US"/>
+          <w14:ligatures w14:val="standardContextual"/>
+        </w:rPr>
+        <w:t xml:space="preserve"> can establish persistent populations in soft-sediment habitats where perennial macroalgal canopies are naturally sparse or seasonally absent.”</w:t>
+      </w:r>
+    </w:p>
+    <w:p>
+      <w:pPr>
+        <w:rPr>
+          <w:lang w:val="en-US"/>
+        </w:rPr>
+      </w:pPr>
+      <w:r>
+        <w:rPr>
+          <w:lang w:val="en-US"/>
+        </w:rPr>
+        <w:br w:type="page"/>
+      </w:r>
+    </w:p>
+    <w:p>
+      <w:pPr>
+        <w:pStyle w:val="NormalWeb"/>
+        <w:numPr>
+          <w:ilvl w:val="0"/>
+          <w:numId w:val="1"/>
+        </w:numPr>
+        <w:rPr>
+          <w:rFonts w:asciiTheme="minorHAnsi" w:eastAsiaTheme="minorHAnsi" w:hAnsiTheme="minorHAnsi" w:cstheme="minorBidi"/>
+          <w:i/>
+          <w:iCs/>
+          <w:kern w:val="2"/>
+          <w:lang w:val="en-US" w:eastAsia="en-US"/>
+          <w14:ligatures w14:val="standardContextual"/>
+        </w:rPr>
+      </w:pPr>
+      <w:r>
+        <w:rPr>
+          <w:rFonts w:asciiTheme="minorHAnsi" w:eastAsiaTheme="minorHAnsi" w:hAnsiTheme="minorHAnsi" w:cstheme="minorBidi"/>
+          <w:i/>
+          <w:iCs/>
+          <w:kern w:val="2"/>
+          <w:lang w:val="en-US" w:eastAsia="en-US"/>
+          <w14:ligatures w14:val="standardContextual"/>
+        </w:rPr>
+        <w:lastRenderedPageBreak/>
+        <w:t>“</w:t>
+      </w:r>
+      <w:r>
+        <w:rPr>
+          <w:rFonts w:asciiTheme="minorHAnsi" w:eastAsiaTheme="minorHAnsi" w:hAnsiTheme="minorHAnsi" w:cstheme="minorBidi"/>
+          <w:i/>
+          <w:iCs/>
+          <w:kern w:val="2"/>
+          <w:lang w:val="en-US" w:eastAsia="en-US"/>
+          <w14:ligatures w14:val="standardContextual"/>
+        </w:rPr>
+        <w:t>Describe what the species are for a reader that may not know them in the first section (2.1).</w:t>
+      </w:r>
+      <w:r>
+        <w:rPr>
+          <w:rFonts w:asciiTheme="minorHAnsi" w:eastAsiaTheme="minorHAnsi" w:hAnsiTheme="minorHAnsi" w:cstheme="minorBidi"/>
+          <w:i/>
+          <w:iCs/>
+          <w:kern w:val="2"/>
+          <w:lang w:val="en-US" w:eastAsia="en-US"/>
+          <w14:ligatures w14:val="standardContextual"/>
+        </w:rPr>
+        <w:t>”</w:t>
+      </w:r>
+    </w:p>
+    <w:p>
+      <w:pPr>
+        <w:pStyle w:val="NormalWeb"/>
+        <w:rPr>
+          <w:rFonts w:asciiTheme="minorHAnsi" w:eastAsiaTheme="minorHAnsi" w:hAnsiTheme="minorHAnsi" w:cstheme="minorBidi"/>
+          <w:kern w:val="2"/>
+          <w:lang w:val="en-US" w:eastAsia="en-US"/>
+          <w14:ligatures w14:val="standardContextual"/>
+        </w:rPr>
+      </w:pPr>
+      <w:r>
+        <w:rPr>
+          <w:rFonts w:asciiTheme="minorHAnsi" w:eastAsiaTheme="minorHAnsi" w:hAnsiTheme="minorHAnsi" w:cstheme="minorBidi"/>
+          <w:kern w:val="2"/>
+          <w:lang w:val="en-US" w:eastAsia="en-US"/>
+          <w14:ligatures w14:val="standardContextual"/>
+        </w:rPr>
+        <w:t>The text has been revised to include a brief introduction to each species mentioned</w:t>
+      </w:r>
+      <w:r>
+        <w:rPr>
+          <w:rFonts w:asciiTheme="minorHAnsi" w:eastAsiaTheme="minorHAnsi" w:hAnsiTheme="minorHAnsi" w:cstheme="minorBidi"/>
+          <w:kern w:val="2"/>
+          <w:lang w:val="en-US" w:eastAsia="en-US"/>
+          <w14:ligatures w14:val="standardContextual"/>
+        </w:rPr>
+        <w:t>:</w:t>
+      </w:r>
+    </w:p>
+    <w:p>
+      <w:pPr>
+        <w:pStyle w:val="NormalWeb"/>
+        <w:rPr>
+          <w:rFonts w:asciiTheme="minorHAnsi" w:eastAsiaTheme="minorHAnsi" w:hAnsiTheme="minorHAnsi" w:cstheme="minorBidi"/>
+          <w:kern w:val="2"/>
+          <w:lang w:val="en-US" w:eastAsia="en-US"/>
+          <w14:ligatures w14:val="standardContextual"/>
+        </w:rPr>
+      </w:pPr>
+      <w:r>
+        <w:rPr>
+          <w:rFonts w:asciiTheme="minorHAnsi" w:eastAsiaTheme="minorHAnsi" w:hAnsiTheme="minorHAnsi" w:cstheme="minorBidi"/>
+          <w:kern w:val="2"/>
+          <w:lang w:val="en-US" w:eastAsia="en-US"/>
+          <w14:ligatures w14:val="standardContextual"/>
+        </w:rPr>
+        <w:t>“</w:t>
+      </w:r>
+      <w:r>
+        <w:rPr>
+          <w:rFonts w:asciiTheme="minorHAnsi" w:eastAsiaTheme="minorHAnsi" w:hAnsiTheme="minorHAnsi" w:cstheme="minorBidi"/>
+          <w:kern w:val="2"/>
+          <w:lang w:val="en-US" w:eastAsia="en-US"/>
+          <w14:ligatures w14:val="standardContextual"/>
+        </w:rPr>
+        <w:t xml:space="preserve">These habitats support key benthic species such as </w:t>
+      </w:r>
+      <w:proofErr w:type="spellStart"/>
+      <w:r>
+        <w:rPr>
+          <w:rFonts w:asciiTheme="minorHAnsi" w:eastAsiaTheme="minorHAnsi" w:hAnsiTheme="minorHAnsi" w:cstheme="minorBidi"/>
+          <w:i/>
+          <w:iCs/>
+          <w:kern w:val="2"/>
+          <w:lang w:val="en-US" w:eastAsia="en-US"/>
+          <w14:ligatures w14:val="standardContextual"/>
+        </w:rPr>
+        <w:t>Scrobicularia</w:t>
+      </w:r>
+      <w:proofErr w:type="spellEnd"/>
+      <w:r>
+        <w:rPr>
+          <w:rFonts w:asciiTheme="minorHAnsi" w:eastAsiaTheme="minorHAnsi" w:hAnsiTheme="minorHAnsi" w:cstheme="minorBidi"/>
+          <w:i/>
+          <w:iCs/>
+          <w:kern w:val="2"/>
+          <w:lang w:val="en-US" w:eastAsia="en-US"/>
+          <w14:ligatures w14:val="standardContextual"/>
+        </w:rPr>
+        <w:t xml:space="preserve"> plana</w:t>
+      </w:r>
+      <w:r>
+        <w:rPr>
+          <w:rFonts w:asciiTheme="minorHAnsi" w:eastAsiaTheme="minorHAnsi" w:hAnsiTheme="minorHAnsi" w:cstheme="minorBidi"/>
+          <w:kern w:val="2"/>
+          <w:lang w:val="en-US" w:eastAsia="en-US"/>
+          <w14:ligatures w14:val="standardContextual"/>
+        </w:rPr>
+        <w:t xml:space="preserve"> – </w:t>
+      </w:r>
+      <w:r>
+        <w:rPr>
+          <w:rFonts w:asciiTheme="minorHAnsi" w:eastAsiaTheme="minorHAnsi" w:hAnsiTheme="minorHAnsi" w:cstheme="minorBidi"/>
+          <w:i/>
+          <w:iCs/>
+          <w:kern w:val="2"/>
+          <w:lang w:val="en-US" w:eastAsia="en-US"/>
+          <w14:ligatures w14:val="standardContextual"/>
+        </w:rPr>
+        <w:t>the peppery furrow shell, an infaunal bivalve deposit-feeder</w:t>
+      </w:r>
+      <w:r>
+        <w:rPr>
+          <w:rFonts w:asciiTheme="minorHAnsi" w:eastAsiaTheme="minorHAnsi" w:hAnsiTheme="minorHAnsi" w:cstheme="minorBidi"/>
+          <w:kern w:val="2"/>
+          <w:lang w:val="en-US" w:eastAsia="en-US"/>
+          <w14:ligatures w14:val="standardContextual"/>
+        </w:rPr>
+        <w:t xml:space="preserve">; </w:t>
+      </w:r>
+      <w:proofErr w:type="spellStart"/>
+      <w:r>
+        <w:rPr>
+          <w:rFonts w:asciiTheme="minorHAnsi" w:eastAsiaTheme="minorHAnsi" w:hAnsiTheme="minorHAnsi" w:cstheme="minorBidi"/>
+          <w:i/>
+          <w:iCs/>
+          <w:kern w:val="2"/>
+          <w:lang w:val="en-US" w:eastAsia="en-US"/>
+          <w14:ligatures w14:val="standardContextual"/>
+        </w:rPr>
+        <w:t>Cerastoderma</w:t>
+      </w:r>
+      <w:proofErr w:type="spellEnd"/>
+      <w:r>
+        <w:rPr>
+          <w:rFonts w:asciiTheme="minorHAnsi" w:eastAsiaTheme="minorHAnsi" w:hAnsiTheme="minorHAnsi" w:cstheme="minorBidi"/>
+          <w:i/>
+          <w:iCs/>
+          <w:kern w:val="2"/>
+          <w:lang w:val="en-US" w:eastAsia="en-US"/>
+          <w14:ligatures w14:val="standardContextual"/>
+        </w:rPr>
+        <w:t xml:space="preserve"> </w:t>
+      </w:r>
+      <w:proofErr w:type="spellStart"/>
+      <w:r>
+        <w:rPr>
+          <w:rFonts w:asciiTheme="minorHAnsi" w:eastAsiaTheme="minorHAnsi" w:hAnsiTheme="minorHAnsi" w:cstheme="minorBidi"/>
+          <w:i/>
+          <w:iCs/>
+          <w:kern w:val="2"/>
+          <w:lang w:val="en-US" w:eastAsia="en-US"/>
+          <w14:ligatures w14:val="standardContextual"/>
+        </w:rPr>
+        <w:t>edule</w:t>
+      </w:r>
+      <w:proofErr w:type="spellEnd"/>
+      <w:r>
+        <w:rPr>
+          <w:rFonts w:asciiTheme="minorHAnsi" w:eastAsiaTheme="minorHAnsi" w:hAnsiTheme="minorHAnsi" w:cstheme="minorBidi"/>
+          <w:kern w:val="2"/>
+          <w:lang w:val="en-US" w:eastAsia="en-US"/>
+          <w14:ligatures w14:val="standardContextual"/>
+        </w:rPr>
+        <w:t xml:space="preserve"> – </w:t>
+      </w:r>
+      <w:r>
+        <w:rPr>
+          <w:rFonts w:asciiTheme="minorHAnsi" w:eastAsiaTheme="minorHAnsi" w:hAnsiTheme="minorHAnsi" w:cstheme="minorBidi"/>
+          <w:i/>
+          <w:iCs/>
+          <w:kern w:val="2"/>
+          <w:lang w:val="en-US" w:eastAsia="en-US"/>
+          <w14:ligatures w14:val="standardContextual"/>
+        </w:rPr>
+        <w:t>the common cockle, a suspension-feeding bivalve</w:t>
+      </w:r>
+      <w:r>
+        <w:rPr>
+          <w:rFonts w:asciiTheme="minorHAnsi" w:eastAsiaTheme="minorHAnsi" w:hAnsiTheme="minorHAnsi" w:cstheme="minorBidi"/>
+          <w:kern w:val="2"/>
+          <w:lang w:val="en-US" w:eastAsia="en-US"/>
+          <w14:ligatures w14:val="standardContextual"/>
+        </w:rPr>
+        <w:t xml:space="preserve">; and </w:t>
+      </w:r>
+      <w:r>
+        <w:rPr>
+          <w:rFonts w:asciiTheme="minorHAnsi" w:eastAsiaTheme="minorHAnsi" w:hAnsiTheme="minorHAnsi" w:cstheme="minorBidi"/>
+          <w:i/>
+          <w:iCs/>
+          <w:kern w:val="2"/>
+          <w:lang w:val="en-US" w:eastAsia="en-US"/>
+          <w14:ligatures w14:val="standardContextual"/>
+        </w:rPr>
+        <w:t>Tellina tenuis</w:t>
+      </w:r>
+      <w:r>
+        <w:rPr>
+          <w:rFonts w:asciiTheme="minorHAnsi" w:eastAsiaTheme="minorHAnsi" w:hAnsiTheme="minorHAnsi" w:cstheme="minorBidi"/>
+          <w:kern w:val="2"/>
+          <w:lang w:val="en-US" w:eastAsia="en-US"/>
+          <w14:ligatures w14:val="standardContextual"/>
+        </w:rPr>
+        <w:t xml:space="preserve"> – </w:t>
+      </w:r>
+      <w:r>
+        <w:rPr>
+          <w:rFonts w:asciiTheme="minorHAnsi" w:eastAsiaTheme="minorHAnsi" w:hAnsiTheme="minorHAnsi" w:cstheme="minorBidi"/>
+          <w:i/>
+          <w:iCs/>
+          <w:kern w:val="2"/>
+          <w:lang w:val="en-US" w:eastAsia="en-US"/>
+          <w14:ligatures w14:val="standardContextual"/>
+        </w:rPr>
+        <w:t xml:space="preserve">the thin </w:t>
+      </w:r>
+      <w:proofErr w:type="spellStart"/>
+      <w:r>
+        <w:rPr>
+          <w:rFonts w:asciiTheme="minorHAnsi" w:eastAsiaTheme="minorHAnsi" w:hAnsiTheme="minorHAnsi" w:cstheme="minorBidi"/>
+          <w:i/>
+          <w:iCs/>
+          <w:kern w:val="2"/>
+          <w:lang w:val="en-US" w:eastAsia="en-US"/>
+          <w14:ligatures w14:val="standardContextual"/>
+        </w:rPr>
+        <w:t>tellin</w:t>
+      </w:r>
+      <w:proofErr w:type="spellEnd"/>
+      <w:r>
+        <w:rPr>
+          <w:rFonts w:asciiTheme="minorHAnsi" w:eastAsiaTheme="minorHAnsi" w:hAnsiTheme="minorHAnsi" w:cstheme="minorBidi"/>
+          <w:i/>
+          <w:iCs/>
+          <w:kern w:val="2"/>
+          <w:lang w:val="en-US" w:eastAsia="en-US"/>
+          <w14:ligatures w14:val="standardContextual"/>
+        </w:rPr>
+        <w:t>, a small burrowing bivalve</w:t>
+      </w:r>
+      <w:r>
+        <w:rPr>
+          <w:rFonts w:asciiTheme="minorHAnsi" w:eastAsiaTheme="minorHAnsi" w:hAnsiTheme="minorHAnsi" w:cstheme="minorBidi"/>
+          <w:kern w:val="2"/>
+          <w:lang w:val="en-US" w:eastAsia="en-US"/>
+          <w14:ligatures w14:val="standardContextual"/>
+        </w:rPr>
+        <w:t>, all of which play essential roles in sediment bioturbation and nutrient cycling.</w:t>
+      </w:r>
+      <w:r>
+        <w:rPr>
+          <w:rFonts w:asciiTheme="minorHAnsi" w:eastAsiaTheme="minorHAnsi" w:hAnsiTheme="minorHAnsi" w:cstheme="minorBidi"/>
+          <w:kern w:val="2"/>
+          <w:lang w:val="en-US" w:eastAsia="en-US"/>
+          <w14:ligatures w14:val="standardContextual"/>
+        </w:rPr>
+        <w:t xml:space="preserve"> […] </w:t>
+      </w:r>
+      <w:r>
+        <w:rPr>
+          <w:rFonts w:asciiTheme="minorHAnsi" w:eastAsiaTheme="minorHAnsi" w:hAnsiTheme="minorHAnsi" w:cstheme="minorBidi"/>
+          <w:kern w:val="2"/>
+          <w:lang w:val="en-US" w:eastAsia="en-US"/>
+          <w14:ligatures w14:val="standardContextual"/>
+        </w:rPr>
+        <w:t xml:space="preserve">Oyster farming, particularly </w:t>
+      </w:r>
+      <w:r>
+        <w:rPr>
+          <w:rFonts w:asciiTheme="minorHAnsi" w:eastAsiaTheme="minorHAnsi" w:hAnsiTheme="minorHAnsi" w:cstheme="minorBidi"/>
+          <w:i/>
+          <w:iCs/>
+          <w:kern w:val="2"/>
+          <w:lang w:val="en-US" w:eastAsia="en-US"/>
+          <w14:ligatures w14:val="standardContextual"/>
+        </w:rPr>
+        <w:t xml:space="preserve">Crassostrea </w:t>
+      </w:r>
+      <w:proofErr w:type="gramStart"/>
+      <w:r>
+        <w:rPr>
+          <w:rFonts w:asciiTheme="minorHAnsi" w:eastAsiaTheme="minorHAnsi" w:hAnsiTheme="minorHAnsi" w:cstheme="minorBidi"/>
+          <w:i/>
+          <w:iCs/>
+          <w:kern w:val="2"/>
+          <w:lang w:val="en-US" w:eastAsia="en-US"/>
+          <w14:ligatures w14:val="standardContextual"/>
+        </w:rPr>
+        <w:t>gigas</w:t>
+      </w:r>
+      <w:r>
+        <w:rPr>
+          <w:rFonts w:asciiTheme="minorHAnsi" w:eastAsiaTheme="minorHAnsi" w:hAnsiTheme="minorHAnsi" w:cstheme="minorBidi"/>
+          <w:kern w:val="2"/>
+          <w:lang w:val="en-US" w:eastAsia="en-US"/>
+          <w14:ligatures w14:val="standardContextual"/>
+        </w:rPr>
+        <w:t xml:space="preserve">  –</w:t>
+      </w:r>
+      <w:proofErr w:type="gramEnd"/>
+      <w:r>
+        <w:rPr>
+          <w:rFonts w:asciiTheme="minorHAnsi" w:eastAsiaTheme="minorHAnsi" w:hAnsiTheme="minorHAnsi" w:cstheme="minorBidi"/>
+          <w:kern w:val="2"/>
+          <w:lang w:val="en-US" w:eastAsia="en-US"/>
+          <w14:ligatures w14:val="standardContextual"/>
+        </w:rPr>
+        <w:t xml:space="preserve"> the Pacific oyster, a large reef-building filter feeder (recent genetic studies have proposed reclassifying this species as </w:t>
+      </w:r>
+      <w:proofErr w:type="spellStart"/>
+      <w:r>
+        <w:rPr>
+          <w:rFonts w:asciiTheme="minorHAnsi" w:eastAsiaTheme="minorHAnsi" w:hAnsiTheme="minorHAnsi" w:cstheme="minorBidi"/>
+          <w:i/>
+          <w:iCs/>
+          <w:kern w:val="2"/>
+          <w:lang w:val="en-US" w:eastAsia="en-US"/>
+          <w14:ligatures w14:val="standardContextual"/>
+        </w:rPr>
+        <w:t>Magallana</w:t>
+      </w:r>
+      <w:proofErr w:type="spellEnd"/>
+      <w:r>
+        <w:rPr>
+          <w:rFonts w:asciiTheme="minorHAnsi" w:eastAsiaTheme="minorHAnsi" w:hAnsiTheme="minorHAnsi" w:cstheme="minorBidi"/>
+          <w:i/>
+          <w:iCs/>
+          <w:kern w:val="2"/>
+          <w:lang w:val="en-US" w:eastAsia="en-US"/>
+          <w14:ligatures w14:val="standardContextual"/>
+        </w:rPr>
+        <w:t xml:space="preserve"> gigas</w:t>
+      </w:r>
+      <w:r>
+        <w:rPr>
+          <w:rFonts w:asciiTheme="minorHAnsi" w:eastAsiaTheme="minorHAnsi" w:hAnsiTheme="minorHAnsi" w:cstheme="minorBidi"/>
+          <w:kern w:val="2"/>
+          <w:lang w:val="en-US" w:eastAsia="en-US"/>
+          <w14:ligatures w14:val="standardContextual"/>
+        </w:rPr>
+        <w:t xml:space="preserve">, but </w:t>
+      </w:r>
+      <w:r>
+        <w:rPr>
+          <w:rFonts w:asciiTheme="minorHAnsi" w:eastAsiaTheme="minorHAnsi" w:hAnsiTheme="minorHAnsi" w:cstheme="minorBidi"/>
+          <w:i/>
+          <w:iCs/>
+          <w:kern w:val="2"/>
+          <w:lang w:val="en-US" w:eastAsia="en-US"/>
+          <w14:ligatures w14:val="standardContextual"/>
+        </w:rPr>
+        <w:t>Crassostrea gigas</w:t>
+      </w:r>
+      <w:r>
+        <w:rPr>
+          <w:rFonts w:asciiTheme="minorHAnsi" w:eastAsiaTheme="minorHAnsi" w:hAnsiTheme="minorHAnsi" w:cstheme="minorBidi"/>
+          <w:kern w:val="2"/>
+          <w:lang w:val="en-US" w:eastAsia="en-US"/>
+          <w14:ligatures w14:val="standardContextual"/>
+        </w:rPr>
+        <w:t xml:space="preserve"> remains widely used in environmental management literature), is a dominant activity, altering sediment dynamics and local biodiversity</w:t>
+      </w:r>
+      <w:r>
+        <w:rPr>
+          <w:rFonts w:asciiTheme="minorHAnsi" w:eastAsiaTheme="minorHAnsi" w:hAnsiTheme="minorHAnsi" w:cstheme="minorBidi"/>
+          <w:kern w:val="2"/>
+          <w:lang w:val="en-US" w:eastAsia="en-US"/>
+          <w14:ligatures w14:val="standardContextual"/>
+        </w:rPr>
+        <w:t>.”</w:t>
+      </w:r>
+    </w:p>
+    <w:p>
+      <w:pPr>
+        <w:pStyle w:val="NormalWeb"/>
+        <w:rPr>
+          <w:rFonts w:asciiTheme="minorHAnsi" w:eastAsiaTheme="minorHAnsi" w:hAnsiTheme="minorHAnsi" w:cstheme="minorBidi"/>
+          <w:kern w:val="2"/>
+          <w:lang w:val="en-US" w:eastAsia="en-US"/>
+          <w14:ligatures w14:val="standardContextual"/>
+        </w:rPr>
+      </w:pPr>
+    </w:p>
+    <w:p>
+      <w:pPr>
+        <w:pStyle w:val="NormalWeb"/>
+        <w:numPr>
+          <w:ilvl w:val="0"/>
+          <w:numId w:val="1"/>
+        </w:numPr>
+        <w:rPr>
+          <w:rFonts w:asciiTheme="minorHAnsi" w:eastAsiaTheme="minorHAnsi" w:hAnsiTheme="minorHAnsi" w:cstheme="minorBidi"/>
+          <w:i/>
+          <w:iCs/>
+          <w:kern w:val="2"/>
+          <w:lang w:val="en-US" w:eastAsia="en-US"/>
+          <w14:ligatures w14:val="standardContextual"/>
+        </w:rPr>
+      </w:pPr>
+      <w:r>
+        <w:rPr>
+          <w:rFonts w:asciiTheme="minorHAnsi" w:eastAsiaTheme="minorHAnsi" w:hAnsiTheme="minorHAnsi" w:cstheme="minorBidi"/>
+          <w:kern w:val="2"/>
+          <w:lang w:val="en-US" w:eastAsia="en-US"/>
+          <w14:ligatures w14:val="standardContextual"/>
+        </w:rPr>
+        <w:t xml:space="preserve"> </w:t>
+      </w:r>
+      <w:r>
+        <w:rPr>
+          <w:rFonts w:asciiTheme="minorHAnsi" w:eastAsiaTheme="minorHAnsi" w:hAnsiTheme="minorHAnsi" w:cstheme="minorBidi"/>
+          <w:i/>
+          <w:iCs/>
+          <w:kern w:val="2"/>
+          <w:lang w:val="en-US" w:eastAsia="en-US"/>
+          <w14:ligatures w14:val="standardContextual"/>
+        </w:rPr>
+        <w:t>“</w:t>
+      </w:r>
+      <w:r>
+        <w:rPr>
+          <w:rFonts w:asciiTheme="minorHAnsi" w:eastAsiaTheme="minorHAnsi" w:hAnsiTheme="minorHAnsi" w:cstheme="minorBidi"/>
+          <w:i/>
+          <w:iCs/>
+          <w:kern w:val="2"/>
+          <w:lang w:val="en-US" w:eastAsia="en-US"/>
+          <w14:ligatures w14:val="standardContextual"/>
+        </w:rPr>
+        <w:t>2.5 - do you mean a burn-in?</w:t>
+      </w:r>
+      <w:r>
+        <w:rPr>
+          <w:rFonts w:asciiTheme="minorHAnsi" w:eastAsiaTheme="minorHAnsi" w:hAnsiTheme="minorHAnsi" w:cstheme="minorBidi"/>
+          <w:i/>
+          <w:iCs/>
+          <w:kern w:val="2"/>
+          <w:lang w:val="en-US" w:eastAsia="en-US"/>
+          <w14:ligatures w14:val="standardContextual"/>
+        </w:rPr>
+        <w:t>”</w:t>
+      </w:r>
+    </w:p>
+    <w:p>
+      <w:pPr>
+        <w:pStyle w:val="NormalWeb"/>
+        <w:rPr>
+          <w:rFonts w:asciiTheme="minorHAnsi" w:eastAsiaTheme="minorHAnsi" w:hAnsiTheme="minorHAnsi" w:cstheme="minorBidi"/>
+          <w:kern w:val="2"/>
+          <w:lang w:val="en-US" w:eastAsia="en-US"/>
+          <w14:ligatures w14:val="standardContextual"/>
+        </w:rPr>
+      </w:pPr>
+      <w:r>
+        <w:rPr>
+          <w:rFonts w:asciiTheme="minorHAnsi" w:eastAsiaTheme="minorHAnsi" w:hAnsiTheme="minorHAnsi" w:cstheme="minorBidi"/>
+          <w:kern w:val="2"/>
+          <w:lang w:val="en-US" w:eastAsia="en-US"/>
+          <w14:ligatures w14:val="standardContextual"/>
+        </w:rPr>
+        <w:t>Yes</w:t>
+      </w:r>
+      <w:r>
+        <w:rPr>
+          <w:rFonts w:asciiTheme="minorHAnsi" w:eastAsiaTheme="minorHAnsi" w:hAnsiTheme="minorHAnsi" w:cstheme="minorBidi"/>
+          <w:kern w:val="2"/>
+          <w:lang w:val="en-US" w:eastAsia="en-US"/>
+          <w14:ligatures w14:val="standardContextual"/>
+        </w:rPr>
+        <w:t xml:space="preserve">, </w:t>
+      </w:r>
+      <w:r>
+        <w:rPr>
+          <w:rFonts w:asciiTheme="minorHAnsi" w:eastAsiaTheme="minorHAnsi" w:hAnsiTheme="minorHAnsi" w:cstheme="minorBidi"/>
+          <w:kern w:val="2"/>
+          <w:lang w:val="en-US" w:eastAsia="en-US"/>
+          <w14:ligatures w14:val="standardContextual"/>
+        </w:rPr>
+        <w:t xml:space="preserve">we were referring to the </w:t>
+      </w:r>
+      <w:r>
+        <w:rPr>
+          <w:rFonts w:asciiTheme="minorHAnsi" w:eastAsiaTheme="minorHAnsi" w:hAnsiTheme="minorHAnsi" w:cstheme="minorBidi"/>
+          <w:i/>
+          <w:iCs/>
+          <w:kern w:val="2"/>
+          <w:lang w:val="en-US" w:eastAsia="en-US"/>
+          <w14:ligatures w14:val="standardContextual"/>
+        </w:rPr>
+        <w:t>burn-in</w:t>
+      </w:r>
+      <w:r>
+        <w:rPr>
+          <w:rFonts w:asciiTheme="minorHAnsi" w:eastAsiaTheme="minorHAnsi" w:hAnsiTheme="minorHAnsi" w:cstheme="minorBidi"/>
+          <w:kern w:val="2"/>
+          <w:lang w:val="en-US" w:eastAsia="en-US"/>
+          <w14:ligatures w14:val="standardContextual"/>
+        </w:rPr>
+        <w:t xml:space="preserve"> (also called the </w:t>
+      </w:r>
+      <w:r>
+        <w:rPr>
+          <w:rFonts w:asciiTheme="minorHAnsi" w:eastAsiaTheme="minorHAnsi" w:hAnsiTheme="minorHAnsi" w:cstheme="minorBidi"/>
+          <w:i/>
+          <w:iCs/>
+          <w:kern w:val="2"/>
+          <w:lang w:val="en-US" w:eastAsia="en-US"/>
+          <w14:ligatures w14:val="standardContextual"/>
+        </w:rPr>
+        <w:t>warm-up</w:t>
+      </w:r>
+      <w:r>
+        <w:rPr>
+          <w:rFonts w:asciiTheme="minorHAnsi" w:eastAsiaTheme="minorHAnsi" w:hAnsiTheme="minorHAnsi" w:cstheme="minorBidi"/>
+          <w:kern w:val="2"/>
+          <w:lang w:val="en-US" w:eastAsia="en-US"/>
+          <w14:ligatures w14:val="standardContextual"/>
+        </w:rPr>
+        <w:t>) phase that precedes sampling in Markov-chain Monte-Carlo estimation with brms/</w:t>
+      </w:r>
+      <w:proofErr w:type="gramStart"/>
+      <w:r>
+        <w:rPr>
+          <w:rFonts w:asciiTheme="minorHAnsi" w:eastAsiaTheme="minorHAnsi" w:hAnsiTheme="minorHAnsi" w:cstheme="minorBidi"/>
+          <w:kern w:val="2"/>
+          <w:lang w:val="en-US" w:eastAsia="en-US"/>
+          <w14:ligatures w14:val="standardContextual"/>
+        </w:rPr>
+        <w:t>Stan .</w:t>
+      </w:r>
+      <w:proofErr w:type="gramEnd"/>
+      <w:r>
+        <w:rPr>
+          <w:rFonts w:asciiTheme="minorHAnsi" w:eastAsiaTheme="minorHAnsi" w:hAnsiTheme="minorHAnsi" w:cstheme="minorBidi"/>
+          <w:kern w:val="2"/>
+          <w:lang w:val="en-US" w:eastAsia="en-US"/>
+          <w14:ligatures w14:val="standardContextual"/>
+        </w:rPr>
+        <w:t xml:space="preserve"> We have revised the sentence </w:t>
+      </w:r>
+      <w:r>
+        <w:rPr>
+          <w:rFonts w:asciiTheme="minorHAnsi" w:eastAsiaTheme="minorHAnsi" w:hAnsiTheme="minorHAnsi" w:cstheme="minorBidi"/>
+          <w:kern w:val="2"/>
+          <w:lang w:val="en-US" w:eastAsia="en-US"/>
+          <w14:ligatures w14:val="standardContextual"/>
+        </w:rPr>
+        <w:t xml:space="preserve">as follows: </w:t>
+      </w:r>
+    </w:p>
+    <w:p>
+      <w:pPr>
+        <w:pStyle w:val="NormalWeb"/>
+        <w:rPr>
+          <w:rFonts w:asciiTheme="minorHAnsi" w:eastAsiaTheme="minorHAnsi" w:hAnsiTheme="minorHAnsi" w:cstheme="minorBidi"/>
+          <w:kern w:val="2"/>
+          <w:lang w:val="en-US" w:eastAsia="en-US"/>
+          <w14:ligatures w14:val="standardContextual"/>
+        </w:rPr>
+      </w:pPr>
+      <w:r>
+        <w:rPr>
+          <w:rFonts w:asciiTheme="minorHAnsi" w:eastAsiaTheme="minorHAnsi" w:hAnsiTheme="minorHAnsi" w:cstheme="minorBidi"/>
+          <w:kern w:val="2"/>
+          <w:lang w:val="en-US" w:eastAsia="en-US"/>
+          <w14:ligatures w14:val="standardContextual"/>
+        </w:rPr>
+        <w:t>“</w:t>
+      </w:r>
+      <w:r>
+        <w:rPr>
+          <w:rFonts w:asciiTheme="minorHAnsi" w:eastAsiaTheme="minorHAnsi" w:hAnsiTheme="minorHAnsi" w:cstheme="minorBidi"/>
+          <w:kern w:val="2"/>
+          <w:lang w:val="en-US" w:eastAsia="en-US"/>
+          <w14:ligatures w14:val="standardContextual"/>
+        </w:rPr>
+        <w:t>Model parameters were estimated using Markov Chain Monte Carlo (MCMC) sampling, with 4 chains of 5000 iterations and a warm-up (i.e. burn-in) of 500.</w:t>
+      </w:r>
+      <w:r>
+        <w:rPr>
+          <w:rFonts w:asciiTheme="minorHAnsi" w:eastAsiaTheme="minorHAnsi" w:hAnsiTheme="minorHAnsi" w:cstheme="minorBidi"/>
+          <w:kern w:val="2"/>
+          <w:lang w:val="en-US" w:eastAsia="en-US"/>
+          <w14:ligatures w14:val="standardContextual"/>
+        </w:rPr>
+        <w:t>”</w:t>
+      </w:r>
+    </w:p>
+    <w:p>
+      <w:pPr>
+        <w:pStyle w:val="NormalWeb"/>
+        <w:rPr>
+          <w:rFonts w:asciiTheme="minorHAnsi" w:eastAsiaTheme="minorHAnsi" w:hAnsiTheme="minorHAnsi" w:cstheme="minorBidi"/>
+          <w:kern w:val="2"/>
+          <w:lang w:val="en-US" w:eastAsia="en-US"/>
+          <w14:ligatures w14:val="standardContextual"/>
+        </w:rPr>
+      </w:pPr>
+    </w:p>
+    <w:p>
+      <w:pPr>
+        <w:pStyle w:val="NormalWeb"/>
+        <w:numPr>
+          <w:ilvl w:val="0"/>
+          <w:numId w:val="1"/>
+        </w:numPr>
+        <w:rPr>
+          <w:rFonts w:asciiTheme="minorHAnsi" w:eastAsiaTheme="minorHAnsi" w:hAnsiTheme="minorHAnsi" w:cstheme="minorBidi"/>
+          <w:i/>
+          <w:iCs/>
+          <w:kern w:val="2"/>
+          <w:lang w:val="en-US" w:eastAsia="en-US"/>
+          <w14:ligatures w14:val="standardContextual"/>
+        </w:rPr>
+      </w:pPr>
+      <w:r>
+        <w:rPr>
+          <w:rFonts w:asciiTheme="minorHAnsi" w:eastAsiaTheme="minorHAnsi" w:hAnsiTheme="minorHAnsi" w:cstheme="minorBidi"/>
+          <w:i/>
+          <w:iCs/>
+          <w:kern w:val="2"/>
+          <w:lang w:val="en-US" w:eastAsia="en-US"/>
+          <w14:ligatures w14:val="standardContextual"/>
+        </w:rPr>
+        <w:t>“</w:t>
+      </w:r>
+      <w:r>
+        <w:rPr>
+          <w:rFonts w:asciiTheme="minorHAnsi" w:eastAsiaTheme="minorHAnsi" w:hAnsiTheme="minorHAnsi" w:cstheme="minorBidi"/>
+          <w:i/>
+          <w:iCs/>
+          <w:kern w:val="2"/>
+          <w:lang w:val="en-US" w:eastAsia="en-US"/>
+          <w14:ligatures w14:val="standardContextual"/>
+        </w:rPr>
+        <w:t>Use 1950's or 1970's not just the decade.</w:t>
+      </w:r>
+      <w:r>
+        <w:rPr>
+          <w:rFonts w:asciiTheme="minorHAnsi" w:eastAsiaTheme="minorHAnsi" w:hAnsiTheme="minorHAnsi" w:cstheme="minorBidi"/>
+          <w:i/>
+          <w:iCs/>
+          <w:kern w:val="2"/>
+          <w:lang w:val="en-US" w:eastAsia="en-US"/>
+          <w14:ligatures w14:val="standardContextual"/>
+        </w:rPr>
+        <w:t>”</w:t>
+      </w:r>
+    </w:p>
+    <w:p>
+      <w:pPr>
+        <w:pStyle w:val="NormalWeb"/>
+        <w:rPr>
+          <w:rFonts w:asciiTheme="minorHAnsi" w:eastAsiaTheme="minorHAnsi" w:hAnsiTheme="minorHAnsi" w:cstheme="minorBidi"/>
+          <w:kern w:val="2"/>
+          <w:lang w:val="en-US" w:eastAsia="en-US"/>
+          <w14:ligatures w14:val="standardContextual"/>
+        </w:rPr>
+      </w:pPr>
+      <w:r>
+        <w:rPr>
+          <w:rFonts w:asciiTheme="minorHAnsi" w:eastAsiaTheme="minorHAnsi" w:hAnsiTheme="minorHAnsi" w:cstheme="minorBidi"/>
+          <w:kern w:val="2"/>
+          <w:lang w:val="en-US" w:eastAsia="en-US"/>
+          <w14:ligatures w14:val="standardContextual"/>
+        </w:rPr>
+        <w:t>Done</w:t>
+      </w:r>
+    </w:p>
+    <w:p>
+      <w:pPr>
+        <w:pStyle w:val="NormalWeb"/>
+        <w:rPr>
+          <w:rFonts w:asciiTheme="minorHAnsi" w:eastAsiaTheme="minorHAnsi" w:hAnsiTheme="minorHAnsi" w:cstheme="minorBidi"/>
+          <w:kern w:val="2"/>
+          <w:lang w:val="en-US" w:eastAsia="en-US"/>
+          <w14:ligatures w14:val="standardContextual"/>
+        </w:rPr>
+      </w:pPr>
+    </w:p>
+    <w:p>
+      <w:pPr>
+        <w:pStyle w:val="NormalWeb"/>
+        <w:numPr>
+          <w:ilvl w:val="0"/>
+          <w:numId w:val="1"/>
+        </w:numPr>
+        <w:rPr>
+          <w:rFonts w:asciiTheme="minorHAnsi" w:eastAsiaTheme="minorHAnsi" w:hAnsiTheme="minorHAnsi" w:cstheme="minorBidi"/>
+          <w:i/>
+          <w:iCs/>
+          <w:kern w:val="2"/>
+          <w:lang w:val="en-US" w:eastAsia="en-US"/>
+          <w14:ligatures w14:val="standardContextual"/>
+        </w:rPr>
+      </w:pPr>
+      <w:r>
+        <w:rPr>
+          <w:rFonts w:asciiTheme="minorHAnsi" w:eastAsiaTheme="minorHAnsi" w:hAnsiTheme="minorHAnsi" w:cstheme="minorBidi"/>
+          <w:i/>
+          <w:iCs/>
+          <w:kern w:val="2"/>
+          <w:lang w:val="en-US" w:eastAsia="en-US"/>
+          <w14:ligatures w14:val="standardContextual"/>
+        </w:rPr>
+        <w:t xml:space="preserve"> “</w:t>
+      </w:r>
+      <w:r>
+        <w:rPr>
+          <w:rFonts w:asciiTheme="minorHAnsi" w:eastAsiaTheme="minorHAnsi" w:hAnsiTheme="minorHAnsi" w:cstheme="minorBidi"/>
+          <w:i/>
+          <w:iCs/>
+          <w:kern w:val="2"/>
+          <w:lang w:val="en-US" w:eastAsia="en-US"/>
+          <w14:ligatures w14:val="standardContextual"/>
+        </w:rPr>
+        <w:t>4.2 - I am not sure that Thomsen et al. 2007 showed physiological plasticity?</w:t>
+      </w:r>
+      <w:r>
+        <w:rPr>
+          <w:rFonts w:asciiTheme="minorHAnsi" w:eastAsiaTheme="minorHAnsi" w:hAnsiTheme="minorHAnsi" w:cstheme="minorBidi"/>
+          <w:i/>
+          <w:iCs/>
+          <w:kern w:val="2"/>
+          <w:lang w:val="en-US" w:eastAsia="en-US"/>
+          <w14:ligatures w14:val="standardContextual"/>
+        </w:rPr>
+        <w:t>”</w:t>
+      </w:r>
+    </w:p>
+    <w:p>
+      <w:pPr>
+        <w:pStyle w:val="NormalWeb"/>
+        <w:rPr>
+          <w:rFonts w:asciiTheme="minorHAnsi" w:eastAsiaTheme="minorHAnsi" w:hAnsiTheme="minorHAnsi" w:cstheme="minorBidi"/>
+          <w:i/>
+          <w:iCs/>
+          <w:kern w:val="2"/>
+          <w:lang w:val="en-US" w:eastAsia="en-US"/>
+          <w14:ligatures w14:val="standardContextual"/>
+        </w:rPr>
+      </w:pPr>
+      <w:r>
+        <w:rPr>
+          <w:rFonts w:asciiTheme="minorHAnsi" w:eastAsiaTheme="minorHAnsi" w:hAnsiTheme="minorHAnsi" w:cstheme="minorBidi"/>
+          <w:kern w:val="2"/>
+          <w:lang w:val="en-US" w:eastAsia="en-US"/>
+          <w14:ligatures w14:val="standardContextual"/>
+        </w:rPr>
+        <w:t xml:space="preserve">Thank you for this helpful clarification. Upon revisiting Thomsen et al. (2007), we agree that the study did not explicitly test physiological plasticity (i.e., performance across environmental gradients at the organismal level in the same genotype). Instead, the paper demonstrates that </w:t>
+      </w:r>
+      <w:r>
+        <w:rPr>
+          <w:rFonts w:asciiTheme="minorHAnsi" w:eastAsiaTheme="minorHAnsi" w:hAnsiTheme="minorHAnsi" w:cstheme="minorBidi"/>
+          <w:i/>
+          <w:iCs/>
+          <w:kern w:val="2"/>
+          <w:lang w:val="en-US" w:eastAsia="en-US"/>
+          <w14:ligatures w14:val="standardContextual"/>
+        </w:rPr>
+        <w:t xml:space="preserve">G. </w:t>
+      </w:r>
+      <w:proofErr w:type="spellStart"/>
+      <w:r>
+        <w:rPr>
+          <w:rFonts w:asciiTheme="minorHAnsi" w:eastAsiaTheme="minorHAnsi" w:hAnsiTheme="minorHAnsi" w:cstheme="minorBidi"/>
+          <w:i/>
+          <w:iCs/>
+          <w:kern w:val="2"/>
+          <w:lang w:val="en-US" w:eastAsia="en-US"/>
+          <w14:ligatures w14:val="standardContextual"/>
+        </w:rPr>
+        <w:t>vermiculophylla</w:t>
+      </w:r>
+      <w:proofErr w:type="spellEnd"/>
+      <w:r>
+        <w:rPr>
+          <w:rFonts w:asciiTheme="minorHAnsi" w:eastAsiaTheme="minorHAnsi" w:hAnsiTheme="minorHAnsi" w:cstheme="minorBidi"/>
+          <w:kern w:val="2"/>
+          <w:lang w:val="en-US" w:eastAsia="en-US"/>
+          <w14:ligatures w14:val="standardContextual"/>
+        </w:rPr>
+        <w:t xml:space="preserve"> can grow under a wide range of salinities, light conditions, and fragment sizes in an outdoor mesocosm experiment, and discusses its tolerance to environmental stress as a general trait.</w:t>
+      </w:r>
+      <w:r>
+        <w:rPr>
+          <w:rFonts w:asciiTheme="minorHAnsi" w:eastAsiaTheme="minorHAnsi" w:hAnsiTheme="minorHAnsi" w:cstheme="minorBidi"/>
+          <w:kern w:val="2"/>
+          <w:lang w:val="en-US" w:eastAsia="en-US"/>
+          <w14:ligatures w14:val="standardContextual"/>
+        </w:rPr>
+        <w:t xml:space="preserve"> </w:t>
+      </w:r>
+      <w:r>
+        <w:rPr>
+          <w:rFonts w:asciiTheme="minorHAnsi" w:eastAsiaTheme="minorHAnsi" w:hAnsiTheme="minorHAnsi" w:cstheme="minorBidi"/>
+          <w:kern w:val="2"/>
+          <w:lang w:val="en-US" w:eastAsia="en-US"/>
+          <w14:ligatures w14:val="standardContextual"/>
+        </w:rPr>
+        <w:t>We have therefore revised our manuscript to more accurately reflect the study’s scope. Instead of referring to “physiological plasticity,” we now describe:</w:t>
+      </w:r>
+    </w:p>
+    <w:p>
+      <w:pPr>
+        <w:pStyle w:val="NormalWeb"/>
+        <w:rPr>
+          <w:rFonts w:asciiTheme="minorHAnsi" w:eastAsiaTheme="minorHAnsi" w:hAnsiTheme="minorHAnsi" w:cstheme="minorBidi"/>
+          <w:kern w:val="2"/>
+          <w:lang w:val="en-US" w:eastAsia="en-US"/>
+          <w14:ligatures w14:val="standardContextual"/>
+        </w:rPr>
+      </w:pPr>
+      <w:r>
+        <w:rPr>
+          <w:rFonts w:asciiTheme="minorHAnsi" w:eastAsiaTheme="minorHAnsi" w:hAnsiTheme="minorHAnsi" w:cstheme="minorBidi"/>
+          <w:kern w:val="2"/>
+          <w:lang w:val="en-US" w:eastAsia="en-US"/>
+          <w14:ligatures w14:val="standardContextual"/>
+        </w:rPr>
+        <w:t>“</w:t>
+      </w:r>
+      <w:r>
+        <w:rPr>
+          <w:rFonts w:asciiTheme="minorHAnsi" w:eastAsiaTheme="minorHAnsi" w:hAnsiTheme="minorHAnsi" w:cstheme="minorBidi"/>
+          <w:kern w:val="2"/>
+          <w:lang w:val="en-US" w:eastAsia="en-US"/>
+          <w14:ligatures w14:val="standardContextual"/>
+        </w:rPr>
+        <w:t>…</w:t>
+      </w:r>
+      <w:r>
+        <w:rPr>
+          <w:rFonts w:asciiTheme="minorHAnsi" w:eastAsiaTheme="minorHAnsi" w:hAnsiTheme="minorHAnsi" w:cstheme="minorBidi"/>
+          <w:kern w:val="2"/>
+          <w:lang w:val="en-US" w:eastAsia="en-US"/>
+          <w14:ligatures w14:val="standardContextual"/>
+        </w:rPr>
+        <w:t>broad stress tolerance under variable light, salinity, and grazing conditions (Thomsen et al. 2007)”</w:t>
+      </w:r>
+    </w:p>
+    <w:p>
+      <w:pPr>
+        <w:pStyle w:val="NormalWeb"/>
+        <w:numPr>
+          <w:ilvl w:val="0"/>
+          <w:numId w:val="1"/>
+        </w:numPr>
+        <w:rPr>
+          <w:rFonts w:asciiTheme="minorHAnsi" w:eastAsiaTheme="minorHAnsi" w:hAnsiTheme="minorHAnsi" w:cstheme="minorBidi"/>
+          <w:i/>
+          <w:iCs/>
+          <w:kern w:val="2"/>
+          <w:lang w:val="en-US" w:eastAsia="en-US"/>
+          <w14:ligatures w14:val="standardContextual"/>
+        </w:rPr>
+      </w:pPr>
+      <w:r>
+        <w:rPr>
+          <w:rFonts w:asciiTheme="minorHAnsi" w:eastAsiaTheme="minorHAnsi" w:hAnsiTheme="minorHAnsi" w:cstheme="minorBidi"/>
+          <w:i/>
+          <w:iCs/>
+          <w:kern w:val="2"/>
+          <w:lang w:val="en-US" w:eastAsia="en-US"/>
+          <w14:ligatures w14:val="standardContextual"/>
+        </w:rPr>
+        <w:lastRenderedPageBreak/>
+        <w:t>“</w:t>
+      </w:r>
+      <w:r>
+        <w:rPr>
+          <w:rFonts w:asciiTheme="minorHAnsi" w:eastAsiaTheme="minorHAnsi" w:hAnsiTheme="minorHAnsi" w:cstheme="minorBidi"/>
+          <w:i/>
+          <w:iCs/>
+          <w:kern w:val="2"/>
+          <w:lang w:val="en-US" w:eastAsia="en-US"/>
+          <w14:ligatures w14:val="standardContextual"/>
+        </w:rPr>
+        <w:t xml:space="preserve">Seagrasses and algae are not plants even though this term is often </w:t>
+      </w:r>
+      <w:proofErr w:type="spellStart"/>
+      <w:r>
+        <w:rPr>
+          <w:rFonts w:asciiTheme="minorHAnsi" w:eastAsiaTheme="minorHAnsi" w:hAnsiTheme="minorHAnsi" w:cstheme="minorBidi"/>
+          <w:i/>
+          <w:iCs/>
+          <w:kern w:val="2"/>
+          <w:lang w:val="en-US" w:eastAsia="en-US"/>
+          <w14:ligatures w14:val="standardContextual"/>
+        </w:rPr>
+        <w:t>colloqiually</w:t>
+      </w:r>
+      <w:proofErr w:type="spellEnd"/>
+      <w:r>
+        <w:rPr>
+          <w:rFonts w:asciiTheme="minorHAnsi" w:eastAsiaTheme="minorHAnsi" w:hAnsiTheme="minorHAnsi" w:cstheme="minorBidi"/>
+          <w:i/>
+          <w:iCs/>
+          <w:kern w:val="2"/>
+          <w:lang w:val="en-US" w:eastAsia="en-US"/>
+          <w14:ligatures w14:val="standardContextual"/>
+        </w:rPr>
+        <w:t xml:space="preserve"> used.</w:t>
+      </w:r>
+      <w:r>
+        <w:rPr>
+          <w:rFonts w:asciiTheme="minorHAnsi" w:eastAsiaTheme="minorHAnsi" w:hAnsiTheme="minorHAnsi" w:cstheme="minorBidi"/>
+          <w:i/>
+          <w:iCs/>
+          <w:kern w:val="2"/>
+          <w:lang w:val="en-US" w:eastAsia="en-US"/>
+          <w14:ligatures w14:val="standardContextual"/>
+        </w:rPr>
+        <w:t>”</w:t>
+      </w:r>
+    </w:p>
+    <w:p>
+      <w:pPr>
+        <w:pStyle w:val="NormalWeb"/>
+        <w:rPr>
+          <w:rFonts w:asciiTheme="minorHAnsi" w:eastAsiaTheme="minorHAnsi" w:hAnsiTheme="minorHAnsi" w:cstheme="minorBidi"/>
+          <w:kern w:val="2"/>
+          <w:lang w:val="en-US" w:eastAsia="en-US"/>
+          <w14:ligatures w14:val="standardContextual"/>
+        </w:rPr>
+      </w:pPr>
+      <w:r>
+        <w:rPr>
+          <w:rFonts w:asciiTheme="minorHAnsi" w:eastAsiaTheme="minorHAnsi" w:hAnsiTheme="minorHAnsi" w:cstheme="minorBidi"/>
+          <w:kern w:val="2"/>
+          <w:lang w:val="en-US" w:eastAsia="en-US"/>
+          <w14:ligatures w14:val="standardContextual"/>
+        </w:rPr>
+        <w:t xml:space="preserve">Thank you for this comment. We agree that, while the term "plant" is commonly used in informal contexts, seagrasses (angiosperms) and macroalgae (including G. </w:t>
+      </w:r>
+      <w:proofErr w:type="spellStart"/>
+      <w:r>
+        <w:rPr>
+          <w:rFonts w:asciiTheme="minorHAnsi" w:eastAsiaTheme="minorHAnsi" w:hAnsiTheme="minorHAnsi" w:cstheme="minorBidi"/>
+          <w:kern w:val="2"/>
+          <w:lang w:val="en-US" w:eastAsia="en-US"/>
+          <w14:ligatures w14:val="standardContextual"/>
+        </w:rPr>
+        <w:t>vermiculophylla</w:t>
+      </w:r>
+      <w:proofErr w:type="spellEnd"/>
+      <w:r>
+        <w:rPr>
+          <w:rFonts w:asciiTheme="minorHAnsi" w:eastAsiaTheme="minorHAnsi" w:hAnsiTheme="minorHAnsi" w:cstheme="minorBidi"/>
+          <w:kern w:val="2"/>
+          <w:lang w:val="en-US" w:eastAsia="en-US"/>
+          <w14:ligatures w14:val="standardContextual"/>
+        </w:rPr>
+        <w:t>) belong to distinct evolutionary lineages and should not both be referred to as "plants" in a scientific context.</w:t>
+      </w:r>
+      <w:r>
+        <w:rPr>
+          <w:rFonts w:asciiTheme="minorHAnsi" w:eastAsiaTheme="minorHAnsi" w:hAnsiTheme="minorHAnsi" w:cstheme="minorBidi"/>
+          <w:kern w:val="2"/>
+          <w:lang w:val="en-US" w:eastAsia="en-US"/>
+          <w14:ligatures w14:val="standardContextual"/>
+        </w:rPr>
+        <w:t xml:space="preserve"> </w:t>
+      </w:r>
+      <w:r>
+        <w:rPr>
+          <w:rFonts w:asciiTheme="minorHAnsi" w:eastAsiaTheme="minorHAnsi" w:hAnsiTheme="minorHAnsi" w:cstheme="minorBidi"/>
+          <w:kern w:val="2"/>
+          <w:lang w:val="en-US" w:eastAsia="en-US"/>
+          <w14:ligatures w14:val="standardContextual"/>
+        </w:rPr>
+        <w:t>To address this, we have revised the sentence as follows:</w:t>
+      </w:r>
+      <w:r>
+        <w:rPr>
+          <w:rFonts w:asciiTheme="minorHAnsi" w:eastAsiaTheme="minorHAnsi" w:hAnsiTheme="minorHAnsi" w:cstheme="minorBidi"/>
+          <w:kern w:val="2"/>
+          <w:lang w:val="en-US" w:eastAsia="en-US"/>
+          <w14:ligatures w14:val="standardContextual"/>
+        </w:rPr>
+        <w:t xml:space="preserve"> </w:t>
+      </w:r>
+    </w:p>
+    <w:p>
+      <w:pPr>
+        <w:pStyle w:val="NormalWeb"/>
+        <w:rPr>
+          <w:rFonts w:asciiTheme="minorHAnsi" w:eastAsiaTheme="minorHAnsi" w:hAnsiTheme="minorHAnsi" w:cstheme="minorBidi"/>
+          <w:kern w:val="2"/>
+          <w:lang w:val="en-US" w:eastAsia="en-US"/>
+          <w14:ligatures w14:val="standardContextual"/>
+        </w:rPr>
+      </w:pPr>
+      <w:r>
+        <w:rPr>
+          <w:rFonts w:asciiTheme="minorHAnsi" w:eastAsiaTheme="minorHAnsi" w:hAnsiTheme="minorHAnsi" w:cstheme="minorBidi"/>
+          <w:kern w:val="2"/>
+          <w:lang w:val="en-US" w:eastAsia="en-US"/>
+          <w14:ligatures w14:val="standardContextual"/>
+        </w:rPr>
+        <w:t>“Unlike seagrasses—marine angiosperms that colonize soft sediments using rhizomes for robust anchorage—</w:t>
+      </w:r>
+      <w:r>
+        <w:rPr>
+          <w:rFonts w:asciiTheme="minorHAnsi" w:eastAsiaTheme="minorHAnsi" w:hAnsiTheme="minorHAnsi" w:cstheme="minorBidi"/>
+          <w:i/>
+          <w:iCs/>
+          <w:kern w:val="2"/>
+          <w:lang w:val="en-US" w:eastAsia="en-US"/>
+          <w14:ligatures w14:val="standardContextual"/>
+        </w:rPr>
+        <w:t xml:space="preserve">G. </w:t>
+      </w:r>
+      <w:proofErr w:type="spellStart"/>
+      <w:r>
+        <w:rPr>
+          <w:rFonts w:asciiTheme="minorHAnsi" w:eastAsiaTheme="minorHAnsi" w:hAnsiTheme="minorHAnsi" w:cstheme="minorBidi"/>
+          <w:i/>
+          <w:iCs/>
+          <w:kern w:val="2"/>
+          <w:lang w:val="en-US" w:eastAsia="en-US"/>
+          <w14:ligatures w14:val="standardContextual"/>
+        </w:rPr>
+        <w:t>vermiculophylla</w:t>
+      </w:r>
+      <w:proofErr w:type="spellEnd"/>
+      <w:r>
+        <w:rPr>
+          <w:rFonts w:asciiTheme="minorHAnsi" w:eastAsiaTheme="minorHAnsi" w:hAnsiTheme="minorHAnsi" w:cstheme="minorBidi"/>
+          <w:kern w:val="2"/>
+          <w:lang w:val="en-US" w:eastAsia="en-US"/>
+          <w14:ligatures w14:val="standardContextual"/>
+        </w:rPr>
+        <w:t xml:space="preserve">, lacks such </w:t>
+      </w:r>
+      <w:proofErr w:type="spellStart"/>
+      <w:r>
+        <w:rPr>
+          <w:rFonts w:asciiTheme="minorHAnsi" w:eastAsiaTheme="minorHAnsi" w:hAnsiTheme="minorHAnsi" w:cstheme="minorBidi"/>
+          <w:kern w:val="2"/>
+          <w:lang w:val="en-US" w:eastAsia="en-US"/>
+          <w14:ligatures w14:val="standardContextual"/>
+        </w:rPr>
+        <w:t>specialised</w:t>
+      </w:r>
+      <w:proofErr w:type="spellEnd"/>
+      <w:r>
+        <w:rPr>
+          <w:rFonts w:asciiTheme="minorHAnsi" w:eastAsiaTheme="minorHAnsi" w:hAnsiTheme="minorHAnsi" w:cstheme="minorBidi"/>
+          <w:kern w:val="2"/>
+          <w:lang w:val="en-US" w:eastAsia="en-US"/>
+          <w14:ligatures w14:val="standardContextual"/>
+        </w:rPr>
+        <w:t xml:space="preserve"> structures.”</w:t>
+      </w:r>
+    </w:p>
+    <w:p>
+      <w:pPr>
+        <w:pStyle w:val="NormalWeb"/>
+        <w:rPr>
+          <w:rFonts w:asciiTheme="minorHAnsi" w:eastAsiaTheme="minorHAnsi" w:hAnsiTheme="minorHAnsi" w:cstheme="minorBidi"/>
+          <w:kern w:val="2"/>
+          <w:lang w:val="en-US" w:eastAsia="en-US"/>
+          <w14:ligatures w14:val="standardContextual"/>
+        </w:rPr>
+      </w:pPr>
+    </w:p>
+    <w:p>
+      <w:pPr>
+        <w:pStyle w:val="NormalWeb"/>
+        <w:numPr>
+          <w:ilvl w:val="0"/>
+          <w:numId w:val="1"/>
+        </w:numPr>
+        <w:rPr>
+          <w:rFonts w:asciiTheme="minorHAnsi" w:eastAsiaTheme="minorHAnsi" w:hAnsiTheme="minorHAnsi" w:cstheme="minorBidi"/>
+          <w:i/>
+          <w:iCs/>
+          <w:kern w:val="2"/>
+          <w:lang w:val="en-US" w:eastAsia="en-US"/>
+          <w14:ligatures w14:val="standardContextual"/>
+        </w:rPr>
+      </w:pPr>
+      <w:r>
+        <w:rPr>
+          <w:rFonts w:asciiTheme="minorHAnsi" w:eastAsiaTheme="minorHAnsi" w:hAnsiTheme="minorHAnsi" w:cstheme="minorBidi"/>
+          <w:i/>
+          <w:iCs/>
+          <w:kern w:val="2"/>
+          <w:lang w:val="en-US" w:eastAsia="en-US"/>
+          <w14:ligatures w14:val="standardContextual"/>
+        </w:rPr>
+        <w:t>“</w:t>
+      </w:r>
+      <w:r>
+        <w:rPr>
+          <w:rFonts w:asciiTheme="minorHAnsi" w:eastAsiaTheme="minorHAnsi" w:hAnsiTheme="minorHAnsi" w:cstheme="minorBidi"/>
+          <w:i/>
+          <w:iCs/>
+          <w:kern w:val="2"/>
+          <w:lang w:val="en-US" w:eastAsia="en-US"/>
+          <w14:ligatures w14:val="standardContextual"/>
+        </w:rPr>
+        <w:t xml:space="preserve">The references to Besterman et al. 2021 - this study did not really incorporate </w:t>
+      </w:r>
+      <w:proofErr w:type="spellStart"/>
+      <w:r>
+        <w:rPr>
+          <w:rFonts w:asciiTheme="minorHAnsi" w:eastAsiaTheme="minorHAnsi" w:hAnsiTheme="minorHAnsi" w:cstheme="minorBidi"/>
+          <w:i/>
+          <w:iCs/>
+          <w:kern w:val="2"/>
+          <w:lang w:val="en-US" w:eastAsia="en-US"/>
+          <w14:ligatures w14:val="standardContextual"/>
+        </w:rPr>
+        <w:t>Diopatra</w:t>
+      </w:r>
+      <w:proofErr w:type="spellEnd"/>
+      <w:r>
+        <w:rPr>
+          <w:rFonts w:asciiTheme="minorHAnsi" w:eastAsiaTheme="minorHAnsi" w:hAnsiTheme="minorHAnsi" w:cstheme="minorBidi"/>
+          <w:i/>
+          <w:iCs/>
+          <w:kern w:val="2"/>
+          <w:lang w:val="en-US" w:eastAsia="en-US"/>
+          <w14:ligatures w14:val="standardContextual"/>
+        </w:rPr>
+        <w:t xml:space="preserve"> </w:t>
+      </w:r>
+      <w:proofErr w:type="spellStart"/>
+      <w:r>
+        <w:rPr>
+          <w:rFonts w:asciiTheme="minorHAnsi" w:eastAsiaTheme="minorHAnsi" w:hAnsiTheme="minorHAnsi" w:cstheme="minorBidi"/>
+          <w:i/>
+          <w:iCs/>
+          <w:kern w:val="2"/>
+          <w:lang w:val="en-US" w:eastAsia="en-US"/>
+          <w14:ligatures w14:val="standardContextual"/>
+        </w:rPr>
+        <w:t>cuprea</w:t>
+      </w:r>
+      <w:proofErr w:type="spellEnd"/>
+      <w:r>
+        <w:rPr>
+          <w:rFonts w:asciiTheme="minorHAnsi" w:eastAsiaTheme="minorHAnsi" w:hAnsiTheme="minorHAnsi" w:cstheme="minorBidi"/>
+          <w:i/>
+          <w:iCs/>
+          <w:kern w:val="2"/>
+          <w:lang w:val="en-US" w:eastAsia="en-US"/>
+          <w14:ligatures w14:val="standardContextual"/>
+        </w:rPr>
+        <w:t xml:space="preserve"> - in many areas of the </w:t>
+      </w:r>
+      <w:proofErr w:type="spellStart"/>
+      <w:r>
+        <w:rPr>
+          <w:rFonts w:asciiTheme="minorHAnsi" w:eastAsiaTheme="minorHAnsi" w:hAnsiTheme="minorHAnsi" w:cstheme="minorBidi"/>
+          <w:i/>
+          <w:iCs/>
+          <w:kern w:val="2"/>
+          <w:lang w:val="en-US" w:eastAsia="en-US"/>
+          <w14:ligatures w14:val="standardContextual"/>
+        </w:rPr>
+        <w:t>midAtlantic</w:t>
+      </w:r>
+      <w:proofErr w:type="spellEnd"/>
+      <w:r>
+        <w:rPr>
+          <w:rFonts w:asciiTheme="minorHAnsi" w:eastAsiaTheme="minorHAnsi" w:hAnsiTheme="minorHAnsi" w:cstheme="minorBidi"/>
+          <w:i/>
+          <w:iCs/>
+          <w:kern w:val="2"/>
+          <w:lang w:val="en-US" w:eastAsia="en-US"/>
+          <w14:ligatures w14:val="standardContextual"/>
+        </w:rPr>
+        <w:t xml:space="preserve">, G. </w:t>
+      </w:r>
+      <w:proofErr w:type="spellStart"/>
+      <w:r>
+        <w:rPr>
+          <w:rFonts w:asciiTheme="minorHAnsi" w:eastAsiaTheme="minorHAnsi" w:hAnsiTheme="minorHAnsi" w:cstheme="minorBidi"/>
+          <w:i/>
+          <w:iCs/>
+          <w:kern w:val="2"/>
+          <w:lang w:val="en-US" w:eastAsia="en-US"/>
+          <w14:ligatures w14:val="standardContextual"/>
+        </w:rPr>
+        <w:t>vermiculophylla</w:t>
+      </w:r>
+      <w:proofErr w:type="spellEnd"/>
+      <w:r>
+        <w:rPr>
+          <w:rFonts w:asciiTheme="minorHAnsi" w:eastAsiaTheme="minorHAnsi" w:hAnsiTheme="minorHAnsi" w:cstheme="minorBidi"/>
+          <w:i/>
+          <w:iCs/>
+          <w:kern w:val="2"/>
+          <w:lang w:val="en-US" w:eastAsia="en-US"/>
+          <w14:ligatures w14:val="standardContextual"/>
+        </w:rPr>
+        <w:t xml:space="preserve"> would not be found if not for D. </w:t>
+      </w:r>
+      <w:proofErr w:type="spellStart"/>
+      <w:r>
+        <w:rPr>
+          <w:rFonts w:asciiTheme="minorHAnsi" w:eastAsiaTheme="minorHAnsi" w:hAnsiTheme="minorHAnsi" w:cstheme="minorBidi"/>
+          <w:i/>
+          <w:iCs/>
+          <w:kern w:val="2"/>
+          <w:lang w:val="en-US" w:eastAsia="en-US"/>
+          <w14:ligatures w14:val="standardContextual"/>
+        </w:rPr>
+        <w:t>cuprea</w:t>
+      </w:r>
+      <w:proofErr w:type="spellEnd"/>
+      <w:r>
+        <w:rPr>
+          <w:rFonts w:asciiTheme="minorHAnsi" w:eastAsiaTheme="minorHAnsi" w:hAnsiTheme="minorHAnsi" w:cstheme="minorBidi"/>
+          <w:i/>
+          <w:iCs/>
+          <w:kern w:val="2"/>
+          <w:lang w:val="en-US" w:eastAsia="en-US"/>
+          <w14:ligatures w14:val="standardContextual"/>
+        </w:rPr>
+        <w:t>.</w:t>
+      </w:r>
+      <w:r>
+        <w:rPr>
+          <w:rFonts w:asciiTheme="minorHAnsi" w:eastAsiaTheme="minorHAnsi" w:hAnsiTheme="minorHAnsi" w:cstheme="minorBidi"/>
+          <w:i/>
+          <w:iCs/>
+          <w:kern w:val="2"/>
+          <w:lang w:val="en-US" w:eastAsia="en-US"/>
+          <w14:ligatures w14:val="standardContextual"/>
+        </w:rPr>
+        <w:t>”</w:t>
+      </w:r>
+    </w:p>
+    <w:p>
+      <w:pPr>
+        <w:pStyle w:val="NormalWeb"/>
+        <w:rPr>
+          <w:rFonts w:asciiTheme="minorHAnsi" w:eastAsiaTheme="minorHAnsi" w:hAnsiTheme="minorHAnsi" w:cstheme="minorBidi"/>
+          <w:kern w:val="2"/>
+          <w:lang w:val="en-US" w:eastAsia="en-US"/>
+          <w14:ligatures w14:val="standardContextual"/>
+        </w:rPr>
+      </w:pPr>
+      <w:r>
+        <w:rPr>
+          <w:rFonts w:asciiTheme="minorHAnsi" w:eastAsiaTheme="minorHAnsi" w:hAnsiTheme="minorHAnsi" w:cstheme="minorBidi"/>
+          <w:kern w:val="2"/>
+          <w:lang w:val="en-US" w:eastAsia="en-US"/>
+          <w14:ligatures w14:val="standardContextual"/>
+        </w:rPr>
+        <w:t xml:space="preserve">We cited Besterman et al. (2021) solely as an example of a study that successfully predicts </w:t>
+      </w:r>
+      <w:r>
+        <w:rPr>
+          <w:rFonts w:asciiTheme="minorHAnsi" w:eastAsiaTheme="minorHAnsi" w:hAnsiTheme="minorHAnsi" w:cstheme="minorBidi"/>
+          <w:i/>
+          <w:iCs/>
+          <w:kern w:val="2"/>
+          <w:lang w:val="en-US" w:eastAsia="en-US"/>
+          <w14:ligatures w14:val="standardContextual"/>
+        </w:rPr>
+        <w:t xml:space="preserve">G. </w:t>
+      </w:r>
+      <w:proofErr w:type="spellStart"/>
+      <w:r>
+        <w:rPr>
+          <w:rFonts w:asciiTheme="minorHAnsi" w:eastAsiaTheme="minorHAnsi" w:hAnsiTheme="minorHAnsi" w:cstheme="minorBidi"/>
+          <w:i/>
+          <w:iCs/>
+          <w:kern w:val="2"/>
+          <w:lang w:val="en-US" w:eastAsia="en-US"/>
+          <w14:ligatures w14:val="standardContextual"/>
+        </w:rPr>
+        <w:t>vermiculophylla</w:t>
+      </w:r>
+      <w:proofErr w:type="spellEnd"/>
+      <w:r>
+        <w:rPr>
+          <w:rFonts w:asciiTheme="minorHAnsi" w:eastAsiaTheme="minorHAnsi" w:hAnsiTheme="minorHAnsi" w:cstheme="minorBidi"/>
+          <w:kern w:val="2"/>
+          <w:lang w:val="en-US" w:eastAsia="en-US"/>
+          <w14:ligatures w14:val="standardContextual"/>
+        </w:rPr>
+        <w:t xml:space="preserve"> abundance from physical variables (topography, residence time, fetch). While those authors acknowledge the facilitative role of </w:t>
+      </w:r>
+      <w:proofErr w:type="spellStart"/>
+      <w:r>
+        <w:rPr>
+          <w:rFonts w:asciiTheme="minorHAnsi" w:eastAsiaTheme="minorHAnsi" w:hAnsiTheme="minorHAnsi" w:cstheme="minorBidi"/>
+          <w:i/>
+          <w:iCs/>
+          <w:kern w:val="2"/>
+          <w:lang w:val="en-US" w:eastAsia="en-US"/>
+          <w14:ligatures w14:val="standardContextual"/>
+        </w:rPr>
+        <w:t>Diopatra</w:t>
+      </w:r>
+      <w:proofErr w:type="spellEnd"/>
+      <w:r>
+        <w:rPr>
+          <w:rFonts w:asciiTheme="minorHAnsi" w:eastAsiaTheme="minorHAnsi" w:hAnsiTheme="minorHAnsi" w:cstheme="minorBidi"/>
+          <w:i/>
+          <w:iCs/>
+          <w:kern w:val="2"/>
+          <w:lang w:val="en-US" w:eastAsia="en-US"/>
+          <w14:ligatures w14:val="standardContextual"/>
+        </w:rPr>
+        <w:t xml:space="preserve"> </w:t>
+      </w:r>
+      <w:proofErr w:type="spellStart"/>
+      <w:r>
+        <w:rPr>
+          <w:rFonts w:asciiTheme="minorHAnsi" w:eastAsiaTheme="minorHAnsi" w:hAnsiTheme="minorHAnsi" w:cstheme="minorBidi"/>
+          <w:i/>
+          <w:iCs/>
+          <w:kern w:val="2"/>
+          <w:lang w:val="en-US" w:eastAsia="en-US"/>
+          <w14:ligatures w14:val="standardContextual"/>
+        </w:rPr>
+        <w:t>cuprea</w:t>
+      </w:r>
+      <w:proofErr w:type="spellEnd"/>
+      <w:r>
+        <w:rPr>
+          <w:rFonts w:asciiTheme="minorHAnsi" w:eastAsiaTheme="minorHAnsi" w:hAnsiTheme="minorHAnsi" w:cstheme="minorBidi"/>
+          <w:kern w:val="2"/>
+          <w:lang w:val="en-US" w:eastAsia="en-US"/>
+          <w14:ligatures w14:val="standardContextual"/>
+        </w:rPr>
+        <w:t xml:space="preserve">, they chose not to model it </w:t>
+      </w:r>
+      <w:r>
+        <w:rPr>
+          <w:rFonts w:asciiTheme="minorHAnsi" w:eastAsiaTheme="minorHAnsi" w:hAnsiTheme="minorHAnsi" w:cstheme="minorBidi"/>
+          <w:kern w:val="2"/>
+          <w:lang w:val="en-US" w:eastAsia="en-US"/>
+          <w14:ligatures w14:val="standardContextual"/>
+        </w:rPr>
+        <w:t>explicitly and</w:t>
+      </w:r>
+      <w:r>
+        <w:rPr>
+          <w:rFonts w:asciiTheme="minorHAnsi" w:eastAsiaTheme="minorHAnsi" w:hAnsiTheme="minorHAnsi" w:cstheme="minorBidi"/>
+          <w:kern w:val="2"/>
+          <w:lang w:val="en-US" w:eastAsia="en-US"/>
+          <w14:ligatures w14:val="standardContextual"/>
+        </w:rPr>
+        <w:t xml:space="preserve"> still achieved good predictive skill. Because our manuscript is likewise restricted to abiotic drivers, the Besterman study remains an appropriate citation.</w:t>
+      </w:r>
+    </w:p>
+    <w:p>
+      <w:pPr>
+        <w:pStyle w:val="NormalWeb"/>
+        <w:rPr>
+          <w:rFonts w:asciiTheme="minorHAnsi" w:eastAsiaTheme="minorHAnsi" w:hAnsiTheme="minorHAnsi" w:cstheme="minorBidi"/>
+          <w:kern w:val="2"/>
+          <w:lang w:val="en-US" w:eastAsia="en-US"/>
+          <w14:ligatures w14:val="standardContextual"/>
+        </w:rPr>
+      </w:pPr>
+    </w:p>
+    <w:p>
+      <w:pPr>
+        <w:pStyle w:val="NormalWeb"/>
+        <w:numPr>
+          <w:ilvl w:val="0"/>
+          <w:numId w:val="1"/>
+        </w:numPr>
+        <w:rPr>
+          <w:rFonts w:asciiTheme="minorHAnsi" w:eastAsiaTheme="minorHAnsi" w:hAnsiTheme="minorHAnsi" w:cstheme="minorBidi"/>
+          <w:i/>
+          <w:iCs/>
+          <w:kern w:val="2"/>
+          <w:lang w:val="en-US" w:eastAsia="en-US"/>
+          <w14:ligatures w14:val="standardContextual"/>
+        </w:rPr>
+      </w:pPr>
+      <w:r>
+        <w:rPr>
+          <w:rFonts w:asciiTheme="minorHAnsi" w:eastAsiaTheme="minorHAnsi" w:hAnsiTheme="minorHAnsi" w:cstheme="minorBidi"/>
+          <w:i/>
+          <w:iCs/>
+          <w:kern w:val="2"/>
+          <w:lang w:val="en-US" w:eastAsia="en-US"/>
+          <w14:ligatures w14:val="standardContextual"/>
+        </w:rPr>
+        <w:t xml:space="preserve"> “</w:t>
+      </w:r>
+      <w:r>
+        <w:rPr>
+          <w:rFonts w:asciiTheme="minorHAnsi" w:eastAsiaTheme="minorHAnsi" w:hAnsiTheme="minorHAnsi" w:cstheme="minorBidi"/>
+          <w:i/>
+          <w:iCs/>
+          <w:kern w:val="2"/>
+          <w:lang w:val="en-US" w:eastAsia="en-US"/>
+          <w14:ligatures w14:val="standardContextual"/>
+        </w:rPr>
+        <w:t xml:space="preserve">G. </w:t>
+      </w:r>
+      <w:proofErr w:type="spellStart"/>
+      <w:r>
+        <w:rPr>
+          <w:rFonts w:asciiTheme="minorHAnsi" w:eastAsiaTheme="minorHAnsi" w:hAnsiTheme="minorHAnsi" w:cstheme="minorBidi"/>
+          <w:i/>
+          <w:iCs/>
+          <w:kern w:val="2"/>
+          <w:lang w:val="en-US" w:eastAsia="en-US"/>
+          <w14:ligatures w14:val="standardContextual"/>
+        </w:rPr>
+        <w:t>vermiculophylla</w:t>
+      </w:r>
+      <w:proofErr w:type="spellEnd"/>
+      <w:r>
+        <w:rPr>
+          <w:rFonts w:asciiTheme="minorHAnsi" w:eastAsiaTheme="minorHAnsi" w:hAnsiTheme="minorHAnsi" w:cstheme="minorBidi"/>
+          <w:i/>
+          <w:iCs/>
+          <w:kern w:val="2"/>
+          <w:lang w:val="en-US" w:eastAsia="en-US"/>
+          <w14:ligatures w14:val="standardContextual"/>
+        </w:rPr>
+        <w:t xml:space="preserve"> is rarely found on live oyster shell, only shell hash. Thus, the authors should temper the movement of live oyster as a means of secondary spread.</w:t>
+      </w:r>
+      <w:r>
+        <w:rPr>
+          <w:rFonts w:asciiTheme="minorHAnsi" w:eastAsiaTheme="minorHAnsi" w:hAnsiTheme="minorHAnsi" w:cstheme="minorBidi"/>
+          <w:i/>
+          <w:iCs/>
+          <w:kern w:val="2"/>
+          <w:lang w:val="en-US" w:eastAsia="en-US"/>
+          <w14:ligatures w14:val="standardContextual"/>
+        </w:rPr>
+        <w:t>”</w:t>
+      </w:r>
+    </w:p>
+    <w:p>
+      <w:pPr>
+        <w:pStyle w:val="NormalWeb"/>
+        <w:rPr>
+          <w:rFonts w:asciiTheme="minorHAnsi" w:eastAsiaTheme="minorHAnsi" w:hAnsiTheme="minorHAnsi" w:cstheme="minorBidi"/>
+          <w:kern w:val="2"/>
+          <w:lang w:val="en-US" w:eastAsia="en-US"/>
+          <w14:ligatures w14:val="standardContextual"/>
+        </w:rPr>
+      </w:pPr>
+      <w:r>
+        <w:rPr>
+          <w:rFonts w:asciiTheme="minorHAnsi" w:eastAsiaTheme="minorHAnsi" w:hAnsiTheme="minorHAnsi" w:cstheme="minorBidi"/>
+          <w:kern w:val="2"/>
+          <w:lang w:val="en-US" w:eastAsia="en-US"/>
+          <w14:ligatures w14:val="standardContextual"/>
+        </w:rPr>
+        <w:t xml:space="preserve">Thank you for pointing this out. We agree that G. </w:t>
+      </w:r>
+      <w:proofErr w:type="spellStart"/>
+      <w:r>
+        <w:rPr>
+          <w:rFonts w:asciiTheme="minorHAnsi" w:eastAsiaTheme="minorHAnsi" w:hAnsiTheme="minorHAnsi" w:cstheme="minorBidi"/>
+          <w:kern w:val="2"/>
+          <w:lang w:val="en-US" w:eastAsia="en-US"/>
+          <w14:ligatures w14:val="standardContextual"/>
+        </w:rPr>
+        <w:t>vermiculophylla</w:t>
+      </w:r>
+      <w:proofErr w:type="spellEnd"/>
+      <w:r>
+        <w:rPr>
+          <w:rFonts w:asciiTheme="minorHAnsi" w:eastAsiaTheme="minorHAnsi" w:hAnsiTheme="minorHAnsi" w:cstheme="minorBidi"/>
+          <w:kern w:val="2"/>
+          <w:lang w:val="en-US" w:eastAsia="en-US"/>
+          <w14:ligatures w14:val="standardContextual"/>
+        </w:rPr>
+        <w:t xml:space="preserve"> is most often transported with shell hash, cultch, and fouled equipment associated with oyster culture rather than on live oyster valves themselves (e.g. Freshwater et al. 2006; Krueger-Hadfield et al. 2016). We have therefore softened the wording and specified the likely substrates:</w:t>
+      </w:r>
+    </w:p>
+    <w:p>
+      <w:pPr>
+        <w:pStyle w:val="NormalWeb"/>
+        <w:rPr>
+          <w:rFonts w:asciiTheme="minorHAnsi" w:eastAsiaTheme="minorHAnsi" w:hAnsiTheme="minorHAnsi" w:cstheme="minorBidi"/>
+          <w:kern w:val="2"/>
+          <w:lang w:val="en-US" w:eastAsia="en-US"/>
+          <w14:ligatures w14:val="standardContextual"/>
+        </w:rPr>
+      </w:pPr>
+      <w:r>
+        <w:rPr>
+          <w:rFonts w:asciiTheme="minorHAnsi" w:eastAsiaTheme="minorHAnsi" w:hAnsiTheme="minorHAnsi" w:cstheme="minorBidi"/>
+          <w:kern w:val="2"/>
+          <w:lang w:val="en-US" w:eastAsia="en-US"/>
+          <w14:ligatures w14:val="standardContextual"/>
+        </w:rPr>
+        <w:t>“Aquaculture operations</w:t>
+      </w:r>
+      <w:r>
+        <w:rPr>
+          <w:rFonts w:asciiTheme="minorHAnsi" w:eastAsiaTheme="minorHAnsi" w:hAnsiTheme="minorHAnsi" w:cstheme="minorBidi"/>
+          <w:kern w:val="2"/>
+          <w:lang w:val="en-US" w:eastAsia="en-US"/>
+          <w14:ligatures w14:val="standardContextual"/>
+        </w:rPr>
+        <w:t xml:space="preserve"> such as </w:t>
+      </w:r>
+      <w:r>
+        <w:rPr>
+          <w:rFonts w:asciiTheme="minorHAnsi" w:eastAsiaTheme="minorHAnsi" w:hAnsiTheme="minorHAnsi" w:cstheme="minorBidi"/>
+          <w:kern w:val="2"/>
+          <w:lang w:val="en-US" w:eastAsia="en-US"/>
+          <w14:ligatures w14:val="standardContextual"/>
+        </w:rPr>
+        <w:t>the movement of spat bags, grow-out nets, and shell</w:t>
+      </w:r>
+      <w:r>
+        <w:rPr>
+          <w:rFonts w:ascii="Cambria Math" w:eastAsiaTheme="minorHAnsi" w:hAnsi="Cambria Math" w:cs="Cambria Math"/>
+          <w:kern w:val="2"/>
+          <w:lang w:val="en-US" w:eastAsia="en-US"/>
+          <w14:ligatures w14:val="standardContextual"/>
+        </w:rPr>
+        <w:t>‐</w:t>
+      </w:r>
+      <w:r>
+        <w:rPr>
+          <w:rFonts w:asciiTheme="minorHAnsi" w:eastAsiaTheme="minorHAnsi" w:hAnsiTheme="minorHAnsi" w:cstheme="minorBidi"/>
+          <w:kern w:val="2"/>
+          <w:lang w:val="en-US" w:eastAsia="en-US"/>
+          <w14:ligatures w14:val="standardContextual"/>
+        </w:rPr>
+        <w:t>hash cultch</w:t>
+      </w:r>
+      <w:r>
+        <w:rPr>
+          <w:rFonts w:ascii="Aptos" w:eastAsiaTheme="minorHAnsi" w:hAnsi="Aptos" w:cs="Aptos"/>
+          <w:kern w:val="2"/>
+          <w:lang w:val="en-US" w:eastAsia="en-US"/>
+          <w14:ligatures w14:val="standardContextual"/>
+        </w:rPr>
+        <w:t xml:space="preserve">, </w:t>
+      </w:r>
+      <w:r>
+        <w:rPr>
+          <w:rFonts w:asciiTheme="minorHAnsi" w:eastAsiaTheme="minorHAnsi" w:hAnsiTheme="minorHAnsi" w:cstheme="minorBidi"/>
+          <w:kern w:val="2"/>
+          <w:lang w:val="en-US" w:eastAsia="en-US"/>
+          <w14:ligatures w14:val="standardContextual"/>
+        </w:rPr>
+        <w:t xml:space="preserve">can unintentionally transfer fragments of G. </w:t>
+      </w:r>
+      <w:proofErr w:type="spellStart"/>
+      <w:r>
+        <w:rPr>
+          <w:rFonts w:asciiTheme="minorHAnsi" w:eastAsiaTheme="minorHAnsi" w:hAnsiTheme="minorHAnsi" w:cstheme="minorBidi"/>
+          <w:kern w:val="2"/>
+          <w:lang w:val="en-US" w:eastAsia="en-US"/>
+          <w14:ligatures w14:val="standardContextual"/>
+        </w:rPr>
+        <w:t>vermiculophylla</w:t>
+      </w:r>
+      <w:proofErr w:type="spellEnd"/>
+      <w:r>
+        <w:rPr>
+          <w:rFonts w:asciiTheme="minorHAnsi" w:eastAsiaTheme="minorHAnsi" w:hAnsiTheme="minorHAnsi" w:cstheme="minorBidi"/>
+          <w:kern w:val="2"/>
+          <w:lang w:val="en-US" w:eastAsia="en-US"/>
+          <w14:ligatures w14:val="standardContextual"/>
+        </w:rPr>
+        <w:t>. Such fouled materials, rather than live oyster shells per se, are considered the main vector that introduced the alga to several European lagoons, including its first Mediterranean record in 2008 (van den Hoek 2024</w:t>
+      </w:r>
+      <w:proofErr w:type="gramStart"/>
+      <w:r>
+        <w:rPr>
+          <w:rFonts w:asciiTheme="minorHAnsi" w:eastAsiaTheme="minorHAnsi" w:hAnsiTheme="minorHAnsi" w:cstheme="minorBidi"/>
+          <w:kern w:val="2"/>
+          <w:lang w:val="en-US" w:eastAsia="en-US"/>
+          <w14:ligatures w14:val="standardContextual"/>
+        </w:rPr>
+        <w:t>).”</w:t>
+      </w:r>
+      <w:proofErr w:type="gramEnd"/>
+    </w:p>
+    <w:p>
+      <w:pPr>
+        <w:rPr>
+          <w:lang w:val="en-US"/>
+        </w:rPr>
+      </w:pPr>
+      <w:r>
+        <w:rPr>
+          <w:lang w:val="en-US"/>
+        </w:rPr>
+        <w:br w:type="page"/>
+      </w:r>
+    </w:p>
+    <w:p>
+      <w:pPr>
+        <w:pStyle w:val="NormalWeb"/>
+        <w:numPr>
+          <w:ilvl w:val="0"/>
+          <w:numId w:val="1"/>
+        </w:numPr>
+        <w:rPr>
+          <w:rFonts w:asciiTheme="minorHAnsi" w:eastAsiaTheme="minorHAnsi" w:hAnsiTheme="minorHAnsi" w:cstheme="minorBidi"/>
+          <w:kern w:val="2"/>
+          <w:lang w:val="en-US" w:eastAsia="en-US"/>
+          <w14:ligatures w14:val="standardContextual"/>
+        </w:rPr>
+      </w:pPr>
+      <w:r>
+        <w:rPr>
+          <w:rFonts w:asciiTheme="minorHAnsi" w:eastAsiaTheme="minorHAnsi" w:hAnsiTheme="minorHAnsi" w:cstheme="minorBidi"/>
+          <w:kern w:val="2"/>
+          <w:lang w:val="en-US" w:eastAsia="en-US"/>
+          <w14:ligatures w14:val="standardContextual"/>
+        </w:rPr>
+        <w:lastRenderedPageBreak/>
+        <w:t xml:space="preserve"> “</w:t>
+      </w:r>
+      <w:r>
+        <w:rPr>
+          <w:rFonts w:asciiTheme="minorHAnsi" w:eastAsiaTheme="minorHAnsi" w:hAnsiTheme="minorHAnsi" w:cstheme="minorBidi"/>
+          <w:i/>
+          <w:iCs/>
+          <w:kern w:val="2"/>
+          <w:lang w:eastAsia="en-US"/>
+          <w14:ligatures w14:val="standardContextual"/>
+        </w:rPr>
+        <w:t xml:space="preserve">Table 2 - are </w:t>
+      </w:r>
+      <w:proofErr w:type="spellStart"/>
+      <w:r>
+        <w:rPr>
+          <w:rFonts w:asciiTheme="minorHAnsi" w:eastAsiaTheme="minorHAnsi" w:hAnsiTheme="minorHAnsi" w:cstheme="minorBidi"/>
+          <w:i/>
+          <w:iCs/>
+          <w:kern w:val="2"/>
+          <w:lang w:eastAsia="en-US"/>
+          <w14:ligatures w14:val="standardContextual"/>
+        </w:rPr>
+        <w:t>these</w:t>
+      </w:r>
+      <w:proofErr w:type="spellEnd"/>
+      <w:r>
+        <w:rPr>
+          <w:rFonts w:asciiTheme="minorHAnsi" w:eastAsiaTheme="minorHAnsi" w:hAnsiTheme="minorHAnsi" w:cstheme="minorBidi"/>
+          <w:i/>
+          <w:iCs/>
+          <w:kern w:val="2"/>
+          <w:lang w:eastAsia="en-US"/>
+          <w14:ligatures w14:val="standardContextual"/>
+        </w:rPr>
+        <w:t xml:space="preserve"> pixels?</w:t>
+      </w:r>
+      <w:r>
+        <w:rPr>
+          <w:rFonts w:asciiTheme="minorHAnsi" w:eastAsiaTheme="minorHAnsi" w:hAnsiTheme="minorHAnsi" w:cstheme="minorBidi"/>
+          <w:kern w:val="2"/>
+          <w:lang w:val="en-US" w:eastAsia="en-US"/>
+          <w14:ligatures w14:val="standardContextual"/>
+        </w:rPr>
+        <w:t>”</w:t>
+      </w:r>
+    </w:p>
+    <w:p>
+      <w:pPr>
+        <w:pStyle w:val="NormalWeb"/>
+        <w:rPr>
+          <w:rFonts w:asciiTheme="minorHAnsi" w:eastAsiaTheme="minorHAnsi" w:hAnsiTheme="minorHAnsi" w:cstheme="minorBidi"/>
+          <w:kern w:val="2"/>
+          <w:lang w:val="en-US" w:eastAsia="en-US"/>
+          <w14:ligatures w14:val="standardContextual"/>
+        </w:rPr>
+      </w:pPr>
+      <w:r>
+        <w:rPr>
+          <w:rFonts w:asciiTheme="minorHAnsi" w:eastAsiaTheme="minorHAnsi" w:hAnsiTheme="minorHAnsi" w:cstheme="minorBidi"/>
+          <w:kern w:val="2"/>
+          <w:lang w:val="en-US" w:eastAsia="en-US"/>
+          <w14:ligatures w14:val="standardContextual"/>
+        </w:rPr>
+        <w:t xml:space="preserve">Yes, </w:t>
+      </w:r>
+      <w:r>
+        <w:rPr>
+          <w:rFonts w:asciiTheme="minorHAnsi" w:eastAsiaTheme="minorHAnsi" w:hAnsiTheme="minorHAnsi" w:cstheme="minorBidi"/>
+          <w:kern w:val="2"/>
+          <w:lang w:val="en-US" w:eastAsia="en-US"/>
+          <w14:ligatures w14:val="standardContextual"/>
+        </w:rPr>
+        <w:t>the values</w:t>
+      </w:r>
+      <w:r>
+        <w:rPr>
+          <w:rFonts w:asciiTheme="minorHAnsi" w:eastAsiaTheme="minorHAnsi" w:hAnsiTheme="minorHAnsi" w:cstheme="minorBidi"/>
+          <w:kern w:val="2"/>
+          <w:lang w:val="en-US" w:eastAsia="en-US"/>
+          <w14:ligatures w14:val="standardContextual"/>
+        </w:rPr>
+        <w:t xml:space="preserve"> of </w:t>
+      </w:r>
+      <w:r>
+        <w:rPr>
+          <w:rFonts w:asciiTheme="minorHAnsi" w:eastAsiaTheme="minorHAnsi" w:hAnsiTheme="minorHAnsi" w:cstheme="minorBidi"/>
+          <w:kern w:val="2"/>
+          <w:lang w:val="en-US" w:eastAsia="en-US"/>
+          <w14:ligatures w14:val="standardContextual"/>
+        </w:rPr>
+        <w:t xml:space="preserve">the </w:t>
+      </w:r>
+      <w:r>
+        <w:rPr>
+          <w:rFonts w:asciiTheme="minorHAnsi" w:eastAsiaTheme="minorHAnsi" w:hAnsiTheme="minorHAnsi" w:cstheme="minorBidi"/>
+          <w:kern w:val="2"/>
+          <w:lang w:val="en-US" w:eastAsia="en-US"/>
+          <w14:ligatures w14:val="standardContextual"/>
+        </w:rPr>
+        <w:t xml:space="preserve">table </w:t>
+      </w:r>
+      <w:r>
+        <w:rPr>
+          <w:rFonts w:asciiTheme="minorHAnsi" w:eastAsiaTheme="minorHAnsi" w:hAnsiTheme="minorHAnsi" w:cstheme="minorBidi"/>
+          <w:kern w:val="2"/>
+          <w:lang w:val="en-US" w:eastAsia="en-US"/>
+          <w14:ligatures w14:val="standardContextual"/>
+        </w:rPr>
+        <w:t>indicate</w:t>
+      </w:r>
+      <w:r>
+        <w:rPr>
+          <w:rFonts w:asciiTheme="minorHAnsi" w:eastAsiaTheme="minorHAnsi" w:hAnsiTheme="minorHAnsi" w:cstheme="minorBidi"/>
+          <w:kern w:val="2"/>
+          <w:lang w:val="en-US" w:eastAsia="en-US"/>
+          <w14:ligatures w14:val="standardContextual"/>
+        </w:rPr>
+        <w:t xml:space="preserve"> </w:t>
+      </w:r>
+      <w:r>
+        <w:rPr>
+          <w:rFonts w:asciiTheme="minorHAnsi" w:eastAsiaTheme="minorHAnsi" w:hAnsiTheme="minorHAnsi" w:cstheme="minorBidi"/>
+          <w:kern w:val="2"/>
+          <w:lang w:val="en-US" w:eastAsia="en-US"/>
+          <w14:ligatures w14:val="standardContextual"/>
+        </w:rPr>
+        <w:t>the</w:t>
+      </w:r>
+      <w:r>
+        <w:rPr>
+          <w:rFonts w:asciiTheme="minorHAnsi" w:eastAsiaTheme="minorHAnsi" w:hAnsiTheme="minorHAnsi" w:cstheme="minorBidi"/>
+          <w:kern w:val="2"/>
+          <w:lang w:val="en-US" w:eastAsia="en-US"/>
+          <w14:ligatures w14:val="standardContextual"/>
+        </w:rPr>
+        <w:t xml:space="preserve"> number </w:t>
+      </w:r>
+      <w:r>
+        <w:rPr>
+          <w:rFonts w:asciiTheme="minorHAnsi" w:eastAsiaTheme="minorHAnsi" w:hAnsiTheme="minorHAnsi" w:cstheme="minorBidi"/>
+          <w:kern w:val="2"/>
+          <w:lang w:val="en-US" w:eastAsia="en-US"/>
+          <w14:ligatures w14:val="standardContextual"/>
+        </w:rPr>
+        <w:t xml:space="preserve">of </w:t>
+      </w:r>
+      <w:r>
+        <w:rPr>
+          <w:rFonts w:asciiTheme="minorHAnsi" w:eastAsiaTheme="minorHAnsi" w:hAnsiTheme="minorHAnsi" w:cstheme="minorBidi"/>
+          <w:kern w:val="2"/>
+          <w:lang w:val="en-US" w:eastAsia="en-US"/>
+          <w14:ligatures w14:val="standardContextual"/>
+        </w:rPr>
+        <w:t>pixels</w:t>
+      </w:r>
+      <w:r>
+        <w:rPr>
+          <w:rFonts w:asciiTheme="minorHAnsi" w:eastAsiaTheme="minorHAnsi" w:hAnsiTheme="minorHAnsi" w:cstheme="minorBidi"/>
+          <w:kern w:val="2"/>
+          <w:lang w:val="en-US" w:eastAsia="en-US"/>
+          <w14:ligatures w14:val="standardContextual"/>
+        </w:rPr>
+        <w:t xml:space="preserve">. This has been clarified </w:t>
+      </w:r>
+      <w:r>
+        <w:rPr>
+          <w:rFonts w:asciiTheme="minorHAnsi" w:eastAsiaTheme="minorHAnsi" w:hAnsiTheme="minorHAnsi" w:cstheme="minorBidi"/>
+          <w:kern w:val="2"/>
+          <w:lang w:val="en-US" w:eastAsia="en-US"/>
+          <w14:ligatures w14:val="standardContextual"/>
+        </w:rPr>
+        <w:t xml:space="preserve">in the figure caption. </w:t>
+      </w:r>
+    </w:p>
+    <w:p>
+      <w:pPr>
+        <w:pStyle w:val="NormalWeb"/>
+        <w:rPr>
+          <w:rFonts w:asciiTheme="minorHAnsi" w:eastAsiaTheme="minorHAnsi" w:hAnsiTheme="minorHAnsi" w:cstheme="minorBidi"/>
+          <w:kern w:val="2"/>
+          <w:lang w:val="en-US" w:eastAsia="en-US"/>
+          <w14:ligatures w14:val="standardContextual"/>
+        </w:rPr>
+      </w:pPr>
+    </w:p>
+    <w:p>
+      <w:pPr>
+        <w:jc w:val="center"/>
+        <w:rPr>
+          <w:b/>
+          <w:bCs/>
+          <w:sz w:val="28"/>
+          <w:szCs w:val="28"/>
+          <w:lang w:val="en-US"/>
+        </w:rPr>
+      </w:pPr>
+      <w:r>
+        <w:rPr>
+          <w:b/>
+          <w:bCs/>
+          <w:sz w:val="28"/>
+          <w:szCs w:val="28"/>
+          <w:lang w:val="en-US"/>
+        </w:rPr>
+        <w:t xml:space="preserve">Reviewers </w:t>
+      </w:r>
+      <w:proofErr w:type="gramStart"/>
+      <w:r>
+        <w:rPr>
+          <w:b/>
+          <w:bCs/>
+          <w:sz w:val="28"/>
+          <w:szCs w:val="28"/>
+          <w:lang w:val="en-US"/>
+        </w:rPr>
+        <w:t>3</w:t>
+      </w:r>
+      <w:r>
+        <w:rPr>
+          <w:b/>
+          <w:bCs/>
+          <w:sz w:val="28"/>
+          <w:szCs w:val="28"/>
+          <w:lang w:val="en-US"/>
+        </w:rPr>
+        <w:t> :</w:t>
+      </w:r>
+      <w:proofErr w:type="gramEnd"/>
+    </w:p>
+    <w:p>
+      <w:pPr>
+        <w:pStyle w:val="Paragraphedeliste"/>
+        <w:numPr>
+          <w:ilvl w:val="0"/>
+          <w:numId w:val="2"/>
+        </w:numPr>
+        <w:rPr>
+          <w:i/>
+          <w:iCs/>
+          <w:lang w:val="en-US"/>
+        </w:rPr>
+      </w:pPr>
+      <w:r>
+        <w:rPr>
+          <w:i/>
+          <w:iCs/>
+          <w:lang w:val="en-US"/>
+        </w:rPr>
+        <w:t>“</w:t>
+      </w:r>
+      <w:r>
+        <w:rPr>
+          <w:i/>
+          <w:iCs/>
+          <w:lang w:val="en-US"/>
+        </w:rPr>
+        <w:t xml:space="preserve">The manuscript lacks a clear definition of its core scientific question and theoretical contributions. The focus currently leans heavily on </w:t>
+      </w:r>
+      <w:proofErr w:type="gramStart"/>
+      <w:r>
+        <w:rPr>
+          <w:i/>
+          <w:iCs/>
+          <w:lang w:val="en-US"/>
+        </w:rPr>
+        <w:t>technical</w:t>
+      </w:r>
+      <w:proofErr w:type="gramEnd"/>
+      <w:r>
+        <w:rPr>
+          <w:i/>
+          <w:iCs/>
+          <w:lang w:val="en-US"/>
+        </w:rPr>
+        <w:t xml:space="preserve"> application of remote sensing, rather than addressing a distinct ecological or methodological research gap. It is recommended to explicitly clarify the scientific problem being addressed and how the study advances knowledge in the field of invasion ecology or remote sensing.</w:t>
+      </w:r>
+      <w:r>
+        <w:rPr>
+          <w:i/>
+          <w:iCs/>
+          <w:lang w:val="en-US"/>
+        </w:rPr>
+        <w:t>”</w:t>
+      </w:r>
+    </w:p>
+    <w:p>
+      <w:pPr>
+        <w:rPr>
+          <w:lang w:val="en-US"/>
+        </w:rPr>
+      </w:pPr>
+      <w:r>
+        <w:rPr>
+          <w:lang w:val="en-US"/>
+        </w:rPr>
+        <w:t xml:space="preserve">We appreciate this observation and have revised the </w:t>
+      </w:r>
+      <w:r>
+        <w:rPr>
+          <w:lang w:val="en-US"/>
+        </w:rPr>
+        <w:t>last paragraph</w:t>
+      </w:r>
+      <w:r>
+        <w:rPr>
+          <w:lang w:val="en-US"/>
+        </w:rPr>
+        <w:t xml:space="preserve"> of the Introduction to articulate the scientific </w:t>
+      </w:r>
+      <w:r>
+        <w:rPr>
+          <w:lang w:val="en-US"/>
+        </w:rPr>
+        <w:t>problem,</w:t>
+      </w:r>
+      <w:r>
+        <w:rPr>
+          <w:lang w:val="en-US"/>
+        </w:rPr>
+        <w:t xml:space="preserve"> and the knowledge advance more explicitly.</w:t>
+      </w:r>
+      <w:r>
+        <w:rPr>
+          <w:lang w:val="en-US"/>
+        </w:rPr>
+        <w:t xml:space="preserve"> The revised paragraph </w:t>
+      </w:r>
+      <w:proofErr w:type="gramStart"/>
+      <w:r>
+        <w:rPr>
+          <w:lang w:val="en-US"/>
+        </w:rPr>
+        <w:t>is :</w:t>
+      </w:r>
+      <w:proofErr w:type="gramEnd"/>
+      <w:r>
+        <w:rPr>
+          <w:lang w:val="en-US"/>
+        </w:rPr>
+        <w:t xml:space="preserve"> </w:t>
+      </w:r>
+    </w:p>
+    <w:p>
+      <w:pPr>
+        <w:rPr>
+          <w:lang w:val="en-US"/>
+        </w:rPr>
+      </w:pPr>
+      <w:r>
+        <w:rPr>
+          <w:lang w:val="en-US"/>
+        </w:rPr>
+        <w:t>“</w:t>
+      </w:r>
+      <w:r>
+        <w:rPr>
+          <w:lang w:val="en-US"/>
+        </w:rPr>
+        <w:t xml:space="preserve">This study we couple </w:t>
+      </w:r>
+      <w:proofErr w:type="spellStart"/>
+      <w:r>
+        <w:rPr>
+          <w:lang w:val="en-US"/>
+        </w:rPr>
+        <w:t>centimetre</w:t>
+      </w:r>
+      <w:proofErr w:type="spellEnd"/>
+      <w:r>
+        <w:rPr>
+          <w:lang w:val="en-US"/>
+        </w:rPr>
+        <w:t xml:space="preserve">-resolution drone imagery with complementary spatial data to resolve three outstanding questions about the European invasion of </w:t>
+      </w:r>
+      <w:proofErr w:type="spellStart"/>
+      <w:r>
+        <w:rPr>
+          <w:i/>
+          <w:iCs/>
+          <w:lang w:val="en-US"/>
+        </w:rPr>
+        <w:t>Gracilaria</w:t>
+      </w:r>
+      <w:proofErr w:type="spellEnd"/>
+      <w:r>
+        <w:rPr>
+          <w:i/>
+          <w:iCs/>
+          <w:lang w:val="en-US"/>
+        </w:rPr>
+        <w:t xml:space="preserve"> </w:t>
+      </w:r>
+      <w:proofErr w:type="spellStart"/>
+      <w:r>
+        <w:rPr>
+          <w:i/>
+          <w:iCs/>
+          <w:lang w:val="en-US"/>
+        </w:rPr>
+        <w:t>vermiculophylla</w:t>
+      </w:r>
+      <w:proofErr w:type="spellEnd"/>
+      <w:r>
+        <w:rPr>
+          <w:lang w:val="en-US"/>
+        </w:rPr>
+        <w:t xml:space="preserve">. First, an adapted version of the DISCOV convolutional network classifier </w:t>
+      </w:r>
+      <w:r>
+        <w:rPr>
+          <w:lang w:val="en-US"/>
+        </w:rPr>
+        <w:t>(Oiry et al. 2024)</w:t>
+      </w:r>
+      <w:r>
+        <w:rPr>
+          <w:lang w:val="en-US"/>
+        </w:rPr>
+        <w:t xml:space="preserve"> is applied to drone mosaics from estuaries in France and Spain, providing the first transferable, high-accuracy maps of the alga's distribution along the Atlantic coast. Second, LiDAR-derived micro-topography is used to test whether those occurrences occupy a consistent “topographic window” of tidal elevation and surface flatness, thereby identifying the physical conditions that most </w:t>
+      </w:r>
+      <w:proofErr w:type="spellStart"/>
+      <w:r>
+        <w:rPr>
+          <w:lang w:val="en-US"/>
+        </w:rPr>
+        <w:t>favour</w:t>
+      </w:r>
+      <w:proofErr w:type="spellEnd"/>
+      <w:r>
+        <w:rPr>
+          <w:lang w:val="en-US"/>
+        </w:rPr>
+        <w:t xml:space="preserve"> establishment. Third, a time-series of aerial photographs dating back to the early 1950s is </w:t>
+      </w:r>
+      <w:proofErr w:type="spellStart"/>
+      <w:r>
+        <w:rPr>
+          <w:lang w:val="en-US"/>
+        </w:rPr>
+        <w:t>analysed</w:t>
+      </w:r>
+      <w:proofErr w:type="spellEnd"/>
+      <w:r>
+        <w:rPr>
+          <w:lang w:val="en-US"/>
+        </w:rPr>
+        <w:t xml:space="preserve"> to reconstruct the long-term expansion of </w:t>
+      </w:r>
+      <w:r>
+        <w:rPr>
+          <w:i/>
+          <w:iCs/>
+          <w:lang w:val="en-US"/>
+        </w:rPr>
+        <w:t xml:space="preserve">G. </w:t>
+      </w:r>
+      <w:proofErr w:type="spellStart"/>
+      <w:r>
+        <w:rPr>
+          <w:i/>
+          <w:iCs/>
+          <w:lang w:val="en-US"/>
+        </w:rPr>
+        <w:t>vermiculophylla</w:t>
+      </w:r>
+      <w:proofErr w:type="spellEnd"/>
+      <w:r>
+        <w:rPr>
+          <w:lang w:val="en-US"/>
+        </w:rPr>
+        <w:t xml:space="preserve"> in its European bridgehead, the </w:t>
+      </w:r>
+      <w:proofErr w:type="spellStart"/>
+      <w:r>
+        <w:rPr>
+          <w:lang w:val="en-US"/>
+        </w:rPr>
+        <w:t>Bélon</w:t>
+      </w:r>
+      <w:proofErr w:type="spellEnd"/>
+      <w:r>
+        <w:rPr>
+          <w:lang w:val="en-US"/>
+        </w:rPr>
+        <w:t xml:space="preserve"> estuary, and to quantify changes in </w:t>
+      </w:r>
+      <w:proofErr w:type="gramStart"/>
+      <w:r>
+        <w:rPr>
+          <w:lang w:val="en-US"/>
+        </w:rPr>
+        <w:t>areal</w:t>
+      </w:r>
+      <w:proofErr w:type="gramEnd"/>
+      <w:r>
+        <w:rPr>
+          <w:lang w:val="en-US"/>
+        </w:rPr>
+        <w:t xml:space="preserve"> cover over seven decades. Together, these steps link </w:t>
+      </w:r>
+      <w:proofErr w:type="spellStart"/>
+      <w:r>
+        <w:rPr>
+          <w:lang w:val="en-US"/>
+        </w:rPr>
+        <w:t>centimetre</w:t>
+      </w:r>
+      <w:proofErr w:type="spellEnd"/>
+      <w:r>
+        <w:rPr>
+          <w:lang w:val="en-US"/>
+        </w:rPr>
+        <w:t xml:space="preserve">-scale mapping to ecological mechanism and invasion trajectory, advancing both drone-based remote sensing and our understanding of soft-sediment invasions by </w:t>
+      </w:r>
+      <w:r>
+        <w:rPr>
+          <w:i/>
+          <w:iCs/>
+          <w:lang w:val="en-US"/>
+        </w:rPr>
+        <w:t xml:space="preserve">G. </w:t>
+      </w:r>
+      <w:proofErr w:type="spellStart"/>
+      <w:r>
+        <w:rPr>
+          <w:i/>
+          <w:iCs/>
+          <w:lang w:val="en-US"/>
+        </w:rPr>
+        <w:t>vermiculophylla</w:t>
+      </w:r>
+      <w:proofErr w:type="spellEnd"/>
+      <w:r>
+        <w:rPr>
+          <w:lang w:val="en-US"/>
+        </w:rPr>
+        <w:t>, while also providing actionable information for management and policy.</w:t>
+      </w:r>
+      <w:r>
+        <w:rPr>
+          <w:lang w:val="en-US"/>
+        </w:rPr>
+        <w:t>”</w:t>
+      </w:r>
+    </w:p>
+    <w:p>
+      <w:pPr>
+        <w:rPr>
+          <w:lang w:val="en-US"/>
+        </w:rPr>
+      </w:pPr>
+      <w:r>
+        <w:rPr>
+          <w:lang w:val="en-US"/>
+        </w:rPr>
+        <w:br w:type="page"/>
+      </w:r>
+    </w:p>
+    <w:p>
+      <w:pPr>
+        <w:pStyle w:val="Paragraphedeliste"/>
+        <w:numPr>
+          <w:ilvl w:val="0"/>
+          <w:numId w:val="2"/>
+        </w:numPr>
+        <w:rPr>
+          <w:i/>
+          <w:iCs/>
+          <w:lang w:val="en-US"/>
+        </w:rPr>
+      </w:pPr>
+      <w:r>
+        <w:rPr>
+          <w:i/>
+          <w:iCs/>
+          <w:lang w:val="en-US"/>
+        </w:rPr>
+        <w:lastRenderedPageBreak/>
+        <w:t>“The description of the DISCOV neural-network model is too superficial. Please provide additional details on the network architecture, parameter settings, training procedures, and data preprocessing. A comparison with conventional classification models (e.g., Random Forest, SVM) would enhance the credibility of the approach.”</w:t>
+      </w:r>
+    </w:p>
+    <w:p>
+      <w:pPr>
+        <w:rPr>
+          <w:lang w:val="en-US"/>
+        </w:rPr>
+      </w:pPr>
+      <w:r>
+        <w:rPr>
+          <w:lang w:val="en-US"/>
+        </w:rPr>
+        <w:t xml:space="preserve">Thank you </w:t>
+      </w:r>
+      <w:r>
+        <w:rPr>
+          <w:lang w:val="en-US"/>
+        </w:rPr>
+        <w:t>for</w:t>
+      </w:r>
+      <w:r>
+        <w:rPr>
+          <w:lang w:val="en-US"/>
+        </w:rPr>
+        <w:t xml:space="preserve"> your constructive comment and for helping us improve the manuscript.</w:t>
+      </w:r>
+    </w:p>
+    <w:p>
+      <w:pPr>
+        <w:rPr>
+          <w:lang w:val="en-US"/>
+        </w:rPr>
+      </w:pPr>
+      <w:r>
+        <w:rPr>
+          <w:lang w:val="en-US"/>
+        </w:rPr>
+        <w:t xml:space="preserve">We have inserted a concise but complete description of the neural network: DISCOV is a feed-forward model implemented in </w:t>
+      </w:r>
+      <w:proofErr w:type="spellStart"/>
+      <w:r>
+        <w:rPr>
+          <w:i/>
+          <w:iCs/>
+          <w:lang w:val="en-US"/>
+        </w:rPr>
+        <w:t>fastai</w:t>
+      </w:r>
+      <w:proofErr w:type="spellEnd"/>
+      <w:r>
+        <w:rPr>
+          <w:lang w:val="en-US"/>
+        </w:rPr>
+        <w:t xml:space="preserve"> with two hidden layers and 26 054 trainable parameters. It ingests 21 spectral predictors—ten raw MicaSense </w:t>
+      </w:r>
+      <w:proofErr w:type="spellStart"/>
+      <w:r>
+        <w:rPr>
+          <w:lang w:val="en-US"/>
+        </w:rPr>
+        <w:t>RedEdge</w:t>
+      </w:r>
+      <w:proofErr w:type="spellEnd"/>
+      <w:r>
+        <w:rPr>
+          <w:lang w:val="en-US"/>
+        </w:rPr>
+        <w:t xml:space="preserve">-MX Dual bands, the same ten bands after min-max scaling, and NDVI—and is trained for 12 epochs with cross-entropy loss. The training set now explicitly stated comprises 418 164 photo-interpreted pixels representing </w:t>
+      </w:r>
+      <w:r>
+        <w:rPr>
+          <w:lang w:val="en-US"/>
+        </w:rPr>
+        <w:t>five vegetation</w:t>
+      </w:r>
+      <w:r>
+        <w:rPr>
+          <w:lang w:val="en-US"/>
+        </w:rPr>
+        <w:t xml:space="preserve"> classes, while the independent test set (≈536 000 pixels) yielded an overall accuracy of 94 % and </w:t>
+      </w:r>
+      <w:r>
+        <w:t>κ</w:t>
+      </w:r>
+      <w:r>
+        <w:rPr>
+          <w:lang w:val="en-US"/>
+        </w:rPr>
+        <w:t xml:space="preserve"> = 0.92, as reported in Oiry et al. </w:t>
+      </w:r>
+      <w:r>
+        <w:rPr>
+          <w:lang w:val="en-US"/>
+        </w:rPr>
+        <w:t>(2024).</w:t>
+      </w:r>
+    </w:p>
+    <w:p>
+      <w:pPr>
+        <w:rPr>
+          <w:lang w:val="en-US"/>
+        </w:rPr>
+      </w:pPr>
+      <w:proofErr w:type="gramStart"/>
+      <w:r>
+        <w:rPr>
+          <w:lang w:val="en-US"/>
+        </w:rPr>
+        <w:t>The section</w:t>
+      </w:r>
+      <w:proofErr w:type="gramEnd"/>
+      <w:r>
+        <w:rPr>
+          <w:lang w:val="en-US"/>
+        </w:rPr>
+        <w:t xml:space="preserve"> 2.3 has been m</w:t>
+      </w:r>
+      <w:r>
+        <w:rPr>
+          <w:lang w:val="en-US"/>
+        </w:rPr>
+        <w:t>odified as follows:</w:t>
+      </w:r>
+    </w:p>
+    <w:p>
+      <w:pPr>
+        <w:rPr>
+          <w:lang w:val="en-US"/>
+        </w:rPr>
+      </w:pPr>
+      <w:r>
+        <w:rPr>
+          <w:lang w:val="en-US"/>
+        </w:rPr>
+        <w:t>“</w:t>
+      </w:r>
+      <w:r>
+        <w:rPr>
+          <w:lang w:val="en-US"/>
+        </w:rPr>
+        <w:t xml:space="preserve">In a previous study we developed a neural-network classification model (DISCOV; </w:t>
+      </w:r>
+      <w:r>
+        <w:rPr>
+          <w:lang w:val="en-US"/>
+        </w:rPr>
+        <w:t>Oiry et al. 2024)</w:t>
+      </w:r>
+      <w:r>
+        <w:rPr>
+          <w:lang w:val="en-US"/>
+        </w:rPr>
+        <w:t xml:space="preserve"> — a feed-forward </w:t>
+      </w:r>
+      <w:proofErr w:type="spellStart"/>
+      <w:r>
+        <w:rPr>
+          <w:lang w:val="en-US"/>
+        </w:rPr>
+        <w:t>fastai</w:t>
+      </w:r>
+      <w:proofErr w:type="spellEnd"/>
+      <w:r>
+        <w:rPr>
+          <w:lang w:val="en-US"/>
+        </w:rPr>
+        <w:t xml:space="preserve"> network with two hidden layers, 26 054 trainable parameters, and 21 spectral predictors (10 raw MicaSense bands, their min-max-scaled counterparts, and NDVI) that was trained for 12 epochs</w:t>
+      </w:r>
+      <w:r>
+        <w:rPr>
+          <w:lang w:val="en-US"/>
+        </w:rPr>
+        <w:t xml:space="preserve"> to classify 5 classes of intertidal vegetation</w:t>
+      </w:r>
+      <w:r>
+        <w:rPr>
+          <w:lang w:val="en-US"/>
+        </w:rPr>
+        <w:t xml:space="preserve">. The same model, already shown to map intertidal vegetation along the Portuguese and French Atlantic coasts with &gt;94 % overall accuracy and κ = 0.92 on an independent set of ≈536 000 pixels, is used here. The training dataset of DISCOV v1.0 (418 164 photo-interpreted pixels at 8 mm resolution across seven habitat classes) contained only 5 771 </w:t>
+      </w:r>
+      <w:proofErr w:type="spellStart"/>
+      <w:r>
+        <w:rPr>
+          <w:lang w:val="en-US"/>
+        </w:rPr>
+        <w:t>Florideophyceae</w:t>
+      </w:r>
+      <w:proofErr w:type="spellEnd"/>
+      <w:r>
+        <w:rPr>
+          <w:lang w:val="en-US"/>
+        </w:rPr>
+        <w:t xml:space="preserve"> pixels (3 %). To fill this gap, we updated the dataset with new training pixels from the five additional drone flights </w:t>
+      </w:r>
+      <w:r>
+        <w:rPr>
+          <w:lang w:val="en-US"/>
+        </w:rPr>
+        <w:t>(Section 2.2</w:t>
+      </w:r>
+      <w:r>
+        <w:rPr>
+          <w:lang w:val="en-US"/>
+        </w:rPr>
+        <w:t>), adding 427000 pixels</w:t>
+      </w:r>
+      <w:r>
+        <w:rPr>
+          <w:lang w:val="en-US"/>
+        </w:rPr>
+        <w:t xml:space="preserve"> (</w:t>
+      </w:r>
+      <w:proofErr w:type="spellStart"/>
+      <w:r>
+        <w:rPr>
+          <w:lang w:val="en-US"/>
+        </w:rPr>
+        <w:t>Annexe</w:t>
+      </w:r>
+      <w:proofErr w:type="spellEnd"/>
+      <w:r>
+        <w:rPr>
+          <w:lang w:val="en-US"/>
+        </w:rPr>
+        <w:t xml:space="preserve"> A</w:t>
+      </w:r>
+      <w:r>
+        <w:rPr>
+          <w:lang w:val="en-US"/>
+        </w:rPr>
+        <w:t>).</w:t>
+      </w:r>
+      <w:r>
+        <w:rPr>
+          <w:lang w:val="en-US"/>
+        </w:rPr>
+        <w:t>”</w:t>
+      </w:r>
+    </w:p>
+    <w:p>
+      <w:pPr>
+        <w:spacing w:line="276" w:lineRule="auto"/>
+        <w:rPr>
+          <w:lang w:val="en-US"/>
+        </w:rPr>
+      </w:pPr>
+      <w:r>
+        <w:rPr>
+          <w:lang w:val="en-US"/>
+        </w:rPr>
+        <w:t xml:space="preserve">The present paper is not a methodological study; rather, it </w:t>
+      </w:r>
+      <w:proofErr w:type="gramStart"/>
+      <w:r>
+        <w:rPr>
+          <w:lang w:val="en-US"/>
+        </w:rPr>
+        <w:t>applies</w:t>
+      </w:r>
+      <w:proofErr w:type="gramEnd"/>
+      <w:r>
+        <w:rPr>
+          <w:lang w:val="en-US"/>
+        </w:rPr>
+        <w:t xml:space="preserve"> the already-validated DISCOV model (Oiry et al., 2024)</w:t>
+      </w:r>
+      <w:r>
+        <w:rPr>
+          <w:lang w:val="en-US"/>
+        </w:rPr>
+        <w:t xml:space="preserve"> </w:t>
+      </w:r>
+      <w:r>
+        <w:rPr>
+          <w:lang w:val="en-US"/>
+        </w:rPr>
+        <w:t xml:space="preserve">to </w:t>
+      </w:r>
+      <w:r>
+        <w:rPr>
+          <w:lang w:val="en-US"/>
+        </w:rPr>
+        <w:t>answer</w:t>
+      </w:r>
+      <w:r>
+        <w:rPr>
+          <w:lang w:val="en-US"/>
+        </w:rPr>
+        <w:t xml:space="preserve"> a specific ecological question</w:t>
+      </w:r>
+      <w:r>
+        <w:rPr>
+          <w:lang w:val="en-US"/>
+        </w:rPr>
+        <w:t xml:space="preserve">: Mapping the spatial distribution of </w:t>
+      </w:r>
+      <w:r>
+        <w:rPr>
+          <w:i/>
+          <w:iCs/>
+          <w:lang w:val="en-US"/>
+        </w:rPr>
+        <w:t xml:space="preserve">G. </w:t>
+      </w:r>
+      <w:proofErr w:type="spellStart"/>
+      <w:r>
+        <w:rPr>
+          <w:i/>
+          <w:iCs/>
+          <w:lang w:val="en-US"/>
+        </w:rPr>
+        <w:t>vermiculophylla</w:t>
+      </w:r>
+      <w:proofErr w:type="spellEnd"/>
+      <w:r>
+        <w:rPr>
+          <w:lang w:val="en-US"/>
+        </w:rPr>
+        <w:t xml:space="preserve"> to understand its links with the topography. W</w:t>
+      </w:r>
+      <w:r>
+        <w:rPr>
+          <w:lang w:val="en-US"/>
+        </w:rPr>
+        <w:t xml:space="preserve">ith an independently verified overall accuracy exceeding 90 %, the potential performance gain from substituting DISCOV with conventional algorithms such as Random Forests or SVMs is likely to be marginal, while the additional analysis would considerably enlarge the manuscript without advancing the ecological conclusions. For these reasons we have restricted the present work </w:t>
+      </w:r>
+      <w:proofErr w:type="gramStart"/>
+      <w:r>
+        <w:rPr>
+          <w:lang w:val="en-US"/>
+        </w:rPr>
+        <w:t>to</w:t>
+      </w:r>
+      <w:proofErr w:type="gramEnd"/>
+      <w:r>
+        <w:rPr>
+          <w:lang w:val="en-US"/>
+        </w:rPr>
+        <w:t xml:space="preserve"> demonstrating the model’s utility for the scientific question at hand.</w:t>
+      </w:r>
+    </w:p>
+    <w:p>
+      <w:pPr>
+        <w:rPr>
+          <w:lang w:val="en-US"/>
+        </w:rPr>
+      </w:pPr>
+      <w:r>
+        <w:rPr>
+          <w:lang w:val="en-US"/>
+        </w:rPr>
+        <w:br w:type="page"/>
+      </w:r>
+    </w:p>
+    <w:p>
+      <w:pPr>
+        <w:pStyle w:val="Paragraphedeliste"/>
+        <w:numPr>
+          <w:ilvl w:val="0"/>
+          <w:numId w:val="2"/>
+        </w:numPr>
+        <w:rPr>
+          <w:i/>
+          <w:iCs/>
+          <w:lang w:val="en-US"/>
+        </w:rPr>
+      </w:pPr>
+      <w:r>
+        <w:rPr>
+          <w:i/>
+          <w:iCs/>
+          <w:lang w:val="en-US"/>
+        </w:rPr>
+        <w:lastRenderedPageBreak/>
+        <w:t>“</w:t>
+      </w:r>
+      <w:r>
+        <w:rPr>
+          <w:i/>
+          <w:iCs/>
+          <w:lang w:val="en-US"/>
+        </w:rPr>
+        <w:t>The manuscript only reports overall accuracy. It is recommended to include a confusion matrix, Kappa coefficient, and a stratified evaluation of classification performance across different geomorphological or vegetation contexts.</w:t>
+      </w:r>
+      <w:r>
+        <w:rPr>
+          <w:i/>
+          <w:iCs/>
+          <w:lang w:val="en-US"/>
+        </w:rPr>
+        <w:t>”</w:t>
+      </w:r>
+    </w:p>
+    <w:p>
+      <w:pPr>
+        <w:rPr>
+          <w:lang w:val="en-US"/>
+        </w:rPr>
+      </w:pPr>
+      <w:r>
+        <w:rPr>
+          <w:lang w:val="en-US"/>
+        </w:rPr>
+        <w:t xml:space="preserve">Thank you for pointing out the need for a fuller set of diagnostic statistics. We have revised the </w:t>
+      </w:r>
+      <w:r>
+        <w:rPr>
+          <w:i/>
+          <w:iCs/>
+          <w:lang w:val="en-US"/>
+        </w:rPr>
+        <w:t>Results</w:t>
+      </w:r>
+      <w:r>
+        <w:rPr>
+          <w:lang w:val="en-US"/>
+        </w:rPr>
+        <w:t xml:space="preserve"> section </w:t>
+      </w:r>
+      <w:proofErr w:type="gramStart"/>
+      <w:r>
+        <w:rPr>
+          <w:lang w:val="en-US"/>
+        </w:rPr>
+        <w:t>accordingly</w:t>
+      </w:r>
+      <w:r>
+        <w:rPr>
+          <w:lang w:val="en-US"/>
+        </w:rPr>
+        <w:t xml:space="preserve"> </w:t>
+      </w:r>
+      <w:r>
+        <w:rPr>
+          <w:lang w:val="en-US"/>
+        </w:rPr>
+        <w:t>:</w:t>
+      </w:r>
+      <w:proofErr w:type="gramEnd"/>
+    </w:p>
+    <w:p>
+      <w:pPr>
+        <w:rPr>
+          <w:lang w:val="en-US"/>
+        </w:rPr>
+      </w:pPr>
+      <w:r>
+        <w:rPr>
+          <w:lang w:val="en-US"/>
+        </w:rPr>
+        <w:t>“</w:t>
+      </w:r>
+      <w:r>
+        <w:rPr>
+          <w:lang w:val="en-US"/>
+        </w:rPr>
+        <w:t xml:space="preserve">Across the study sites the presence/absence of G. </w:t>
+      </w:r>
+      <w:proofErr w:type="spellStart"/>
+      <w:r>
+        <w:rPr>
+          <w:lang w:val="en-US"/>
+        </w:rPr>
+        <w:t>vermiculophylla</w:t>
+      </w:r>
+      <w:proofErr w:type="spellEnd"/>
+      <w:r>
+        <w:rPr>
+          <w:lang w:val="en-US"/>
+        </w:rPr>
+        <w:t xml:space="preserve"> was classified with a global accuracy of 91.1 %, a sensitivity of 96.5 %</w:t>
+      </w:r>
+      <w:r>
+        <w:rPr>
+          <w:lang w:val="en-US"/>
+        </w:rPr>
+        <w:t xml:space="preserve">, </w:t>
+      </w:r>
+      <w:r>
+        <w:rPr>
+          <w:lang w:val="en-US"/>
+        </w:rPr>
+        <w:t>a specificity of 71.5 %</w:t>
+      </w:r>
+      <w:r>
+        <w:rPr>
+          <w:lang w:val="en-US"/>
+        </w:rPr>
+        <w:t xml:space="preserve"> and an F1 score of </w:t>
+      </w:r>
+      <w:r>
+        <w:rPr>
+          <w:lang w:val="en-US"/>
+        </w:rPr>
+        <w:t>94.4</w:t>
+      </w:r>
+      <w:r>
+        <w:rPr>
+          <w:lang w:val="en-US"/>
+        </w:rPr>
+        <w:t>%</w:t>
+      </w:r>
+      <w:r>
+        <w:rPr>
+          <w:lang w:val="en-US"/>
+        </w:rPr>
+        <w:t>.</w:t>
+      </w:r>
+      <w:r>
+        <w:rPr>
+          <w:lang w:val="en-US"/>
+        </w:rPr>
+        <w:t>”</w:t>
+      </w:r>
+    </w:p>
+    <w:p>
+      <w:pPr>
+        <w:pStyle w:val="NormalWeb"/>
+        <w:spacing w:line="276" w:lineRule="auto"/>
+        <w:rPr>
+          <w:rFonts w:asciiTheme="minorHAnsi" w:eastAsiaTheme="minorHAnsi" w:hAnsiTheme="minorHAnsi" w:cstheme="minorBidi"/>
+          <w:kern w:val="2"/>
+          <w:lang w:val="en-US" w:eastAsia="en-US"/>
+          <w14:ligatures w14:val="standardContextual"/>
+        </w:rPr>
+      </w:pPr>
+      <w:r>
+        <w:rPr>
+          <w:rFonts w:asciiTheme="minorHAnsi" w:eastAsiaTheme="minorHAnsi" w:hAnsiTheme="minorHAnsi" w:cstheme="minorBidi"/>
+          <w:kern w:val="2"/>
+          <w:lang w:val="en-US" w:eastAsia="en-US"/>
+          <w14:ligatures w14:val="standardContextual"/>
+        </w:rPr>
+        <w:t xml:space="preserve">Because the present validation concerns only two classes (presence vs. absence), a 2 × 2 confusion matrix would merely restate the four cell counts from which the above metrics are derived; including the figure would therefore add length without conveying additional information. For readers who wish to examine the model’s full multi-class </w:t>
+      </w:r>
+      <w:proofErr w:type="spellStart"/>
+      <w:r>
+        <w:rPr>
+          <w:rFonts w:asciiTheme="minorHAnsi" w:eastAsiaTheme="minorHAnsi" w:hAnsiTheme="minorHAnsi" w:cstheme="minorBidi"/>
+          <w:kern w:val="2"/>
+          <w:lang w:val="en-US" w:eastAsia="en-US"/>
+          <w14:ligatures w14:val="standardContextual"/>
+        </w:rPr>
+        <w:t>behaviour</w:t>
+      </w:r>
+      <w:proofErr w:type="spellEnd"/>
+      <w:r>
+        <w:rPr>
+          <w:rFonts w:asciiTheme="minorHAnsi" w:eastAsiaTheme="minorHAnsi" w:hAnsiTheme="minorHAnsi" w:cstheme="minorBidi"/>
+          <w:kern w:val="2"/>
+          <w:lang w:val="en-US" w:eastAsia="en-US"/>
+          <w14:ligatures w14:val="standardContextual"/>
+        </w:rPr>
+        <w:t xml:space="preserve"> (seven habitat classes</w:t>
+      </w:r>
+      <w:r>
+        <w:rPr>
+          <w:rFonts w:asciiTheme="minorHAnsi" w:eastAsiaTheme="minorHAnsi" w:hAnsiTheme="minorHAnsi" w:cstheme="minorBidi"/>
+          <w:kern w:val="2"/>
+          <w:lang w:val="en-US" w:eastAsia="en-US"/>
+          <w14:ligatures w14:val="standardContextual"/>
+        </w:rPr>
+        <w:t>, including the 5 vegetation classes</w:t>
+      </w:r>
+      <w:r>
+        <w:rPr>
+          <w:rFonts w:asciiTheme="minorHAnsi" w:eastAsiaTheme="minorHAnsi" w:hAnsiTheme="minorHAnsi" w:cstheme="minorBidi"/>
+          <w:kern w:val="2"/>
+          <w:lang w:val="en-US" w:eastAsia="en-US"/>
+          <w14:ligatures w14:val="standardContextual"/>
+        </w:rPr>
+        <w:t>), the complete confusion matrix, κ, and per-class</w:t>
+      </w:r>
+      <w:r>
+        <w:rPr>
+          <w:rFonts w:asciiTheme="minorHAnsi" w:eastAsiaTheme="minorHAnsi" w:hAnsiTheme="minorHAnsi" w:cstheme="minorBidi"/>
+          <w:kern w:val="2"/>
+          <w:lang w:val="en-US" w:eastAsia="en-US"/>
+          <w14:ligatures w14:val="standardContextual"/>
+        </w:rPr>
+        <w:t xml:space="preserve"> and per-site </w:t>
+      </w:r>
+      <w:r>
+        <w:rPr>
+          <w:rFonts w:asciiTheme="minorHAnsi" w:eastAsiaTheme="minorHAnsi" w:hAnsiTheme="minorHAnsi" w:cstheme="minorBidi"/>
+          <w:kern w:val="2"/>
+          <w:lang w:val="en-US" w:eastAsia="en-US"/>
+          <w14:ligatures w14:val="standardContextual"/>
+        </w:rPr>
+        <w:t>user</w:t>
+      </w:r>
+      <w:r>
+        <w:rPr>
+          <w:rFonts w:asciiTheme="minorHAnsi" w:eastAsiaTheme="minorHAnsi" w:hAnsiTheme="minorHAnsi" w:cstheme="minorBidi"/>
+          <w:kern w:val="2"/>
+          <w:lang w:val="en-US" w:eastAsia="en-US"/>
+          <w14:ligatures w14:val="standardContextual"/>
+        </w:rPr>
+        <w:t xml:space="preserve"> and </w:t>
+      </w:r>
+      <w:r>
+        <w:rPr>
+          <w:rFonts w:asciiTheme="minorHAnsi" w:eastAsiaTheme="minorHAnsi" w:hAnsiTheme="minorHAnsi" w:cstheme="minorBidi"/>
+          <w:kern w:val="2"/>
+          <w:lang w:val="en-US" w:eastAsia="en-US"/>
+          <w14:ligatures w14:val="standardContextual"/>
+        </w:rPr>
+        <w:t xml:space="preserve">producer </w:t>
+      </w:r>
+      <w:r>
+        <w:rPr>
+          <w:rFonts w:asciiTheme="minorHAnsi" w:eastAsiaTheme="minorHAnsi" w:hAnsiTheme="minorHAnsi" w:cstheme="minorBidi"/>
+          <w:kern w:val="2"/>
+          <w:lang w:val="en-US" w:eastAsia="en-US"/>
+          <w14:ligatures w14:val="standardContextual"/>
+        </w:rPr>
+        <w:t>accuracy</w:t>
+      </w:r>
+      <w:r>
+        <w:rPr>
+          <w:rFonts w:asciiTheme="minorHAnsi" w:eastAsiaTheme="minorHAnsi" w:hAnsiTheme="minorHAnsi" w:cstheme="minorBidi"/>
+          <w:kern w:val="2"/>
+          <w:lang w:val="en-US" w:eastAsia="en-US"/>
+          <w14:ligatures w14:val="standardContextual"/>
+        </w:rPr>
+        <w:t xml:space="preserve"> are provided in Oiry et al., 2024</w:t>
+      </w:r>
+      <w:r>
+        <w:rPr>
+          <w:rFonts w:asciiTheme="minorHAnsi" w:eastAsiaTheme="minorHAnsi" w:hAnsiTheme="minorHAnsi" w:cstheme="minorBidi"/>
+          <w:kern w:val="2"/>
+          <w:lang w:val="en-US" w:eastAsia="en-US"/>
+          <w14:ligatures w14:val="standardContextual"/>
+        </w:rPr>
+        <w:t xml:space="preserve">. </w:t>
+      </w:r>
+    </w:p>
+    <w:p>
+      <w:pPr>
+        <w:pStyle w:val="NormalWeb"/>
+        <w:spacing w:line="276" w:lineRule="auto"/>
+        <w:rPr>
+          <w:rFonts w:asciiTheme="minorHAnsi" w:eastAsiaTheme="minorHAnsi" w:hAnsiTheme="minorHAnsi" w:cstheme="minorBidi"/>
+          <w:kern w:val="2"/>
+          <w:lang w:val="en-US" w:eastAsia="en-US"/>
+          <w14:ligatures w14:val="standardContextual"/>
+        </w:rPr>
+      </w:pPr>
+    </w:p>
+    <w:p>
+      <w:pPr>
+        <w:pStyle w:val="NormalWeb"/>
+        <w:numPr>
+          <w:ilvl w:val="0"/>
+          <w:numId w:val="2"/>
+        </w:numPr>
+        <w:spacing w:line="276" w:lineRule="auto"/>
+        <w:rPr>
+          <w:rFonts w:asciiTheme="minorHAnsi" w:eastAsiaTheme="minorHAnsi" w:hAnsiTheme="minorHAnsi" w:cstheme="minorBidi"/>
+          <w:i/>
+          <w:iCs/>
+          <w:kern w:val="2"/>
+          <w:lang w:val="en-US" w:eastAsia="en-US"/>
+          <w14:ligatures w14:val="standardContextual"/>
+        </w:rPr>
+      </w:pPr>
+      <w:proofErr w:type="gramStart"/>
+      <w:r>
+        <w:rPr>
+          <w:rFonts w:asciiTheme="minorHAnsi" w:eastAsiaTheme="minorHAnsi" w:hAnsiTheme="minorHAnsi" w:cstheme="minorBidi"/>
+          <w:i/>
+          <w:iCs/>
+          <w:kern w:val="2"/>
+          <w:lang w:val="en-US" w:eastAsia="en-US"/>
+          <w14:ligatures w14:val="standardContextual"/>
+        </w:rPr>
+        <w:t>“</w:t>
+      </w:r>
+      <w:r>
+        <w:rPr>
+          <w:rFonts w:asciiTheme="minorHAnsi" w:eastAsiaTheme="minorHAnsi" w:hAnsiTheme="minorHAnsi" w:cstheme="minorBidi"/>
+          <w:i/>
+          <w:iCs/>
+          <w:kern w:val="2"/>
+          <w:lang w:val="en-US" w:eastAsia="en-US"/>
+          <w14:ligatures w14:val="standardContextual"/>
+        </w:rPr>
+        <w:t> The</w:t>
+      </w:r>
+      <w:proofErr w:type="gramEnd"/>
+      <w:r>
+        <w:rPr>
+          <w:rFonts w:asciiTheme="minorHAnsi" w:eastAsiaTheme="minorHAnsi" w:hAnsiTheme="minorHAnsi" w:cstheme="minorBidi"/>
+          <w:i/>
+          <w:iCs/>
+          <w:kern w:val="2"/>
+          <w:lang w:val="en-US" w:eastAsia="en-US"/>
+          <w14:ligatures w14:val="standardContextual"/>
+        </w:rPr>
+        <w:t xml:space="preserve"> remote sensing data preprocessing steps, such as radiometric correction, orthorectification, projection accuracy control, and labeling criteria for training data, are not clearly described. These details are critical for reproducibility and should be thoroughly documented.</w:t>
+      </w:r>
+      <w:r>
+        <w:rPr>
+          <w:rFonts w:asciiTheme="minorHAnsi" w:eastAsiaTheme="minorHAnsi" w:hAnsiTheme="minorHAnsi" w:cstheme="minorBidi"/>
+          <w:i/>
+          <w:iCs/>
+          <w:kern w:val="2"/>
+          <w:lang w:val="en-US" w:eastAsia="en-US"/>
+          <w14:ligatures w14:val="standardContextual"/>
+        </w:rPr>
+        <w:t>”</w:t>
+      </w:r>
+    </w:p>
+    <w:p>
+      <w:pPr>
+        <w:pStyle w:val="NormalWeb"/>
+        <w:spacing w:line="276" w:lineRule="auto"/>
+        <w:rPr>
+          <w:rFonts w:asciiTheme="minorHAnsi" w:eastAsiaTheme="minorHAnsi" w:hAnsiTheme="minorHAnsi" w:cstheme="minorBidi"/>
+          <w:kern w:val="2"/>
+          <w:lang w:val="en-US" w:eastAsia="en-US"/>
+          <w14:ligatures w14:val="standardContextual"/>
+        </w:rPr>
+      </w:pPr>
+      <w:r>
+        <w:rPr>
+          <w:rFonts w:asciiTheme="minorHAnsi" w:eastAsiaTheme="minorHAnsi" w:hAnsiTheme="minorHAnsi" w:cstheme="minorBidi"/>
+          <w:kern w:val="2"/>
+          <w:lang w:val="en-US" w:eastAsia="en-US"/>
+          <w14:ligatures w14:val="standardContextual"/>
+        </w:rPr>
+        <w:t>Thank you for highlighting the need for a fully traceable image-processing chain. We have rewritten the</w:t>
+      </w:r>
+      <w:r>
+        <w:rPr>
+          <w:rFonts w:asciiTheme="minorHAnsi" w:eastAsiaTheme="minorHAnsi" w:hAnsiTheme="minorHAnsi" w:cstheme="minorBidi"/>
+          <w:kern w:val="2"/>
+          <w:lang w:val="en-US" w:eastAsia="en-US"/>
+          <w14:ligatures w14:val="standardContextual"/>
+        </w:rPr>
+        <w:t xml:space="preserve"> Multispectral data </w:t>
+      </w:r>
+      <w:r>
+        <w:rPr>
+          <w:rFonts w:asciiTheme="minorHAnsi" w:eastAsiaTheme="minorHAnsi" w:hAnsiTheme="minorHAnsi" w:cstheme="minorBidi"/>
+          <w:kern w:val="2"/>
+          <w:lang w:val="en-US" w:eastAsia="en-US"/>
+          <w14:ligatures w14:val="standardContextual"/>
+        </w:rPr>
+        <w:t>subsection</w:t>
+      </w:r>
+      <w:r>
+        <w:rPr>
+          <w:rFonts w:asciiTheme="minorHAnsi" w:eastAsiaTheme="minorHAnsi" w:hAnsiTheme="minorHAnsi" w:cstheme="minorBidi"/>
+          <w:kern w:val="2"/>
+          <w:lang w:val="en-US" w:eastAsia="en-US"/>
+          <w14:ligatures w14:val="standardContextual"/>
+        </w:rPr>
+        <w:t xml:space="preserve"> of the M</w:t>
+      </w:r>
+      <w:r>
+        <w:rPr>
+          <w:rFonts w:asciiTheme="minorHAnsi" w:eastAsiaTheme="minorHAnsi" w:hAnsiTheme="minorHAnsi" w:cstheme="minorBidi"/>
+          <w:kern w:val="2"/>
+          <w:lang w:val="en-US" w:eastAsia="en-US"/>
+          <w14:ligatures w14:val="standardContextual"/>
+        </w:rPr>
+        <w:t xml:space="preserve">aterial and methods </w:t>
+      </w:r>
+      <w:r>
+        <w:rPr>
+          <w:rFonts w:asciiTheme="minorHAnsi" w:eastAsiaTheme="minorHAnsi" w:hAnsiTheme="minorHAnsi" w:cstheme="minorBidi"/>
+          <w:kern w:val="2"/>
+          <w:lang w:val="en-US" w:eastAsia="en-US"/>
+          <w14:ligatures w14:val="standardContextual"/>
+        </w:rPr>
+        <w:t>so that every step</w:t>
+      </w:r>
+      <w:r>
+        <w:rPr>
+          <w:rFonts w:asciiTheme="minorHAnsi" w:eastAsiaTheme="minorHAnsi" w:hAnsiTheme="minorHAnsi" w:cstheme="minorBidi"/>
+          <w:kern w:val="2"/>
+          <w:lang w:val="en-US" w:eastAsia="en-US"/>
+          <w14:ligatures w14:val="standardContextual"/>
+        </w:rPr>
+        <w:t xml:space="preserve"> </w:t>
+      </w:r>
+      <w:r>
+        <w:rPr>
+          <w:rFonts w:asciiTheme="minorHAnsi" w:eastAsiaTheme="minorHAnsi" w:hAnsiTheme="minorHAnsi" w:cstheme="minorBidi"/>
+          <w:kern w:val="2"/>
+          <w:lang w:val="en-US" w:eastAsia="en-US"/>
+          <w14:ligatures w14:val="standardContextual"/>
+        </w:rPr>
+        <w:t>is explicitly documented</w:t>
+      </w:r>
+      <w:r>
+        <w:rPr>
+          <w:rFonts w:asciiTheme="minorHAnsi" w:eastAsiaTheme="minorHAnsi" w:hAnsiTheme="minorHAnsi" w:cstheme="minorBidi"/>
+          <w:kern w:val="2"/>
+          <w:lang w:val="en-US" w:eastAsia="en-US"/>
+          <w14:ligatures w14:val="standardContextual"/>
+        </w:rPr>
+        <w:t xml:space="preserve">: </w:t>
+      </w:r>
+    </w:p>
+    <w:p>
+      <w:pPr>
+        <w:pStyle w:val="NormalWeb"/>
+        <w:spacing w:line="276" w:lineRule="auto"/>
+        <w:rPr>
+          <w:rFonts w:asciiTheme="minorHAnsi" w:eastAsiaTheme="minorHAnsi" w:hAnsiTheme="minorHAnsi" w:cstheme="minorBidi"/>
+          <w:kern w:val="2"/>
+          <w:lang w:val="en-US" w:eastAsia="en-US"/>
+          <w14:ligatures w14:val="standardContextual"/>
+        </w:rPr>
+      </w:pPr>
+      <w:r>
+        <w:rPr>
+          <w:rFonts w:asciiTheme="minorHAnsi" w:eastAsiaTheme="minorHAnsi" w:hAnsiTheme="minorHAnsi" w:cstheme="minorBidi"/>
+          <w:kern w:val="2"/>
+          <w:lang w:val="en-US" w:eastAsia="en-US"/>
+          <w14:ligatures w14:val="standardContextual"/>
+        </w:rPr>
+        <w:t>“</w:t>
+      </w:r>
+      <w:r>
+        <w:rPr>
+          <w:rFonts w:asciiTheme="minorHAnsi" w:eastAsiaTheme="minorHAnsi" w:hAnsiTheme="minorHAnsi" w:cstheme="minorBidi"/>
+          <w:kern w:val="2"/>
+          <w:lang w:val="en-US" w:eastAsia="en-US"/>
+          <w14:ligatures w14:val="standardContextual"/>
+        </w:rPr>
+        <w:t xml:space="preserve">At each study site we flew a DJI Matrice 300 RTK fitted with a MicaSense </w:t>
+      </w:r>
+      <w:proofErr w:type="spellStart"/>
+      <w:r>
+        <w:rPr>
+          <w:rFonts w:asciiTheme="minorHAnsi" w:eastAsiaTheme="minorHAnsi" w:hAnsiTheme="minorHAnsi" w:cstheme="minorBidi"/>
+          <w:kern w:val="2"/>
+          <w:lang w:val="en-US" w:eastAsia="en-US"/>
+          <w14:ligatures w14:val="standardContextual"/>
+        </w:rPr>
+        <w:t>RedEdge</w:t>
+      </w:r>
+      <w:proofErr w:type="spellEnd"/>
+      <w:r>
+        <w:rPr>
+          <w:rFonts w:asciiTheme="minorHAnsi" w:eastAsiaTheme="minorHAnsi" w:hAnsiTheme="minorHAnsi" w:cstheme="minorBidi"/>
+          <w:kern w:val="2"/>
+          <w:lang w:val="en-US" w:eastAsia="en-US"/>
+          <w14:ligatures w14:val="standardContextual"/>
+        </w:rPr>
+        <w:t xml:space="preserve">-MX Dual to capture 1.2-Mpx frames in ten spectral bands spanning the visible to NIR range (444, 475, 531, 560, 650, 668, 705, 717, 740, 840 nm). Flights followed a </w:t>
+      </w:r>
+      <w:proofErr w:type="gramStart"/>
+      <w:r>
+        <w:rPr>
+          <w:rFonts w:asciiTheme="minorHAnsi" w:eastAsiaTheme="minorHAnsi" w:hAnsiTheme="minorHAnsi" w:cstheme="minorBidi"/>
+          <w:kern w:val="2"/>
+          <w:lang w:val="en-US" w:eastAsia="en-US"/>
+          <w14:ligatures w14:val="standardContextual"/>
+        </w:rPr>
+        <w:t>lawn-mower</w:t>
+      </w:r>
+      <w:proofErr w:type="gramEnd"/>
+      <w:r>
+        <w:rPr>
+          <w:rFonts w:asciiTheme="minorHAnsi" w:eastAsiaTheme="minorHAnsi" w:hAnsiTheme="minorHAnsi" w:cstheme="minorBidi"/>
+          <w:kern w:val="2"/>
+          <w:lang w:val="en-US" w:eastAsia="en-US"/>
+          <w14:ligatures w14:val="standardContextual"/>
+        </w:rPr>
+        <w:t xml:space="preserve"> pattern whose tracks were oriented 90° to the solar azimuth, </w:t>
+      </w:r>
+      <w:proofErr w:type="spellStart"/>
+      <w:r>
+        <w:rPr>
+          <w:rFonts w:asciiTheme="minorHAnsi" w:eastAsiaTheme="minorHAnsi" w:hAnsiTheme="minorHAnsi" w:cstheme="minorBidi"/>
+          <w:kern w:val="2"/>
+          <w:lang w:val="en-US" w:eastAsia="en-US"/>
+          <w14:ligatures w14:val="standardContextual"/>
+        </w:rPr>
+        <w:t>minimising</w:t>
+      </w:r>
+      <w:proofErr w:type="spellEnd"/>
+      <w:r>
+        <w:rPr>
+          <w:rFonts w:asciiTheme="minorHAnsi" w:eastAsiaTheme="minorHAnsi" w:hAnsiTheme="minorHAnsi" w:cstheme="minorBidi"/>
+          <w:kern w:val="2"/>
+          <w:lang w:val="en-US" w:eastAsia="en-US"/>
+          <w14:ligatures w14:val="standardContextual"/>
+        </w:rPr>
+        <w:t xml:space="preserve"> glinting effects, and maintained 80 % forward and 70 % side overlap at 120 m of flight height, giving an 8 cm ground-sampling distance to the final </w:t>
+      </w:r>
+      <w:proofErr w:type="spellStart"/>
+      <w:r>
+        <w:rPr>
+          <w:rFonts w:asciiTheme="minorHAnsi" w:eastAsiaTheme="minorHAnsi" w:hAnsiTheme="minorHAnsi" w:cstheme="minorBidi"/>
+          <w:kern w:val="2"/>
+          <w:lang w:val="en-US" w:eastAsia="en-US"/>
+          <w14:ligatures w14:val="standardContextual"/>
+        </w:rPr>
+        <w:t>orthomosaic</w:t>
+      </w:r>
+      <w:proofErr w:type="spellEnd"/>
+      <w:r>
+        <w:rPr>
+          <w:rFonts w:asciiTheme="minorHAnsi" w:eastAsiaTheme="minorHAnsi" w:hAnsiTheme="minorHAnsi" w:cstheme="minorBidi"/>
+          <w:kern w:val="2"/>
+          <w:lang w:val="en-US" w:eastAsia="en-US"/>
+          <w14:ligatures w14:val="standardContextual"/>
+        </w:rPr>
+        <w:t xml:space="preserve">. Before take-off and after landing a 50 % </w:t>
+      </w:r>
+      <w:proofErr w:type="spellStart"/>
+      <w:r>
+        <w:rPr>
+          <w:rFonts w:asciiTheme="minorHAnsi" w:eastAsiaTheme="minorHAnsi" w:hAnsiTheme="minorHAnsi" w:cstheme="minorBidi"/>
+          <w:kern w:val="2"/>
+          <w:lang w:val="en-US" w:eastAsia="en-US"/>
+          <w14:ligatures w14:val="standardContextual"/>
+        </w:rPr>
+        <w:t>Spectralon</w:t>
+      </w:r>
+      <w:proofErr w:type="spellEnd"/>
+      <w:r>
+        <w:rPr>
+          <w:rFonts w:asciiTheme="minorHAnsi" w:eastAsiaTheme="minorHAnsi" w:hAnsiTheme="minorHAnsi" w:cstheme="minorBidi"/>
+          <w:kern w:val="2"/>
+          <w:lang w:val="en-US" w:eastAsia="en-US"/>
+          <w14:ligatures w14:val="standardContextual"/>
+        </w:rPr>
+        <w:t>® panel was photographed; together with a 2.5 Hz down-welling irradiance from the on-board DLS2 these images were used for an empirical-line calibration. Raw digital numbers were first corrected for dark current, row noise and vignette (manufacturer coefficients), converted to at-sensor radiance, and finally to surface reflectance by linear fitting to the panel reflectance for each band while compensating frame-to-frame irradiance fluctuations recorded by the DLS2.</w:t>
+      </w:r>
+    </w:p>
+    <w:p>
+      <w:pPr>
+        <w:pStyle w:val="NormalWeb"/>
+        <w:spacing w:line="276" w:lineRule="auto"/>
+        <w:rPr>
+          <w:rFonts w:asciiTheme="minorHAnsi" w:eastAsiaTheme="minorHAnsi" w:hAnsiTheme="minorHAnsi" w:cstheme="minorBidi"/>
+          <w:kern w:val="2"/>
+          <w:lang w:val="en-US" w:eastAsia="en-US"/>
+          <w14:ligatures w14:val="standardContextual"/>
+        </w:rPr>
+      </w:pPr>
+      <w:r>
+        <w:rPr>
+          <w:rFonts w:asciiTheme="minorHAnsi" w:eastAsiaTheme="minorHAnsi" w:hAnsiTheme="minorHAnsi" w:cstheme="minorBidi"/>
+          <w:kern w:val="2"/>
+          <w:lang w:val="en-US" w:eastAsia="en-US"/>
+          <w14:ligatures w14:val="standardContextual"/>
+        </w:rPr>
+        <w:lastRenderedPageBreak/>
+        <w:t xml:space="preserve">Images were processed in </w:t>
+      </w:r>
+      <w:proofErr w:type="spellStart"/>
+      <w:r>
+        <w:rPr>
+          <w:rFonts w:asciiTheme="minorHAnsi" w:eastAsiaTheme="minorHAnsi" w:hAnsiTheme="minorHAnsi" w:cstheme="minorBidi"/>
+          <w:kern w:val="2"/>
+          <w:lang w:val="en-US" w:eastAsia="en-US"/>
+          <w14:ligatures w14:val="standardContextual"/>
+        </w:rPr>
+        <w:t>Agisoft</w:t>
+      </w:r>
+      <w:proofErr w:type="spellEnd"/>
+      <w:r>
+        <w:rPr>
+          <w:rFonts w:asciiTheme="minorHAnsi" w:eastAsiaTheme="minorHAnsi" w:hAnsiTheme="minorHAnsi" w:cstheme="minorBidi"/>
+          <w:kern w:val="2"/>
+          <w:lang w:val="en-US" w:eastAsia="en-US"/>
+          <w14:ligatures w14:val="standardContextual"/>
+        </w:rPr>
+        <w:t xml:space="preserve"> </w:t>
+      </w:r>
+      <w:proofErr w:type="spellStart"/>
+      <w:r>
+        <w:rPr>
+          <w:rFonts w:asciiTheme="minorHAnsi" w:eastAsiaTheme="minorHAnsi" w:hAnsiTheme="minorHAnsi" w:cstheme="minorBidi"/>
+          <w:kern w:val="2"/>
+          <w:lang w:val="en-US" w:eastAsia="en-US"/>
+          <w14:ligatures w14:val="standardContextual"/>
+        </w:rPr>
+        <w:t>Metashape</w:t>
+      </w:r>
+      <w:proofErr w:type="spellEnd"/>
+      <w:r>
+        <w:rPr>
+          <w:rFonts w:asciiTheme="minorHAnsi" w:eastAsiaTheme="minorHAnsi" w:hAnsiTheme="minorHAnsi" w:cstheme="minorBidi"/>
+          <w:kern w:val="2"/>
+          <w:lang w:val="en-US" w:eastAsia="en-US"/>
+          <w14:ligatures w14:val="standardContextual"/>
+        </w:rPr>
+        <w:t xml:space="preserve"> v 2.0.3 </w:t>
+      </w:r>
+      <w:r>
+        <w:rPr>
+          <w:lang w:val="en-US"/>
+        </w:rPr>
+        <w:t>(</w:t>
+      </w:r>
+      <w:proofErr w:type="spellStart"/>
+      <w:r>
+        <w:rPr>
+          <w:lang w:val="en-US"/>
+        </w:rPr>
+        <w:t>Agisoft</w:t>
+      </w:r>
+      <w:proofErr w:type="spellEnd"/>
+      <w:r>
+        <w:rPr>
+          <w:lang w:val="en-US"/>
+        </w:rPr>
+        <w:t>, 2019)</w:t>
+      </w:r>
+      <w:r>
+        <w:rPr>
+          <w:rFonts w:asciiTheme="minorHAnsi" w:eastAsiaTheme="minorHAnsi" w:hAnsiTheme="minorHAnsi" w:cstheme="minorBidi"/>
+          <w:kern w:val="2"/>
+          <w:lang w:val="en-US" w:eastAsia="en-US"/>
+          <w14:ligatures w14:val="standardContextual"/>
+        </w:rPr>
+        <w:t xml:space="preserve"> using a uniform template: sparse matching (40 000 key points · image</w:t>
+      </w:r>
+      <w:r>
+        <w:rPr>
+          <w:rFonts w:ascii="Cambria Math" w:eastAsiaTheme="minorHAnsi" w:hAnsi="Cambria Math" w:cs="Cambria Math"/>
+          <w:kern w:val="2"/>
+          <w:lang w:val="en-US" w:eastAsia="en-US"/>
+          <w14:ligatures w14:val="standardContextual"/>
+        </w:rPr>
+        <w:t>⁻</w:t>
+      </w:r>
+      <w:r>
+        <w:rPr>
+          <w:rFonts w:ascii="Aptos" w:eastAsiaTheme="minorHAnsi" w:hAnsi="Aptos" w:cs="Aptos"/>
+          <w:kern w:val="2"/>
+          <w:lang w:val="en-US" w:eastAsia="en-US"/>
+          <w14:ligatures w14:val="standardContextual"/>
+        </w:rPr>
+        <w:t>¹</w:t>
+      </w:r>
+      <w:r>
+        <w:rPr>
+          <w:rFonts w:asciiTheme="minorHAnsi" w:eastAsiaTheme="minorHAnsi" w:hAnsiTheme="minorHAnsi" w:cstheme="minorBidi"/>
+          <w:kern w:val="2"/>
+          <w:lang w:val="en-US" w:eastAsia="en-US"/>
+          <w14:ligatures w14:val="standardContextual"/>
+        </w:rPr>
+        <w:t>), tie-point filtering at a 1-pixel reprojection-error threshold, and bundle adjustment constrained solely by the real-time kinematic (RTK) positions embedded in each camera exposure (</w:t>
+      </w:r>
+      <w:r>
+        <w:rPr>
+          <w:rFonts w:ascii="Aptos" w:eastAsiaTheme="minorHAnsi" w:hAnsi="Aptos" w:cs="Aptos"/>
+          <w:kern w:val="2"/>
+          <w:lang w:val="en-US" w:eastAsia="en-US"/>
+          <w14:ligatures w14:val="standardContextual"/>
+        </w:rPr>
+        <w:t>±</w:t>
+      </w:r>
+      <w:r>
+        <w:rPr>
+          <w:rFonts w:asciiTheme="minorHAnsi" w:eastAsiaTheme="minorHAnsi" w:hAnsiTheme="minorHAnsi" w:cstheme="minorBidi"/>
+          <w:kern w:val="2"/>
+          <w:lang w:val="en-US" w:eastAsia="en-US"/>
+          <w14:ligatures w14:val="standardContextual"/>
+        </w:rPr>
+        <w:t xml:space="preserve">1.6 cm XY, </w:t>
+      </w:r>
+      <w:r>
+        <w:rPr>
+          <w:rFonts w:ascii="Aptos" w:eastAsiaTheme="minorHAnsi" w:hAnsi="Aptos" w:cs="Aptos"/>
+          <w:kern w:val="2"/>
+          <w:lang w:val="en-US" w:eastAsia="en-US"/>
+          <w14:ligatures w14:val="standardContextual"/>
+        </w:rPr>
+        <w:t>±</w:t>
+      </w:r>
+      <w:r>
+        <w:rPr>
+          <w:rFonts w:asciiTheme="minorHAnsi" w:eastAsiaTheme="minorHAnsi" w:hAnsiTheme="minorHAnsi" w:cstheme="minorBidi"/>
+          <w:kern w:val="2"/>
+          <w:lang w:val="en-US" w:eastAsia="en-US"/>
+          <w14:ligatures w14:val="standardContextual"/>
+        </w:rPr>
+        <w:t xml:space="preserve">2.5 cm Z as specified by DJI). No ground-control points were collected. Dense-cloud generation (high quality), mild depth filtering and DSM-based true-orthorectification completed the workflow. Ortho-mosaics were exported in WGS 84 / UTM zone 30 N. Post-processing statistics indicate a mean reprojection error of 0.46 </w:t>
+      </w:r>
+      <w:proofErr w:type="spellStart"/>
+      <w:r>
+        <w:rPr>
+          <w:rFonts w:asciiTheme="minorHAnsi" w:eastAsiaTheme="minorHAnsi" w:hAnsiTheme="minorHAnsi" w:cstheme="minorBidi"/>
+          <w:kern w:val="2"/>
+          <w:lang w:val="en-US" w:eastAsia="en-US"/>
+          <w14:ligatures w14:val="standardContextual"/>
+        </w:rPr>
+        <w:t>px</w:t>
+      </w:r>
+      <w:proofErr w:type="spellEnd"/>
+      <w:r>
+        <w:rPr>
+          <w:rFonts w:asciiTheme="minorHAnsi" w:eastAsiaTheme="minorHAnsi" w:hAnsiTheme="minorHAnsi" w:cstheme="minorBidi"/>
+          <w:kern w:val="2"/>
+          <w:lang w:val="en-US" w:eastAsia="en-US"/>
+          <w14:ligatures w14:val="standardContextual"/>
+        </w:rPr>
+        <w:t xml:space="preserve"> (≈ 3.7 cm) and strip-alignment residuals &lt; 2 cm, confirming sub-pixel planimetric accuracy across the mosaics despite the absence of ground control.</w:t>
+      </w:r>
+    </w:p>
+    <w:p>
+      <w:pPr>
+        <w:pStyle w:val="NormalWeb"/>
+        <w:spacing w:line="276" w:lineRule="auto"/>
+        <w:rPr>
+          <w:rFonts w:asciiTheme="minorHAnsi" w:eastAsiaTheme="minorHAnsi" w:hAnsiTheme="minorHAnsi" w:cstheme="minorBidi"/>
+          <w:kern w:val="2"/>
+          <w:lang w:val="en-US" w:eastAsia="en-US"/>
+          <w14:ligatures w14:val="standardContextual"/>
+        </w:rPr>
+      </w:pPr>
+      <w:r>
+        <w:rPr>
+          <w:rFonts w:asciiTheme="minorHAnsi" w:eastAsiaTheme="minorHAnsi" w:hAnsiTheme="minorHAnsi" w:cstheme="minorBidi"/>
+          <w:kern w:val="2"/>
+          <w:lang w:val="en-US" w:eastAsia="en-US"/>
+          <w14:ligatures w14:val="standardContextual"/>
+        </w:rPr>
+        <w:t>This identical radiometric and geometric pipeline was applied to every flight, ensuring that all 8 cm multispectral ortho-mosaics are radiometrically comparable and co-register to within one pixel, providing a consistent input for subsequent classification and ecological analysis.</w:t>
+      </w:r>
+      <w:r>
+        <w:rPr>
+          <w:rFonts w:asciiTheme="minorHAnsi" w:eastAsiaTheme="minorHAnsi" w:hAnsiTheme="minorHAnsi" w:cstheme="minorBidi"/>
+          <w:kern w:val="2"/>
+          <w:lang w:val="en-US" w:eastAsia="en-US"/>
+          <w14:ligatures w14:val="standardContextual"/>
+        </w:rPr>
+        <w:t>”</w:t>
+      </w:r>
+    </w:p>
+    <w:p>
+      <w:pPr>
+        <w:pStyle w:val="NormalWeb"/>
+        <w:spacing w:line="276" w:lineRule="auto"/>
+        <w:rPr>
+          <w:rFonts w:asciiTheme="minorHAnsi" w:eastAsiaTheme="minorHAnsi" w:hAnsiTheme="minorHAnsi" w:cstheme="minorBidi"/>
+          <w:kern w:val="2"/>
+          <w:lang w:val="en-US" w:eastAsia="en-US"/>
+          <w14:ligatures w14:val="standardContextual"/>
+        </w:rPr>
+      </w:pPr>
+      <w:r>
+        <w:rPr>
+          <w:rFonts w:asciiTheme="minorHAnsi" w:eastAsiaTheme="minorHAnsi" w:hAnsiTheme="minorHAnsi" w:cstheme="minorBidi"/>
+          <w:kern w:val="2"/>
+          <w:lang w:val="en-US" w:eastAsia="en-US"/>
+          <w14:ligatures w14:val="standardContextual"/>
+        </w:rPr>
+        <w:t>Concerning the methods used to build the training data, we invite the reader to read Oiry et al. 2024.</w:t>
+      </w:r>
+    </w:p>
+    <w:p>
+      <w:pPr>
+        <w:pStyle w:val="NormalWeb"/>
+        <w:spacing w:line="276" w:lineRule="auto"/>
+        <w:rPr>
+          <w:rFonts w:asciiTheme="minorHAnsi" w:eastAsiaTheme="minorHAnsi" w:hAnsiTheme="minorHAnsi" w:cstheme="minorBidi"/>
+          <w:kern w:val="2"/>
+          <w:lang w:val="en-US" w:eastAsia="en-US"/>
+          <w14:ligatures w14:val="standardContextual"/>
+        </w:rPr>
+      </w:pPr>
+    </w:p>
+    <w:p>
+      <w:pPr>
+        <w:pStyle w:val="NormalWeb"/>
+        <w:numPr>
+          <w:ilvl w:val="0"/>
+          <w:numId w:val="2"/>
+        </w:numPr>
+        <w:spacing w:line="276" w:lineRule="auto"/>
+        <w:rPr>
+          <w:rFonts w:asciiTheme="minorHAnsi" w:eastAsiaTheme="minorHAnsi" w:hAnsiTheme="minorHAnsi" w:cstheme="minorBidi"/>
+          <w:i/>
+          <w:iCs/>
+          <w:kern w:val="2"/>
+          <w:lang w:val="en-US" w:eastAsia="en-US"/>
+          <w14:ligatures w14:val="standardContextual"/>
+        </w:rPr>
+      </w:pPr>
+      <w:r>
+        <w:rPr>
+          <w:rFonts w:asciiTheme="minorHAnsi" w:eastAsiaTheme="minorHAnsi" w:hAnsiTheme="minorHAnsi" w:cstheme="minorBidi"/>
+          <w:i/>
+          <w:iCs/>
+          <w:kern w:val="2"/>
+          <w:lang w:val="en-US" w:eastAsia="en-US"/>
+          <w14:ligatures w14:val="standardContextual"/>
+        </w:rPr>
+        <w:t>“</w:t>
+      </w:r>
+      <w:r>
+        <w:rPr>
+          <w:rFonts w:asciiTheme="minorHAnsi" w:eastAsiaTheme="minorHAnsi" w:hAnsiTheme="minorHAnsi" w:cstheme="minorBidi"/>
+          <w:i/>
+          <w:iCs/>
+          <w:kern w:val="2"/>
+          <w:lang w:val="en-US" w:eastAsia="en-US"/>
+          <w14:ligatures w14:val="standardContextual"/>
+        </w:rPr>
+        <w:t>While statistical relationships between elevation/slope and algal cover are presented, their ecological mechanisms remain underexplored. Please provide further discussion linking topographic variables to sedimentary environments, hydrodynamics, and physiological ecology of the species.</w:t>
+      </w:r>
+      <w:r>
+        <w:rPr>
+          <w:rFonts w:asciiTheme="minorHAnsi" w:eastAsiaTheme="minorHAnsi" w:hAnsiTheme="minorHAnsi" w:cstheme="minorBidi"/>
+          <w:i/>
+          <w:iCs/>
+          <w:kern w:val="2"/>
+          <w:lang w:val="en-US" w:eastAsia="en-US"/>
+          <w14:ligatures w14:val="standardContextual"/>
+        </w:rPr>
+        <w:t>”</w:t>
+      </w:r>
+    </w:p>
+    <w:p>
+      <w:pPr>
+        <w:pStyle w:val="NormalWeb"/>
+        <w:spacing w:line="276" w:lineRule="auto"/>
+        <w:rPr>
+          <w:rFonts w:asciiTheme="minorHAnsi" w:eastAsiaTheme="minorHAnsi" w:hAnsiTheme="minorHAnsi" w:cstheme="minorBidi"/>
+          <w:kern w:val="2"/>
+          <w:lang w:val="en-US" w:eastAsia="en-US"/>
+          <w14:ligatures w14:val="standardContextual"/>
+        </w:rPr>
+      </w:pPr>
+      <w:r>
+        <w:rPr>
+          <w:rFonts w:asciiTheme="minorHAnsi" w:eastAsiaTheme="minorHAnsi" w:hAnsiTheme="minorHAnsi" w:cstheme="minorBidi"/>
+          <w:kern w:val="2"/>
+          <w:lang w:val="en-US" w:eastAsia="en-US"/>
+          <w14:ligatures w14:val="standardContextual"/>
+        </w:rPr>
+        <w:t xml:space="preserve">Thank you for this insightful request. We have expanded the </w:t>
+      </w:r>
+      <w:r>
+        <w:rPr>
+          <w:rFonts w:asciiTheme="minorHAnsi" w:eastAsiaTheme="minorHAnsi" w:hAnsiTheme="minorHAnsi" w:cstheme="minorBidi"/>
+          <w:i/>
+          <w:iCs/>
+          <w:kern w:val="2"/>
+          <w:lang w:val="en-US" w:eastAsia="en-US"/>
+          <w14:ligatures w14:val="standardContextual"/>
+        </w:rPr>
+        <w:t>Discussion</w:t>
+      </w:r>
+      <w:r>
+        <w:rPr>
+          <w:rFonts w:asciiTheme="minorHAnsi" w:eastAsiaTheme="minorHAnsi" w:hAnsiTheme="minorHAnsi" w:cstheme="minorBidi"/>
+          <w:kern w:val="2"/>
+          <w:lang w:val="en-US" w:eastAsia="en-US"/>
+          <w14:ligatures w14:val="standardContextual"/>
+        </w:rPr>
+        <w:t xml:space="preserve"> (§ 4.2</w:t>
+      </w:r>
+      <w:r>
+        <w:rPr>
+          <w:rFonts w:asciiTheme="minorHAnsi" w:eastAsiaTheme="minorHAnsi" w:hAnsiTheme="minorHAnsi" w:cstheme="minorBidi"/>
+          <w:kern w:val="2"/>
+          <w:lang w:val="en-US" w:eastAsia="en-US"/>
+          <w14:ligatures w14:val="standardContextual"/>
+        </w:rPr>
+        <w:t>) of the</w:t>
+      </w:r>
+      <w:r>
+        <w:rPr>
+          <w:rFonts w:asciiTheme="minorHAnsi" w:eastAsiaTheme="minorHAnsi" w:hAnsiTheme="minorHAnsi" w:cstheme="minorBidi"/>
+          <w:kern w:val="2"/>
+          <w:lang w:val="en-US" w:eastAsia="en-US"/>
+          <w14:ligatures w14:val="standardContextual"/>
+        </w:rPr>
+        <w:t xml:space="preserve"> manuscript) to articulate the physical and physiological mechanisms that connect mud-flat topography to </w:t>
+      </w:r>
+      <w:r>
+        <w:rPr>
+          <w:rFonts w:asciiTheme="minorHAnsi" w:eastAsiaTheme="minorHAnsi" w:hAnsiTheme="minorHAnsi" w:cstheme="minorBidi"/>
+          <w:i/>
+          <w:iCs/>
+          <w:kern w:val="2"/>
+          <w:lang w:val="en-US" w:eastAsia="en-US"/>
+          <w14:ligatures w14:val="standardContextual"/>
+        </w:rPr>
+        <w:t xml:space="preserve">G. </w:t>
+      </w:r>
+      <w:proofErr w:type="spellStart"/>
+      <w:r>
+        <w:rPr>
+          <w:rFonts w:asciiTheme="minorHAnsi" w:eastAsiaTheme="minorHAnsi" w:hAnsiTheme="minorHAnsi" w:cstheme="minorBidi"/>
+          <w:i/>
+          <w:iCs/>
+          <w:kern w:val="2"/>
+          <w:lang w:val="en-US" w:eastAsia="en-US"/>
+          <w14:ligatures w14:val="standardContextual"/>
+        </w:rPr>
+        <w:t>vermiculophylla</w:t>
+      </w:r>
+      <w:proofErr w:type="spellEnd"/>
+      <w:r>
+        <w:rPr>
+          <w:rFonts w:asciiTheme="minorHAnsi" w:eastAsiaTheme="minorHAnsi" w:hAnsiTheme="minorHAnsi" w:cstheme="minorBidi"/>
+          <w:kern w:val="2"/>
+          <w:lang w:val="en-US" w:eastAsia="en-US"/>
+          <w14:ligatures w14:val="standardContextual"/>
+        </w:rPr>
+        <w:t xml:space="preserve"> abundance.</w:t>
+      </w:r>
+    </w:p>
+    <w:p>
+      <w:pPr>
+        <w:pStyle w:val="NormalWeb"/>
+        <w:spacing w:line="276" w:lineRule="auto"/>
+        <w:rPr>
+          <w:rFonts w:asciiTheme="minorHAnsi" w:eastAsiaTheme="minorHAnsi" w:hAnsiTheme="minorHAnsi" w:cstheme="minorBidi"/>
+          <w:kern w:val="2"/>
+          <w:lang w:val="en-US" w:eastAsia="en-US"/>
+          <w14:ligatures w14:val="standardContextual"/>
+        </w:rPr>
+      </w:pPr>
+    </w:p>
+    <w:p>
+      <w:pPr>
+        <w:pStyle w:val="NormalWeb"/>
+        <w:numPr>
+          <w:ilvl w:val="0"/>
+          <w:numId w:val="2"/>
+        </w:numPr>
+        <w:spacing w:line="276" w:lineRule="auto"/>
+        <w:rPr>
+          <w:rFonts w:asciiTheme="minorHAnsi" w:eastAsiaTheme="minorHAnsi" w:hAnsiTheme="minorHAnsi" w:cstheme="minorBidi"/>
+          <w:i/>
+          <w:iCs/>
+          <w:kern w:val="2"/>
+          <w:lang w:val="en-US" w:eastAsia="en-US"/>
+          <w14:ligatures w14:val="standardContextual"/>
+        </w:rPr>
+      </w:pPr>
+      <w:r>
+        <w:rPr>
+          <w:rFonts w:asciiTheme="minorHAnsi" w:eastAsiaTheme="minorHAnsi" w:hAnsiTheme="minorHAnsi" w:cstheme="minorBidi"/>
+          <w:i/>
+          <w:iCs/>
+          <w:kern w:val="2"/>
+          <w:lang w:val="en-US" w:eastAsia="en-US"/>
+          <w14:ligatures w14:val="standardContextual"/>
+        </w:rPr>
+        <w:t>“</w:t>
+      </w:r>
+      <w:r>
+        <w:rPr>
+          <w:rFonts w:asciiTheme="minorHAnsi" w:eastAsiaTheme="minorHAnsi" w:hAnsiTheme="minorHAnsi" w:cstheme="minorBidi"/>
+          <w:i/>
+          <w:iCs/>
+          <w:kern w:val="2"/>
+          <w:lang w:val="en-US" w:eastAsia="en-US"/>
+          <w14:ligatures w14:val="standardContextual"/>
+        </w:rPr>
+        <w:t xml:space="preserve">The justification for using a Bayesian GLMM with a Beta distribution is not fully explained. Please clarify the model structure, variable selection process, model fit evaluation, and residual diagnostics. Comparison with other modeling approaches such as GAM may also be </w:t>
+      </w:r>
+      <w:proofErr w:type="gramStart"/>
+      <w:r>
+        <w:rPr>
+          <w:rFonts w:asciiTheme="minorHAnsi" w:eastAsiaTheme="minorHAnsi" w:hAnsiTheme="minorHAnsi" w:cstheme="minorBidi"/>
+          <w:i/>
+          <w:iCs/>
+          <w:kern w:val="2"/>
+          <w:lang w:val="en-US" w:eastAsia="en-US"/>
+          <w14:ligatures w14:val="standardContextual"/>
+        </w:rPr>
+        <w:t>appropriate.</w:t>
+      </w:r>
+      <w:r>
+        <w:rPr>
+          <w:rFonts w:asciiTheme="minorHAnsi" w:eastAsiaTheme="minorHAnsi" w:hAnsiTheme="minorHAnsi" w:cstheme="minorBidi"/>
+          <w:i/>
+          <w:iCs/>
+          <w:kern w:val="2"/>
+          <w:lang w:val="en-US" w:eastAsia="en-US"/>
+          <w14:ligatures w14:val="standardContextual"/>
+        </w:rPr>
+        <w:t>”</w:t>
+      </w:r>
+      <w:proofErr w:type="gramEnd"/>
+    </w:p>
+    <w:p>
+      <w:pPr>
+        <w:pStyle w:val="NormalWeb"/>
+        <w:spacing w:line="276" w:lineRule="auto"/>
+        <w:rPr>
+          <w:rFonts w:asciiTheme="minorHAnsi" w:eastAsiaTheme="minorHAnsi" w:hAnsiTheme="minorHAnsi" w:cstheme="minorBidi"/>
+          <w:kern w:val="2"/>
+          <w:lang w:val="en-US" w:eastAsia="en-US"/>
+          <w14:ligatures w14:val="standardContextual"/>
+        </w:rPr>
+      </w:pPr>
+      <w:r>
+        <w:rPr>
+          <w:rFonts w:asciiTheme="minorHAnsi" w:eastAsiaTheme="minorHAnsi" w:hAnsiTheme="minorHAnsi" w:cstheme="minorBidi"/>
+          <w:kern w:val="2"/>
+          <w:lang w:val="en-US" w:eastAsia="en-US"/>
+          <w14:ligatures w14:val="standardContextual"/>
+        </w:rPr>
+        <w:t>We thank the reviewer for requesting a more transparent statistical description. In the revised manuscript (Methods § 2.5) we now display the complete model equation</w:t>
+      </w:r>
+      <w:r>
+        <w:rPr>
+          <w:rFonts w:asciiTheme="minorHAnsi" w:eastAsiaTheme="minorHAnsi" w:hAnsiTheme="minorHAnsi" w:cstheme="minorBidi"/>
+          <w:kern w:val="2"/>
+          <w:lang w:val="en-US" w:eastAsia="en-US"/>
+          <w14:ligatures w14:val="standardContextual"/>
+        </w:rPr>
+        <w:t xml:space="preserve"> </w:t>
+      </w:r>
+      <w:r>
+        <w:rPr>
+          <w:rFonts w:asciiTheme="minorHAnsi" w:eastAsiaTheme="minorHAnsi" w:hAnsiTheme="minorHAnsi" w:cstheme="minorBidi"/>
+          <w:kern w:val="2"/>
+          <w:lang w:val="en-US" w:eastAsia="en-US"/>
+          <w14:ligatures w14:val="standardContextual"/>
+        </w:rPr>
+        <w:t xml:space="preserve">which makes explicit the use of site-specific random intercepts and the fixed effects of elevation and slope. The accompanying text clarifies that a Beta likelihood is appropriate because percentage cover is a continuous proportion strictly bounded between 0 and 1. Model convergence and sampling quality were verified: all R-hat values were ≤ 1.01 and </w:t>
+      </w:r>
+      <w:r>
+        <w:rPr>
+          <w:rFonts w:asciiTheme="minorHAnsi" w:eastAsiaTheme="minorHAnsi" w:hAnsiTheme="minorHAnsi" w:cstheme="minorBidi"/>
+          <w:kern w:val="2"/>
+          <w:lang w:val="en-US" w:eastAsia="en-US"/>
+          <w14:ligatures w14:val="standardContextual"/>
+        </w:rPr>
+        <w:lastRenderedPageBreak/>
+        <w:t xml:space="preserve">both bulk and tail effective sample sizes exceeded 1 000, confirming that the posterior was well explored. Because the aim of the paper is to answer an ecological question rather than to compare statistical techniques, and the present model satisfies both fit and diagnostic criteria, we have not added alternative approaches such as GAMs. </w:t>
+      </w:r>
+    </w:p>
+    <w:p>
+      <w:pPr>
+        <w:pStyle w:val="NormalWeb"/>
+        <w:spacing w:line="276" w:lineRule="auto"/>
+        <w:rPr>
+          <w:rFonts w:asciiTheme="minorHAnsi" w:eastAsiaTheme="minorHAnsi" w:hAnsiTheme="minorHAnsi" w:cstheme="minorBidi"/>
+          <w:kern w:val="2"/>
+          <w:lang w:val="en-US" w:eastAsia="en-US"/>
+          <w14:ligatures w14:val="standardContextual"/>
+        </w:rPr>
+      </w:pPr>
+    </w:p>
+    <w:p>
+      <w:pPr>
+        <w:pStyle w:val="NormalWeb"/>
+        <w:numPr>
+          <w:ilvl w:val="0"/>
+          <w:numId w:val="2"/>
+        </w:numPr>
+        <w:spacing w:line="276" w:lineRule="auto"/>
+        <w:rPr>
+          <w:rFonts w:asciiTheme="minorHAnsi" w:eastAsiaTheme="minorHAnsi" w:hAnsiTheme="minorHAnsi" w:cstheme="minorBidi"/>
+          <w:kern w:val="2"/>
+          <w:lang w:val="en-US" w:eastAsia="en-US"/>
+          <w14:ligatures w14:val="standardContextual"/>
+        </w:rPr>
+      </w:pPr>
+      <w:r>
+        <w:rPr>
+          <w:rFonts w:asciiTheme="minorHAnsi" w:eastAsiaTheme="minorHAnsi" w:hAnsiTheme="minorHAnsi" w:cstheme="minorBidi"/>
+          <w:i/>
+          <w:iCs/>
+          <w:kern w:val="2"/>
+          <w:lang w:val="en-US" w:eastAsia="en-US"/>
+          <w14:ligatures w14:val="standardContextual"/>
+        </w:rPr>
+        <w:t>“</w:t>
+      </w:r>
+      <w:r>
+        <w:rPr>
+          <w:rFonts w:asciiTheme="minorHAnsi" w:eastAsiaTheme="minorHAnsi" w:hAnsiTheme="minorHAnsi" w:cstheme="minorBidi"/>
+          <w:i/>
+          <w:iCs/>
+          <w:kern w:val="2"/>
+          <w:lang w:val="en-US" w:eastAsia="en-US"/>
+          <w14:ligatures w14:val="standardContextual"/>
+        </w:rPr>
+        <w:t xml:space="preserve">For example, the claim that aquaculture activities facilitated the spread of the species requires stronger causal evidence or supporting literature. </w:t>
+      </w:r>
+      <w:proofErr w:type="spellStart"/>
+      <w:r>
+        <w:rPr>
+          <w:rFonts w:asciiTheme="minorHAnsi" w:eastAsiaTheme="minorHAnsi" w:hAnsiTheme="minorHAnsi" w:cstheme="minorBidi"/>
+          <w:i/>
+          <w:iCs/>
+          <w:kern w:val="2"/>
+          <w:lang w:eastAsia="en-US"/>
+          <w14:ligatures w14:val="standardContextual"/>
+        </w:rPr>
+        <w:t>Avoid</w:t>
+      </w:r>
+      <w:proofErr w:type="spellEnd"/>
+      <w:r>
+        <w:rPr>
+          <w:rFonts w:asciiTheme="minorHAnsi" w:eastAsiaTheme="minorHAnsi" w:hAnsiTheme="minorHAnsi" w:cstheme="minorBidi"/>
+          <w:i/>
+          <w:iCs/>
+          <w:kern w:val="2"/>
+          <w:lang w:eastAsia="en-US"/>
+          <w14:ligatures w14:val="standardContextual"/>
+        </w:rPr>
+        <w:t xml:space="preserve"> </w:t>
+      </w:r>
+      <w:proofErr w:type="spellStart"/>
+      <w:r>
+        <w:rPr>
+          <w:rFonts w:asciiTheme="minorHAnsi" w:eastAsiaTheme="minorHAnsi" w:hAnsiTheme="minorHAnsi" w:cstheme="minorBidi"/>
+          <w:i/>
+          <w:iCs/>
+          <w:kern w:val="2"/>
+          <w:lang w:eastAsia="en-US"/>
+          <w14:ligatures w14:val="standardContextual"/>
+        </w:rPr>
+        <w:t>speculative</w:t>
+      </w:r>
+      <w:proofErr w:type="spellEnd"/>
+      <w:r>
+        <w:rPr>
+          <w:rFonts w:asciiTheme="minorHAnsi" w:eastAsiaTheme="minorHAnsi" w:hAnsiTheme="minorHAnsi" w:cstheme="minorBidi"/>
+          <w:i/>
+          <w:iCs/>
+          <w:kern w:val="2"/>
+          <w:lang w:eastAsia="en-US"/>
+          <w14:ligatures w14:val="standardContextual"/>
+        </w:rPr>
+        <w:t xml:space="preserve"> </w:t>
+      </w:r>
+      <w:proofErr w:type="spellStart"/>
+      <w:r>
+        <w:rPr>
+          <w:rFonts w:asciiTheme="minorHAnsi" w:eastAsiaTheme="minorHAnsi" w:hAnsiTheme="minorHAnsi" w:cstheme="minorBidi"/>
+          <w:i/>
+          <w:iCs/>
+          <w:kern w:val="2"/>
+          <w:lang w:eastAsia="en-US"/>
+          <w14:ligatures w14:val="standardContextual"/>
+        </w:rPr>
+        <w:t>interpretations</w:t>
+      </w:r>
+      <w:proofErr w:type="spellEnd"/>
+      <w:r>
+        <w:rPr>
+          <w:rFonts w:asciiTheme="minorHAnsi" w:eastAsiaTheme="minorHAnsi" w:hAnsiTheme="minorHAnsi" w:cstheme="minorBidi"/>
+          <w:i/>
+          <w:iCs/>
+          <w:kern w:val="2"/>
+          <w:lang w:eastAsia="en-US"/>
+          <w14:ligatures w14:val="standardContextual"/>
+        </w:rPr>
+        <w:t xml:space="preserve"> </w:t>
+      </w:r>
+      <w:proofErr w:type="spellStart"/>
+      <w:r>
+        <w:rPr>
+          <w:rFonts w:asciiTheme="minorHAnsi" w:eastAsiaTheme="minorHAnsi" w:hAnsiTheme="minorHAnsi" w:cstheme="minorBidi"/>
+          <w:i/>
+          <w:iCs/>
+          <w:kern w:val="2"/>
+          <w:lang w:eastAsia="en-US"/>
+          <w14:ligatures w14:val="standardContextual"/>
+        </w:rPr>
+        <w:t>without</w:t>
+      </w:r>
+      <w:proofErr w:type="spellEnd"/>
+      <w:r>
+        <w:rPr>
+          <w:rFonts w:asciiTheme="minorHAnsi" w:eastAsiaTheme="minorHAnsi" w:hAnsiTheme="minorHAnsi" w:cstheme="minorBidi"/>
+          <w:i/>
+          <w:iCs/>
+          <w:kern w:val="2"/>
+          <w:lang w:eastAsia="en-US"/>
+          <w14:ligatures w14:val="standardContextual"/>
+        </w:rPr>
+        <w:t xml:space="preserve"> </w:t>
+      </w:r>
+      <w:proofErr w:type="spellStart"/>
+      <w:r>
+        <w:rPr>
+          <w:rFonts w:asciiTheme="minorHAnsi" w:eastAsiaTheme="minorHAnsi" w:hAnsiTheme="minorHAnsi" w:cstheme="minorBidi"/>
+          <w:i/>
+          <w:iCs/>
+          <w:kern w:val="2"/>
+          <w:lang w:eastAsia="en-US"/>
+          <w14:ligatures w14:val="standardContextual"/>
+        </w:rPr>
+        <w:t>clear</w:t>
+      </w:r>
+      <w:proofErr w:type="spellEnd"/>
+      <w:r>
+        <w:rPr>
+          <w:rFonts w:asciiTheme="minorHAnsi" w:eastAsiaTheme="minorHAnsi" w:hAnsiTheme="minorHAnsi" w:cstheme="minorBidi"/>
+          <w:i/>
+          <w:iCs/>
+          <w:kern w:val="2"/>
+          <w:lang w:eastAsia="en-US"/>
+          <w14:ligatures w14:val="standardContextual"/>
+        </w:rPr>
+        <w:t xml:space="preserve"> </w:t>
+      </w:r>
+      <w:proofErr w:type="spellStart"/>
+      <w:r>
+        <w:rPr>
+          <w:rFonts w:asciiTheme="minorHAnsi" w:eastAsiaTheme="minorHAnsi" w:hAnsiTheme="minorHAnsi" w:cstheme="minorBidi"/>
+          <w:i/>
+          <w:iCs/>
+          <w:kern w:val="2"/>
+          <w:lang w:eastAsia="en-US"/>
+          <w14:ligatures w14:val="standardContextual"/>
+        </w:rPr>
+        <w:t>empirical</w:t>
+      </w:r>
+      <w:proofErr w:type="spellEnd"/>
+      <w:r>
+        <w:rPr>
+          <w:rFonts w:asciiTheme="minorHAnsi" w:eastAsiaTheme="minorHAnsi" w:hAnsiTheme="minorHAnsi" w:cstheme="minorBidi"/>
+          <w:i/>
+          <w:iCs/>
+          <w:kern w:val="2"/>
+          <w:lang w:eastAsia="en-US"/>
+          <w14:ligatures w14:val="standardContextual"/>
+        </w:rPr>
+        <w:t xml:space="preserve"> or </w:t>
+      </w:r>
+      <w:proofErr w:type="spellStart"/>
+      <w:r>
+        <w:rPr>
+          <w:rFonts w:asciiTheme="minorHAnsi" w:eastAsiaTheme="minorHAnsi" w:hAnsiTheme="minorHAnsi" w:cstheme="minorBidi"/>
+          <w:i/>
+          <w:iCs/>
+          <w:kern w:val="2"/>
+          <w:lang w:eastAsia="en-US"/>
+          <w14:ligatures w14:val="standardContextual"/>
+        </w:rPr>
+        <w:t>referenced</w:t>
+      </w:r>
+      <w:proofErr w:type="spellEnd"/>
+      <w:r>
+        <w:rPr>
+          <w:rFonts w:asciiTheme="minorHAnsi" w:eastAsiaTheme="minorHAnsi" w:hAnsiTheme="minorHAnsi" w:cstheme="minorBidi"/>
+          <w:i/>
+          <w:iCs/>
+          <w:kern w:val="2"/>
+          <w:lang w:eastAsia="en-US"/>
+          <w14:ligatures w14:val="standardContextual"/>
+        </w:rPr>
+        <w:t xml:space="preserve"> backing.</w:t>
+      </w:r>
+      <w:r>
+        <w:rPr>
+          <w:rFonts w:asciiTheme="minorHAnsi" w:eastAsiaTheme="minorHAnsi" w:hAnsiTheme="minorHAnsi" w:cstheme="minorBidi"/>
+          <w:i/>
+          <w:iCs/>
+          <w:kern w:val="2"/>
+          <w:lang w:val="en-US" w:eastAsia="en-US"/>
+          <w14:ligatures w14:val="standardContextual"/>
+        </w:rPr>
+        <w:t>”</w:t>
+      </w:r>
+    </w:p>
+    <w:p>
+      <w:pPr>
+        <w:pStyle w:val="NormalWeb"/>
+        <w:spacing w:line="276" w:lineRule="auto"/>
+        <w:rPr>
+          <w:rFonts w:asciiTheme="minorHAnsi" w:eastAsiaTheme="minorHAnsi" w:hAnsiTheme="minorHAnsi" w:cstheme="minorBidi"/>
+          <w:kern w:val="2"/>
+          <w:lang w:val="en-US" w:eastAsia="en-US"/>
+          <w14:ligatures w14:val="standardContextual"/>
+        </w:rPr>
+      </w:pPr>
+      <w:r>
+        <w:rPr>
+          <w:rFonts w:asciiTheme="minorHAnsi" w:eastAsiaTheme="minorHAnsi" w:hAnsiTheme="minorHAnsi" w:cstheme="minorBidi"/>
+          <w:kern w:val="2"/>
+          <w:lang w:val="en-US" w:eastAsia="en-US"/>
+          <w14:ligatures w14:val="standardContextual"/>
+        </w:rPr>
+        <w:t xml:space="preserve">Thank you for pointing this out. We have revised the sentence on the aquaculture vector in the Introduction (¶ 3, lines 74–78) and the corresponding passage in the Discussion section “Invasion dynamics” (lines 440–447). Both paragraphs now cite population-genetic and historical-shipment studies (e.g., Krueger-Hadfield et al., 2017; Loos et al., 2024) and replace the earlier definitive wording with the more accurate formulation that oyster transfers are a </w:t>
+      </w:r>
+      <w:r>
+        <w:rPr>
+          <w:rFonts w:asciiTheme="minorHAnsi" w:eastAsiaTheme="minorHAnsi" w:hAnsiTheme="minorHAnsi" w:cstheme="minorBidi"/>
+          <w:i/>
+          <w:iCs/>
+          <w:kern w:val="2"/>
+          <w:lang w:val="en-US" w:eastAsia="en-US"/>
+          <w14:ligatures w14:val="standardContextual"/>
+        </w:rPr>
+        <w:t>probable</w:t>
+      </w:r>
+      <w:r>
+        <w:rPr>
+          <w:rFonts w:asciiTheme="minorHAnsi" w:eastAsiaTheme="minorHAnsi" w:hAnsiTheme="minorHAnsi" w:cstheme="minorBidi"/>
+          <w:kern w:val="2"/>
+          <w:lang w:val="en-US" w:eastAsia="en-US"/>
+          <w14:ligatures w14:val="standardContextual"/>
+        </w:rPr>
+        <w:t>—though not exclusive—vector. We also added supporting references documenting algal attachment to oyster stock.</w:t>
+      </w:r>
+    </w:p>
+    <w:p>
+      <w:pPr>
+        <w:pStyle w:val="NormalWeb"/>
+        <w:spacing w:line="276" w:lineRule="auto"/>
+        <w:rPr>
+          <w:rFonts w:asciiTheme="minorHAnsi" w:eastAsiaTheme="minorHAnsi" w:hAnsiTheme="minorHAnsi" w:cstheme="minorBidi"/>
+          <w:kern w:val="2"/>
+          <w:lang w:val="en-US" w:eastAsia="en-US"/>
+          <w14:ligatures w14:val="standardContextual"/>
+        </w:rPr>
+      </w:pPr>
+    </w:p>
+    <w:p>
+      <w:pPr>
+        <w:pStyle w:val="NormalWeb"/>
+        <w:numPr>
+          <w:ilvl w:val="0"/>
+          <w:numId w:val="2"/>
+        </w:numPr>
+        <w:spacing w:line="276" w:lineRule="auto"/>
+        <w:rPr>
+          <w:rFonts w:asciiTheme="minorHAnsi" w:eastAsiaTheme="minorHAnsi" w:hAnsiTheme="minorHAnsi" w:cstheme="minorBidi"/>
+          <w:i/>
+          <w:iCs/>
+          <w:kern w:val="2"/>
+          <w:lang w:val="en-US" w:eastAsia="en-US"/>
+          <w14:ligatures w14:val="standardContextual"/>
+        </w:rPr>
+      </w:pPr>
+      <w:r>
+        <w:rPr>
+          <w:rFonts w:asciiTheme="minorHAnsi" w:eastAsiaTheme="minorHAnsi" w:hAnsiTheme="minorHAnsi" w:cstheme="minorBidi"/>
+          <w:i/>
+          <w:iCs/>
+          <w:kern w:val="2"/>
+          <w:lang w:val="en-US" w:eastAsia="en-US"/>
+          <w14:ligatures w14:val="standardContextual"/>
+        </w:rPr>
+        <w:t>“</w:t>
+      </w:r>
+      <w:r>
+        <w:rPr>
+          <w:rFonts w:asciiTheme="minorHAnsi" w:eastAsiaTheme="minorHAnsi" w:hAnsiTheme="minorHAnsi" w:cstheme="minorBidi"/>
+          <w:i/>
+          <w:iCs/>
+          <w:kern w:val="2"/>
+          <w:lang w:val="en-US" w:eastAsia="en-US"/>
+          <w14:ligatures w14:val="standardContextual"/>
+        </w:rPr>
+        <w:t>Some references for the manuscript: https://doi.org/10.1016/j.jag.2022.103163, https://doi.org/10.1016/j.ecolind.2023.110020.</w:t>
+      </w:r>
+      <w:r>
+        <w:rPr>
+          <w:rFonts w:asciiTheme="minorHAnsi" w:eastAsiaTheme="minorHAnsi" w:hAnsiTheme="minorHAnsi" w:cstheme="minorBidi"/>
+          <w:i/>
+          <w:iCs/>
+          <w:kern w:val="2"/>
+          <w:lang w:val="en-US" w:eastAsia="en-US"/>
+          <w14:ligatures w14:val="standardContextual"/>
+        </w:rPr>
+        <w:t>”</w:t>
+      </w:r>
+    </w:p>
+    <w:p>
+      <w:pPr>
+        <w:pStyle w:val="NormalWeb"/>
+        <w:spacing w:line="276" w:lineRule="auto"/>
+        <w:rPr>
+          <w:rFonts w:asciiTheme="minorHAnsi" w:eastAsiaTheme="minorHAnsi" w:hAnsiTheme="minorHAnsi" w:cstheme="minorBidi"/>
+          <w:kern w:val="2"/>
+          <w:lang w:val="en-US" w:eastAsia="en-US"/>
+          <w14:ligatures w14:val="standardContextual"/>
+        </w:rPr>
+      </w:pPr>
+      <w:r>
+        <w:rPr>
+          <w:rFonts w:asciiTheme="minorHAnsi" w:eastAsiaTheme="minorHAnsi" w:hAnsiTheme="minorHAnsi" w:cstheme="minorBidi"/>
+          <w:kern w:val="2"/>
+          <w:lang w:val="en-US" w:eastAsia="en-US"/>
+          <w14:ligatures w14:val="standardContextual"/>
+        </w:rPr>
+        <w:t xml:space="preserve">Thank you for suggesting the two recent papers. We examined them carefully. Both studies deal with remote-sensing applications on the Qinghai-Tibet Plateau—one uses Landsat time-series imagery to quantify broad-scale greening trends, while the other employs UAV RGB data to </w:t>
+      </w:r>
+      <w:proofErr w:type="spellStart"/>
+      <w:r>
+        <w:rPr>
+          <w:rFonts w:asciiTheme="minorHAnsi" w:eastAsiaTheme="minorHAnsi" w:hAnsiTheme="minorHAnsi" w:cstheme="minorBidi"/>
+          <w:kern w:val="2"/>
+          <w:lang w:val="en-US" w:eastAsia="en-US"/>
+          <w14:ligatures w14:val="standardContextual"/>
+        </w:rPr>
+        <w:t>recognise</w:t>
+      </w:r>
+      <w:proofErr w:type="spellEnd"/>
+      <w:r>
+        <w:rPr>
+          <w:rFonts w:asciiTheme="minorHAnsi" w:eastAsiaTheme="minorHAnsi" w:hAnsiTheme="minorHAnsi" w:cstheme="minorBidi"/>
+          <w:kern w:val="2"/>
+          <w:lang w:val="en-US" w:eastAsia="en-US"/>
+          <w14:ligatures w14:val="standardContextual"/>
+        </w:rPr>
+        <w:t xml:space="preserve"> thaw slumps with machine-learning ensembles. Although they showcase modern classification workflows, they focus on cold-region geomorphology and alpine vegetation dynamics that differ markedly from our estuarine setting, target organism (</w:t>
+      </w:r>
+      <w:proofErr w:type="spellStart"/>
+      <w:r>
+        <w:rPr>
+          <w:rFonts w:asciiTheme="minorHAnsi" w:eastAsiaTheme="minorHAnsi" w:hAnsiTheme="minorHAnsi" w:cstheme="minorBidi"/>
+          <w:i/>
+          <w:iCs/>
+          <w:kern w:val="2"/>
+          <w:lang w:val="en-US" w:eastAsia="en-US"/>
+          <w14:ligatures w14:val="standardContextual"/>
+        </w:rPr>
+        <w:t>Gracilaria</w:t>
+      </w:r>
+      <w:proofErr w:type="spellEnd"/>
+      <w:r>
+        <w:rPr>
+          <w:rFonts w:asciiTheme="minorHAnsi" w:eastAsiaTheme="minorHAnsi" w:hAnsiTheme="minorHAnsi" w:cstheme="minorBidi"/>
+          <w:i/>
+          <w:iCs/>
+          <w:kern w:val="2"/>
+          <w:lang w:val="en-US" w:eastAsia="en-US"/>
+          <w14:ligatures w14:val="standardContextual"/>
+        </w:rPr>
+        <w:t xml:space="preserve"> </w:t>
+      </w:r>
+      <w:proofErr w:type="spellStart"/>
+      <w:r>
+        <w:rPr>
+          <w:rFonts w:asciiTheme="minorHAnsi" w:eastAsiaTheme="minorHAnsi" w:hAnsiTheme="minorHAnsi" w:cstheme="minorBidi"/>
+          <w:i/>
+          <w:iCs/>
+          <w:kern w:val="2"/>
+          <w:lang w:val="en-US" w:eastAsia="en-US"/>
+          <w14:ligatures w14:val="standardContextual"/>
+        </w:rPr>
+        <w:t>vermiculophylla</w:t>
+      </w:r>
+      <w:proofErr w:type="spellEnd"/>
+      <w:r>
+        <w:rPr>
+          <w:rFonts w:asciiTheme="minorHAnsi" w:eastAsiaTheme="minorHAnsi" w:hAnsiTheme="minorHAnsi" w:cstheme="minorBidi"/>
+          <w:kern w:val="2"/>
+          <w:lang w:val="en-US" w:eastAsia="en-US"/>
+          <w14:ligatures w14:val="standardContextual"/>
+        </w:rPr>
+        <w:t xml:space="preserve">), and </w:t>
+      </w:r>
+      <w:r>
+        <w:rPr>
+          <w:rFonts w:asciiTheme="minorHAnsi" w:eastAsiaTheme="minorHAnsi" w:hAnsiTheme="minorHAnsi" w:cstheme="minorBidi"/>
+          <w:kern w:val="2"/>
+          <w:lang w:val="en-US" w:eastAsia="en-US"/>
+          <w14:ligatures w14:val="standardContextual"/>
+        </w:rPr>
+        <w:t>multispectral</w:t>
+      </w:r>
+      <w:r>
+        <w:rPr>
+          <w:rFonts w:asciiTheme="minorHAnsi" w:eastAsiaTheme="minorHAnsi" w:hAnsiTheme="minorHAnsi" w:cstheme="minorBidi"/>
+          <w:kern w:val="2"/>
+          <w:lang w:val="en-US" w:eastAsia="en-US"/>
+          <w14:ligatures w14:val="standardContextual"/>
+        </w:rPr>
+        <w:t>-style drone imagery. Neither paper provides methodological details or ecological findings that can be transferred directly to our intertidal macro-algal mapping</w:t>
+      </w:r>
+      <w:r>
+        <w:rPr>
+          <w:rFonts w:asciiTheme="minorHAnsi" w:eastAsiaTheme="minorHAnsi" w:hAnsiTheme="minorHAnsi" w:cstheme="minorBidi"/>
+          <w:kern w:val="2"/>
+          <w:lang w:val="en-US" w:eastAsia="en-US"/>
+          <w14:ligatures w14:val="standardContextual"/>
+        </w:rPr>
+        <w:t>.</w:t>
+      </w:r>
+      <w:r>
+        <w:rPr>
+          <w:rFonts w:asciiTheme="minorHAnsi" w:eastAsiaTheme="minorHAnsi" w:hAnsiTheme="minorHAnsi" w:cstheme="minorBidi"/>
+          <w:kern w:val="2"/>
+          <w:lang w:val="en-US" w:eastAsia="en-US"/>
+          <w14:ligatures w14:val="standardContextual"/>
+        </w:rPr>
+        <w:t xml:space="preserve"> For these reasons we have opted not to add the two references, </w:t>
+      </w:r>
+      <w:proofErr w:type="gramStart"/>
+      <w:r>
+        <w:rPr>
+          <w:rFonts w:asciiTheme="minorHAnsi" w:eastAsiaTheme="minorHAnsi" w:hAnsiTheme="minorHAnsi" w:cstheme="minorBidi"/>
+          <w:kern w:val="2"/>
+          <w:lang w:val="en-US" w:eastAsia="en-US"/>
+          <w14:ligatures w14:val="standardContextual"/>
+        </w:rPr>
+        <w:t>so as to</w:t>
+      </w:r>
+      <w:proofErr w:type="gramEnd"/>
+      <w:r>
+        <w:rPr>
+          <w:rFonts w:asciiTheme="minorHAnsi" w:eastAsiaTheme="minorHAnsi" w:hAnsiTheme="minorHAnsi" w:cstheme="minorBidi"/>
+          <w:kern w:val="2"/>
+          <w:lang w:val="en-US" w:eastAsia="en-US"/>
+          <w14:ligatures w14:val="standardContextual"/>
+        </w:rPr>
+        <w:t xml:space="preserve"> keep the bibliography tightly focused on studies that inform the coastal ecology and image-processing choices of the present work.</w:t>
+      </w:r>
+    </w:p>
+    <w:p>
+      <w:pPr>
+        <w:pStyle w:val="NormalWeb"/>
+        <w:rPr>
+          <w:rFonts w:asciiTheme="minorHAnsi" w:eastAsiaTheme="minorHAnsi" w:hAnsiTheme="minorHAnsi" w:cstheme="minorBidi"/>
+          <w:kern w:val="2"/>
+          <w:lang w:val="en-US" w:eastAsia="en-US"/>
+          <w14:ligatures w14:val="standardContextual"/>
+        </w:rPr>
+      </w:pPr>
+    </w:p>
+    <w:p>
+      <w:pPr>
+        <w:pStyle w:val="NormalWeb"/>
+        <w:rPr>
+          <w:rFonts w:asciiTheme="minorHAnsi" w:eastAsiaTheme="minorHAnsi" w:hAnsiTheme="minorHAnsi" w:cstheme="minorBidi"/>
+          <w:kern w:val="2"/>
+          <w:lang w:val="en-US" w:eastAsia="en-US"/>
+          <w14:ligatures w14:val="standardContextual"/>
+        </w:rPr>
+      </w:pPr>
+    </w:p>
+    <w:p>
+      <w:pPr>
+        <w:pStyle w:val="NormalWeb"/>
+        <w:rPr>
+          <w:rFonts w:asciiTheme="minorHAnsi" w:eastAsiaTheme="minorHAnsi" w:hAnsiTheme="minorHAnsi" w:cstheme="minorBidi"/>
+          <w:kern w:val="2"/>
+          <w:lang w:val="en-US" w:eastAsia="en-US"/>
+          <w14:ligatures w14:val="standardContextual"/>
+        </w:rPr>
+      </w:pPr>
+    </w:p>
+    <w:p>
+      <w:pPr>
+        <w:pStyle w:val="NormalWeb"/>
+        <w:rPr>
+          <w:rFonts w:asciiTheme="minorHAnsi" w:eastAsiaTheme="minorHAnsi" w:hAnsiTheme="minorHAnsi" w:cstheme="minorBidi"/>
+          <w:kern w:val="2"/>
+          <w:lang w:val="en-US" w:eastAsia="en-US"/>
+          <w14:ligatures w14:val="standardContextual"/>
+        </w:rPr>
+      </w:pPr>
+    </w:p>
+    <w:p>
+      <w:pPr>
+        <w:pStyle w:val="NormalWeb"/>
+        <w:rPr>
+          <w:rFonts w:asciiTheme="minorHAnsi" w:eastAsiaTheme="minorHAnsi" w:hAnsiTheme="minorHAnsi" w:cstheme="minorBidi"/>
+          <w:i/>
+          <w:iCs/>
+          <w:kern w:val="2"/>
+          <w:lang w:val="en-US" w:eastAsia="en-US"/>
+          <w14:ligatures w14:val="standardContextual"/>
+        </w:rPr>
+      </w:pPr>
     </w:p>
     <w:p>
       <w:pPr>
@@ -1187,9 +6130,9 @@
 <file path=word/numbering.xml><?xml version="1.0" encoding="utf-8"?>
 <w:numbering xmlns:wpc="http://schemas.microsoft.com/office/word/2010/wordprocessingCanvas" xmlns:cx="http://schemas.microsoft.com/office/drawing/2014/chartex" xmlns:cx1="http://schemas.microsoft.com/office/drawing/2015/9/8/chartex" xmlns:cx2="http://schemas.microsoft.com/office/drawing/2015/10/21/chartex" xmlns:cx3="http://schemas.microsoft.com/office/drawing/2016/5/9/chartex" xmlns:cx4="http://schemas.microsoft.com/office/drawing/2016/5/10/chartex" xmlns:cx5="http://schemas.microsoft.com/office/drawing/2016/5/11/chartex" xmlns:cx6="http://schemas.microsoft.com/office/drawing/2016/5/12/chartex" xmlns:cx7="http://schemas.microsoft.com/office/drawing/2016/5/13/chartex" xmlns:cx8="http://schemas.microsoft.com/office/drawing/2016/5/14/chartex" xmlns:mc="http://schemas.openxmlformats.org/markup-compatibility/2006" xmlns:aink="http://schemas.microsoft.com/office/drawing/2016/ink" xmlns:am3d="http://schemas.microsoft.com/office/drawing/2017/model3d" xmlns:o="urn:schemas-microsoft-com:office:office" xmlns:oel="http://schemas.microsoft.com/office/2019/extlst" xmlns:r="http://schemas.openxmlformats.org/officeDocument/2006/relationships" xmlns:m="http://schemas.openxmlformats.org/officeDocument/2006/math" xmlns:v="urn:schemas-microsoft-com:vml" xmlns:wp14="http://schemas.microsoft.com/office/word/2010/wordprocessingDrawing" xmlns:wp="http://schemas.openxmlformats.org/drawingml/2006/wordprocessingDrawing" xmlns:w10="urn:schemas-microsoft-com:office:word" xmlns:w="http://schemas.openxmlformats.org/wordprocessingml/2006/main" xmlns:w14="http://schemas.microsoft.com/office/word/2010/wordml" xmlns:w15="http://schemas.microsoft.com/office/word/2012/wordml" xmlns:w16cex="http://schemas.microsoft.com/office/word/2018/wordml/cex" xmlns:w16cid="http://schemas.microsoft.com/office/word/2016/wordml/cid" xmlns:w16="http://schemas.microsoft.com/office/word/2018/wordml" xmlns:w16du="http://schemas.microsoft.com/office/word/2023/wordml/word16du" xmlns:w16sdtdh="http://schemas.microsoft.com/office/word/2020/wordml/sdtdatahash" xmlns:w16sdtfl="http://schemas.microsoft.com/office/word/2024/wordml/sdtformatlock" xmlns:w16se="http://schemas.microsoft.com/office/word/2015/wordml/symex" xmlns:wpg="http://schemas.microsoft.com/office/word/2010/wordprocessingGroup" xmlns:wpi="http://schemas.microsoft.com/office/word/2010/wordprocessingInk" xmlns:wne="http://schemas.microsoft.com/office/word/2006/wordml" xmlns:wps="http://schemas.microsoft.com/office/word/2010/wordprocessingShape" mc:Ignorable="w14 w15 w16se w16cid w16 w16cex w16sdtdh w16sdtfl w16du wp14">
   <w:abstractNum w:abstractNumId="0" w15:restartNumberingAfterBreak="0">
-    <w:nsid w:val="699C584A"/>
+    <w:nsid w:val="51805E2D"/>
     <w:multiLevelType w:val="hybridMultilevel"/>
-    <w:tmpl w:val="90F20C52"/>
+    <w:tmpl w:val="D4149062"/>
     <w:lvl w:ilvl="0" w:tplc="B8D684E4">
       <w:start w:val="1"/>
       <w:numFmt w:val="decimal"/>
@@ -1275,7 +6218,99 @@
       </w:pPr>
     </w:lvl>
   </w:abstractNum>
+  <w:abstractNum w:abstractNumId="1" w15:restartNumberingAfterBreak="0">
+    <w:nsid w:val="699C584A"/>
+    <w:multiLevelType w:val="hybridMultilevel"/>
+    <w:tmpl w:val="4C826576"/>
+    <w:lvl w:ilvl="0" w:tplc="B8D684E4">
+      <w:start w:val="1"/>
+      <w:numFmt w:val="decimal"/>
+      <w:lvlText w:val="%1-"/>
+      <w:lvlJc w:val="left"/>
+      <w:pPr>
+        <w:ind w:left="720" w:hanging="360"/>
+      </w:pPr>
+      <w:rPr>
+        <w:rFonts w:hint="default"/>
+      </w:rPr>
+    </w:lvl>
+    <w:lvl w:ilvl="1" w:tplc="040C0019">
+      <w:start w:val="1"/>
+      <w:numFmt w:val="lowerLetter"/>
+      <w:lvlText w:val="%2."/>
+      <w:lvlJc w:val="left"/>
+      <w:pPr>
+        <w:ind w:left="1440" w:hanging="360"/>
+      </w:pPr>
+    </w:lvl>
+    <w:lvl w:ilvl="2" w:tplc="040C001B" w:tentative="1">
+      <w:start w:val="1"/>
+      <w:numFmt w:val="lowerRoman"/>
+      <w:lvlText w:val="%3."/>
+      <w:lvlJc w:val="right"/>
+      <w:pPr>
+        <w:ind w:left="2160" w:hanging="180"/>
+      </w:pPr>
+    </w:lvl>
+    <w:lvl w:ilvl="3" w:tplc="040C000F" w:tentative="1">
+      <w:start w:val="1"/>
+      <w:numFmt w:val="decimal"/>
+      <w:lvlText w:val="%4."/>
+      <w:lvlJc w:val="left"/>
+      <w:pPr>
+        <w:ind w:left="2880" w:hanging="360"/>
+      </w:pPr>
+    </w:lvl>
+    <w:lvl w:ilvl="4" w:tplc="040C0019" w:tentative="1">
+      <w:start w:val="1"/>
+      <w:numFmt w:val="lowerLetter"/>
+      <w:lvlText w:val="%5."/>
+      <w:lvlJc w:val="left"/>
+      <w:pPr>
+        <w:ind w:left="3600" w:hanging="360"/>
+      </w:pPr>
+    </w:lvl>
+    <w:lvl w:ilvl="5" w:tplc="040C001B" w:tentative="1">
+      <w:start w:val="1"/>
+      <w:numFmt w:val="lowerRoman"/>
+      <w:lvlText w:val="%6."/>
+      <w:lvlJc w:val="right"/>
+      <w:pPr>
+        <w:ind w:left="4320" w:hanging="180"/>
+      </w:pPr>
+    </w:lvl>
+    <w:lvl w:ilvl="6" w:tplc="040C000F" w:tentative="1">
+      <w:start w:val="1"/>
+      <w:numFmt w:val="decimal"/>
+      <w:lvlText w:val="%7."/>
+      <w:lvlJc w:val="left"/>
+      <w:pPr>
+        <w:ind w:left="5040" w:hanging="360"/>
+      </w:pPr>
+    </w:lvl>
+    <w:lvl w:ilvl="7" w:tplc="040C0019" w:tentative="1">
+      <w:start w:val="1"/>
+      <w:numFmt w:val="lowerLetter"/>
+      <w:lvlText w:val="%8."/>
+      <w:lvlJc w:val="left"/>
+      <w:pPr>
+        <w:ind w:left="5760" w:hanging="360"/>
+      </w:pPr>
+    </w:lvl>
+    <w:lvl w:ilvl="8" w:tplc="040C001B" w:tentative="1">
+      <w:start w:val="1"/>
+      <w:numFmt w:val="lowerRoman"/>
+      <w:lvlText w:val="%9."/>
+      <w:lvlJc w:val="right"/>
+      <w:pPr>
+        <w:ind w:left="6480" w:hanging="180"/>
+      </w:pPr>
+    </w:lvl>
+  </w:abstractNum>
   <w:num w:numId="1" w16cid:durableId="2121796513">
+    <w:abstractNumId w:val="1"/>
+  </w:num>
+  <w:num w:numId="2" w16cid:durableId="4678169">
     <w:abstractNumId w:val="0"/>
   </w:num>
 </w:numbering>

--- a/Submission/Revision/Reply to reviewers.docx
+++ b/Submission/Revision/Reply to reviewers.docx
@@ -487,62 +487,58 @@
         <w:rPr>
           <w:lang w:val="en-US"/>
         </w:rPr>
-        <w:t xml:space="preserve"> have been lost, invasive habitat-forming </w:t>
+        <w:t xml:space="preserve"> have been lost, invasive habitat-forming seaweeds may temporarily supply </w:t>
+      </w:r>
+      <w:r>
+        <w:rPr>
+          <w:lang w:val="en-US"/>
+        </w:rPr>
+        <w:t>some</w:t>
+      </w:r>
+      <w:r>
+        <w:rPr>
+          <w:lang w:val="en-US"/>
+        </w:rPr>
+        <w:t xml:space="preserve"> functions and therefore deserve context-specific consideration by managers</w:t>
+      </w:r>
+      <w:r>
+        <w:rPr>
+          <w:lang w:val="en-US"/>
+        </w:rPr>
+        <w:t>.</w:t>
+      </w:r>
+      <w:r>
+        <w:rPr>
+          <w:lang w:val="en-US"/>
+        </w:rPr>
+        <w:t xml:space="preserve"> </w:t>
+      </w:r>
+      <w:r>
+        <w:rPr>
+          <w:lang w:val="en-US"/>
+        </w:rPr>
+        <w:t xml:space="preserve">A reference </w:t>
       </w:r>
       <w:proofErr w:type="gramStart"/>
       <w:r>
         <w:rPr>
           <w:lang w:val="en-US"/>
         </w:rPr>
-        <w:t>seaweeds</w:t>
+        <w:t>of</w:t>
       </w:r>
       <w:proofErr w:type="gramEnd"/>
       <w:r>
         <w:rPr>
           <w:lang w:val="en-US"/>
         </w:rPr>
-        <w:t xml:space="preserve"> may temporarily supply valuable functions and therefore deserve context-specific consideration by managers</w:t>
-      </w:r>
-      <w:r>
-        <w:rPr>
-          <w:lang w:val="en-US"/>
-        </w:rPr>
-        <w:t>.</w:t>
-      </w:r>
-      <w:r>
-        <w:rPr>
-          <w:lang w:val="en-US"/>
-        </w:rPr>
-        <w:t xml:space="preserve"> </w:t>
-      </w:r>
-      <w:r>
-        <w:rPr>
-          <w:lang w:val="en-US"/>
-        </w:rPr>
-        <w:t xml:space="preserve">A reference </w:t>
-      </w:r>
-      <w:proofErr w:type="gramStart"/>
-      <w:r>
-        <w:rPr>
-          <w:lang w:val="en-US"/>
-        </w:rPr>
-        <w:t>of</w:t>
-      </w:r>
-      <w:proofErr w:type="gramEnd"/>
-      <w:r>
-        <w:rPr>
-          <w:lang w:val="en-US"/>
-        </w:rPr>
-        <w:t xml:space="preserve"> Thomsen carrying the same message has been </w:t>
-      </w:r>
-      <w:proofErr w:type="gramStart"/>
-      <w:r>
-        <w:rPr>
-          <w:lang w:val="en-US"/>
-        </w:rPr>
-        <w:t>add</w:t>
-      </w:r>
-      <w:proofErr w:type="gramEnd"/>
+        <w:t xml:space="preserve"> Thomsen carrying the same message has been add</w:t>
+      </w:r>
+      <w:r>
+        <w:rPr>
+          <w:lang w:val="en-US"/>
+        </w:rPr>
+        <w:t>ed</w:t>
+      </w:r>
       <w:r>
         <w:rPr>
           <w:lang w:val="en-US"/>
@@ -553,7 +549,19 @@
         <w:rPr>
           <w:lang w:val="en-US"/>
         </w:rPr>
-        <w:t xml:space="preserve">We have therefore revised the manuscript text </w:t>
+        <w:t xml:space="preserve">We have therefore </w:t>
+      </w:r>
+      <w:r>
+        <w:rPr>
+          <w:lang w:val="en-US"/>
+        </w:rPr>
+        <w:t>rephrased the</w:t>
+      </w:r>
+      <w:r>
+        <w:rPr>
+          <w:lang w:val="en-US"/>
+        </w:rPr>
+        <w:t xml:space="preserve"> text </w:t>
       </w:r>
       <w:r>
         <w:rPr>
@@ -730,82 +738,112 @@
           <w:lang w:val="en-US" w:eastAsia="en-US"/>
           <w14:ligatures w14:val="standardContextual"/>
         </w:rPr>
-        <w:t xml:space="preserve">This reference has been added to the text when speaking of works that have </w:t>
-      </w:r>
-      <w:proofErr w:type="gramStart"/>
-      <w:r>
-        <w:rPr>
-          <w:rFonts w:asciiTheme="minorHAnsi" w:eastAsiaTheme="minorHAnsi" w:hAnsiTheme="minorHAnsi" w:cstheme="minorBidi"/>
-          <w:kern w:val="2"/>
-          <w:lang w:val="en-US" w:eastAsia="en-US"/>
-          <w14:ligatures w14:val="standardContextual"/>
-        </w:rPr>
-        <w:t>studies</w:t>
-      </w:r>
-      <w:proofErr w:type="gramEnd"/>
-      <w:r>
-        <w:rPr>
-          <w:rFonts w:asciiTheme="minorHAnsi" w:eastAsiaTheme="minorHAnsi" w:hAnsiTheme="minorHAnsi" w:cstheme="minorBidi"/>
-          <w:kern w:val="2"/>
-          <w:lang w:val="en-US" w:eastAsia="en-US"/>
-          <w14:ligatures w14:val="standardContextual"/>
-        </w:rPr>
-        <w:t xml:space="preserve"> the tolerance </w:t>
-      </w:r>
-      <w:proofErr w:type="gramStart"/>
-      <w:r>
-        <w:rPr>
-          <w:rFonts w:asciiTheme="minorHAnsi" w:eastAsiaTheme="minorHAnsi" w:hAnsiTheme="minorHAnsi" w:cstheme="minorBidi"/>
-          <w:kern w:val="2"/>
-          <w:lang w:val="en-US" w:eastAsia="en-US"/>
-          <w14:ligatures w14:val="standardContextual"/>
-        </w:rPr>
-        <w:t xml:space="preserve">of </w:t>
-      </w:r>
-      <w:r>
-        <w:rPr>
-          <w:rFonts w:asciiTheme="minorHAnsi" w:eastAsiaTheme="minorHAnsi" w:hAnsiTheme="minorHAnsi" w:cstheme="minorBidi"/>
-          <w:i/>
-          <w:iCs/>
-          <w:kern w:val="2"/>
-          <w:lang w:val="en-US" w:eastAsia="en-US"/>
-          <w14:ligatures w14:val="standardContextual"/>
-        </w:rPr>
-        <w:t>G.</w:t>
-      </w:r>
-      <w:proofErr w:type="gramEnd"/>
-      <w:r>
-        <w:rPr>
-          <w:rFonts w:asciiTheme="minorHAnsi" w:eastAsiaTheme="minorHAnsi" w:hAnsiTheme="minorHAnsi" w:cstheme="minorBidi"/>
-          <w:i/>
-          <w:iCs/>
+        <w:t xml:space="preserve">This </w:t>
+      </w:r>
+      <w:r>
+        <w:rPr>
+          <w:rFonts w:asciiTheme="minorHAnsi" w:eastAsiaTheme="minorHAnsi" w:hAnsiTheme="minorHAnsi" w:cstheme="minorBidi"/>
+          <w:kern w:val="2"/>
+          <w:lang w:val="en-US" w:eastAsia="en-US"/>
+          <w14:ligatures w14:val="standardContextual"/>
+        </w:rPr>
+        <w:t>citation</w:t>
+      </w:r>
+      <w:r>
+        <w:rPr>
+          <w:rFonts w:asciiTheme="minorHAnsi" w:eastAsiaTheme="minorHAnsi" w:hAnsiTheme="minorHAnsi" w:cstheme="minorBidi"/>
+          <w:kern w:val="2"/>
+          <w:lang w:val="en-US" w:eastAsia="en-US"/>
+          <w14:ligatures w14:val="standardContextual"/>
+        </w:rPr>
+        <w:t xml:space="preserve"> has been added to the text when </w:t>
+      </w:r>
+      <w:r>
+        <w:rPr>
+          <w:rFonts w:asciiTheme="minorHAnsi" w:eastAsiaTheme="minorHAnsi" w:hAnsiTheme="minorHAnsi" w:cstheme="minorBidi"/>
+          <w:kern w:val="2"/>
+          <w:lang w:val="en-US" w:eastAsia="en-US"/>
+          <w14:ligatures w14:val="standardContextual"/>
+        </w:rPr>
+        <w:t>refencing</w:t>
+      </w:r>
+      <w:r>
+        <w:rPr>
+          <w:rFonts w:asciiTheme="minorHAnsi" w:eastAsiaTheme="minorHAnsi" w:hAnsiTheme="minorHAnsi" w:cstheme="minorBidi"/>
+          <w:kern w:val="2"/>
+          <w:lang w:val="en-US" w:eastAsia="en-US"/>
+          <w14:ligatures w14:val="standardContextual"/>
+        </w:rPr>
+        <w:t xml:space="preserve"> works </w:t>
+      </w:r>
+      <w:r>
+        <w:rPr>
+          <w:rFonts w:asciiTheme="minorHAnsi" w:eastAsiaTheme="minorHAnsi" w:hAnsiTheme="minorHAnsi" w:cstheme="minorBidi"/>
+          <w:kern w:val="2"/>
+          <w:lang w:val="en-US" w:eastAsia="en-US"/>
+          <w14:ligatures w14:val="standardContextual"/>
+        </w:rPr>
+        <w:t>studying</w:t>
+      </w:r>
+      <w:r>
+        <w:rPr>
+          <w:rFonts w:asciiTheme="minorHAnsi" w:eastAsiaTheme="minorHAnsi" w:hAnsiTheme="minorHAnsi" w:cstheme="minorBidi"/>
+          <w:kern w:val="2"/>
+          <w:lang w:val="en-US" w:eastAsia="en-US"/>
+          <w14:ligatures w14:val="standardContextual"/>
+        </w:rPr>
+        <w:t xml:space="preserve"> the tolerance of </w:t>
+      </w:r>
+      <w:r>
+        <w:rPr>
+          <w:rFonts w:asciiTheme="minorHAnsi" w:eastAsiaTheme="minorHAnsi" w:hAnsiTheme="minorHAnsi" w:cstheme="minorBidi"/>
+          <w:i/>
+          <w:iCs/>
+          <w:kern w:val="2"/>
+          <w:lang w:val="en-US" w:eastAsia="en-US"/>
+          <w14:ligatures w14:val="standardContextual"/>
+        </w:rPr>
+        <w:t xml:space="preserve">G. </w:t>
+      </w:r>
+      <w:proofErr w:type="spellStart"/>
+      <w:r>
+        <w:rPr>
+          <w:rFonts w:asciiTheme="minorHAnsi" w:eastAsiaTheme="minorHAnsi" w:hAnsiTheme="minorHAnsi" w:cstheme="minorBidi"/>
+          <w:i/>
+          <w:iCs/>
+          <w:kern w:val="2"/>
+          <w:lang w:val="en-US" w:eastAsia="en-US"/>
+          <w14:ligatures w14:val="standardContextual"/>
+        </w:rPr>
+        <w:t>vermiculophylla</w:t>
+      </w:r>
+      <w:proofErr w:type="spellEnd"/>
+      <w:r>
+        <w:rPr>
+          <w:rFonts w:asciiTheme="minorHAnsi" w:eastAsiaTheme="minorHAnsi" w:hAnsiTheme="minorHAnsi" w:cstheme="minorBidi"/>
           <w:kern w:val="2"/>
           <w:lang w:val="en-US" w:eastAsia="en-US"/>
           <w14:ligatures w14:val="standardContextual"/>
         </w:rPr>
         <w:t xml:space="preserve"> </w:t>
       </w:r>
-      <w:proofErr w:type="spellStart"/>
-      <w:r>
-        <w:rPr>
-          <w:rFonts w:asciiTheme="minorHAnsi" w:eastAsiaTheme="minorHAnsi" w:hAnsiTheme="minorHAnsi" w:cstheme="minorBidi"/>
-          <w:i/>
-          <w:iCs/>
-          <w:kern w:val="2"/>
-          <w:lang w:val="en-US" w:eastAsia="en-US"/>
-          <w14:ligatures w14:val="standardContextual"/>
-        </w:rPr>
-        <w:t>vermiculophylla</w:t>
-      </w:r>
-      <w:proofErr w:type="spellEnd"/>
-      <w:r>
-        <w:rPr>
-          <w:rFonts w:asciiTheme="minorHAnsi" w:eastAsiaTheme="minorHAnsi" w:hAnsiTheme="minorHAnsi" w:cstheme="minorBidi"/>
-          <w:kern w:val="2"/>
-          <w:lang w:val="en-US" w:eastAsia="en-US"/>
-          <w14:ligatures w14:val="standardContextual"/>
-        </w:rPr>
-        <w:t xml:space="preserve"> with salinity.</w:t>
+      <w:r>
+        <w:rPr>
+          <w:rFonts w:asciiTheme="minorHAnsi" w:eastAsiaTheme="minorHAnsi" w:hAnsiTheme="minorHAnsi" w:cstheme="minorBidi"/>
+          <w:kern w:val="2"/>
+          <w:lang w:val="en-US" w:eastAsia="en-US"/>
+          <w14:ligatures w14:val="standardContextual"/>
+        </w:rPr>
+        <w:t>to</w:t>
+      </w:r>
+      <w:r>
+        <w:rPr>
+          <w:rFonts w:asciiTheme="minorHAnsi" w:eastAsiaTheme="minorHAnsi" w:hAnsiTheme="minorHAnsi" w:cstheme="minorBidi"/>
+          <w:kern w:val="2"/>
+          <w:lang w:val="en-US" w:eastAsia="en-US"/>
+          <w14:ligatures w14:val="standardContextual"/>
+        </w:rPr>
+        <w:t xml:space="preserve"> salinity.</w:t>
       </w:r>
     </w:p>
     <w:p>
@@ -1461,7 +1499,25 @@
           <w:lang w:val="en-US" w:eastAsia="en-US"/>
           <w14:ligatures w14:val="standardContextual"/>
         </w:rPr>
-        <w:t xml:space="preserve">Regarding Thomsen’s work, we carefully re-examined his published papers and, although several discuss spatial distribution, we could not find any that include spatially explicit maps of </w:t>
+        <w:t>Regarding Thomsen’s work, we carefully re-examined his published papers and, although several</w:t>
+      </w:r>
+      <w:r>
+        <w:rPr>
+          <w:rFonts w:asciiTheme="minorHAnsi" w:eastAsiaTheme="minorHAnsi" w:hAnsiTheme="minorHAnsi" w:cstheme="minorBidi"/>
+          <w:kern w:val="2"/>
+          <w:lang w:val="en-US" w:eastAsia="en-US"/>
+          <w14:ligatures w14:val="standardContextual"/>
+        </w:rPr>
+        <w:t xml:space="preserve"> of them</w:t>
+      </w:r>
+      <w:r>
+        <w:rPr>
+          <w:rFonts w:asciiTheme="minorHAnsi" w:eastAsiaTheme="minorHAnsi" w:hAnsiTheme="minorHAnsi" w:cstheme="minorBidi"/>
+          <w:kern w:val="2"/>
+          <w:lang w:val="en-US" w:eastAsia="en-US"/>
+          <w14:ligatures w14:val="standardContextual"/>
+        </w:rPr>
+        <w:t xml:space="preserve"> discuss spatial distribution, we could not find any that include spatially explicit maps of </w:t>
       </w:r>
       <w:r>
         <w:rPr>
@@ -2870,12 +2926,25 @@
           <w:lang w:val="en-US" w:eastAsia="en-US"/>
           <w14:ligatures w14:val="standardContextual"/>
         </w:rPr>
-        <w:t xml:space="preserve">Thank you for this comment. We agree that, while the term "plant" is commonly used in informal contexts, seagrasses (angiosperms) and macroalgae (including G. </w:t>
-      </w:r>
-      <w:proofErr w:type="spellStart"/>
-      <w:r>
-        <w:rPr>
-          <w:rFonts w:asciiTheme="minorHAnsi" w:eastAsiaTheme="minorHAnsi" w:hAnsiTheme="minorHAnsi" w:cstheme="minorBidi"/>
+        <w:t xml:space="preserve">Thank you for this comment. We agree that the term "plant" is scientifically valid for seagrasses, which are true flowering plants (angiosperms). However, macroalgae such as </w:t>
+      </w:r>
+      <w:r>
+        <w:rPr>
+          <w:rFonts w:asciiTheme="minorHAnsi" w:eastAsiaTheme="minorHAnsi" w:hAnsiTheme="minorHAnsi" w:cstheme="minorBidi"/>
+          <w:i/>
+          <w:iCs/>
+          <w:kern w:val="2"/>
+          <w:lang w:val="en-US" w:eastAsia="en-US"/>
+          <w14:ligatures w14:val="standardContextual"/>
+        </w:rPr>
+        <w:t xml:space="preserve">G. </w:t>
+      </w:r>
+      <w:proofErr w:type="spellStart"/>
+      <w:r>
+        <w:rPr>
+          <w:rFonts w:asciiTheme="minorHAnsi" w:eastAsiaTheme="minorHAnsi" w:hAnsiTheme="minorHAnsi" w:cstheme="minorBidi"/>
+          <w:i/>
+          <w:iCs/>
           <w:kern w:val="2"/>
           <w:lang w:val="en-US" w:eastAsia="en-US"/>
           <w14:ligatures w14:val="standardContextual"/>
@@ -2890,7 +2959,7 @@
           <w:lang w:val="en-US" w:eastAsia="en-US"/>
           <w14:ligatures w14:val="standardContextual"/>
         </w:rPr>
-        <w:t>) belong to distinct evolutionary lineages and should not both be referred to as "plants" in a scientific context.</w:t>
+        <w:t xml:space="preserve"> do not belong to the plant kingdom and should not be referred to as "plants" in a scientific context. To improve clarity and precision, we have chosen to use more specific and scientifically accurate terminology in the revised sentence:</w:t>
       </w:r>
       <w:r>
         <w:rPr>
@@ -2901,24 +2970,6 @@
         </w:rPr>
         <w:t xml:space="preserve"> </w:t>
       </w:r>
-      <w:r>
-        <w:rPr>
-          <w:rFonts w:asciiTheme="minorHAnsi" w:eastAsiaTheme="minorHAnsi" w:hAnsiTheme="minorHAnsi" w:cstheme="minorBidi"/>
-          <w:kern w:val="2"/>
-          <w:lang w:val="en-US" w:eastAsia="en-US"/>
-          <w14:ligatures w14:val="standardContextual"/>
-        </w:rPr>
-        <w:t>To address this, we have revised the sentence as follows:</w:t>
-      </w:r>
-      <w:r>
-        <w:rPr>
-          <w:rFonts w:asciiTheme="minorHAnsi" w:eastAsiaTheme="minorHAnsi" w:hAnsiTheme="minorHAnsi" w:cstheme="minorBidi"/>
-          <w:kern w:val="2"/>
-          <w:lang w:val="en-US" w:eastAsia="en-US"/>
-          <w14:ligatures w14:val="standardContextual"/>
-        </w:rPr>
-        <w:t xml:space="preserve"> </w:t>
-      </w:r>
     </w:p>
     <w:p>
       <w:pPr>
@@ -2937,7 +2988,34 @@
           <w:lang w:val="en-US" w:eastAsia="en-US"/>
           <w14:ligatures w14:val="standardContextual"/>
         </w:rPr>
-        <w:t>“Unlike seagrasses—marine angiosperms that colonize soft sediments using rhizomes for robust anchorage—</w:t>
+        <w:t>“Unlike seagrasses</w:t>
+      </w:r>
+      <w:r>
+        <w:rPr>
+          <w:rFonts w:asciiTheme="minorHAnsi" w:eastAsiaTheme="minorHAnsi" w:hAnsiTheme="minorHAnsi" w:cstheme="minorBidi"/>
+          <w:kern w:val="2"/>
+          <w:lang w:val="en-US" w:eastAsia="en-US"/>
+          <w14:ligatures w14:val="standardContextual"/>
+        </w:rPr>
+        <w:t xml:space="preserve">, which are </w:t>
+      </w:r>
+      <w:r>
+        <w:rPr>
+          <w:rFonts w:asciiTheme="minorHAnsi" w:eastAsiaTheme="minorHAnsi" w:hAnsiTheme="minorHAnsi" w:cstheme="minorBidi"/>
+          <w:kern w:val="2"/>
+          <w:lang w:val="en-US" w:eastAsia="en-US"/>
+          <w14:ligatures w14:val="standardContextual"/>
+        </w:rPr>
+        <w:t>marine angiosperms that colonize soft sediments using rhizomes for robust anchorage</w:t>
+      </w:r>
+      <w:r>
+        <w:rPr>
+          <w:rFonts w:asciiTheme="minorHAnsi" w:eastAsiaTheme="minorHAnsi" w:hAnsiTheme="minorHAnsi" w:cstheme="minorBidi"/>
+          <w:kern w:val="2"/>
+          <w:lang w:val="en-US" w:eastAsia="en-US"/>
+          <w14:ligatures w14:val="standardContextual"/>
+        </w:rPr>
+        <w:t xml:space="preserve">, </w:t>
       </w:r>
       <w:r>
         <w:rPr>
@@ -3487,12 +3565,25 @@
           <w:lang w:val="en-US" w:eastAsia="en-US"/>
           <w14:ligatures w14:val="standardContextual"/>
         </w:rPr>
-        <w:t xml:space="preserve">can unintentionally transfer fragments of G. </w:t>
-      </w:r>
-      <w:proofErr w:type="spellStart"/>
-      <w:r>
-        <w:rPr>
-          <w:rFonts w:asciiTheme="minorHAnsi" w:eastAsiaTheme="minorHAnsi" w:hAnsiTheme="minorHAnsi" w:cstheme="minorBidi"/>
+        <w:t xml:space="preserve">can unintentionally transfer fragments of </w:t>
+      </w:r>
+      <w:r>
+        <w:rPr>
+          <w:rFonts w:asciiTheme="minorHAnsi" w:eastAsiaTheme="minorHAnsi" w:hAnsiTheme="minorHAnsi" w:cstheme="minorBidi"/>
+          <w:i/>
+          <w:iCs/>
+          <w:kern w:val="2"/>
+          <w:lang w:val="en-US" w:eastAsia="en-US"/>
+          <w14:ligatures w14:val="standardContextual"/>
+        </w:rPr>
+        <w:t xml:space="preserve">G. </w:t>
+      </w:r>
+      <w:proofErr w:type="spellStart"/>
+      <w:r>
+        <w:rPr>
+          <w:rFonts w:asciiTheme="minorHAnsi" w:eastAsiaTheme="minorHAnsi" w:hAnsiTheme="minorHAnsi" w:cstheme="minorBidi"/>
+          <w:i/>
+          <w:iCs/>
           <w:kern w:val="2"/>
           <w:lang w:val="en-US" w:eastAsia="en-US"/>
           <w14:ligatures w14:val="standardContextual"/>
@@ -3507,7 +3598,25 @@
           <w:lang w:val="en-US" w:eastAsia="en-US"/>
           <w14:ligatures w14:val="standardContextual"/>
         </w:rPr>
-        <w:t>. Such fouled materials, rather than live oyster shells per se, are considered the main vector that introduced the alga to several European lagoons, including its first Mediterranean record in 2008 (van den Hoek 2024</w:t>
+        <w:t>. Such fouled materials, rather than live oyster shells per se, are considered the main vector that introduced the alga</w:t>
+      </w:r>
+      <w:r>
+        <w:rPr>
+          <w:rFonts w:asciiTheme="minorHAnsi" w:eastAsiaTheme="minorHAnsi" w:hAnsiTheme="minorHAnsi" w:cstheme="minorBidi"/>
+          <w:kern w:val="2"/>
+          <w:lang w:val="en-US" w:eastAsia="en-US"/>
+          <w14:ligatures w14:val="standardContextual"/>
+        </w:rPr>
+        <w:t>e</w:t>
+      </w:r>
+      <w:r>
+        <w:rPr>
+          <w:rFonts w:asciiTheme="minorHAnsi" w:eastAsiaTheme="minorHAnsi" w:hAnsiTheme="minorHAnsi" w:cstheme="minorBidi"/>
+          <w:kern w:val="2"/>
+          <w:lang w:val="en-US" w:eastAsia="en-US"/>
+          <w14:ligatures w14:val="standardContextual"/>
+        </w:rPr>
+        <w:t xml:space="preserve"> to several European lagoons, including its first Mediterranean record in 2008 (van den Hoek 2024</w:t>
       </w:r>
       <w:proofErr w:type="gramStart"/>
       <w:r>
@@ -3915,7 +4024,25 @@
         <w:rPr>
           <w:lang w:val="en-US"/>
         </w:rPr>
-        <w:t xml:space="preserve">This study we couple </w:t>
+        <w:t>In t</w:t>
+      </w:r>
+      <w:r>
+        <w:rPr>
+          <w:lang w:val="en-US"/>
+        </w:rPr>
+        <w:t>his study we couple</w:t>
+      </w:r>
+      <w:r>
+        <w:rPr>
+          <w:lang w:val="en-US"/>
+        </w:rPr>
+        <w:t>d</w:t>
+      </w:r>
+      <w:r>
+        <w:rPr>
+          <w:lang w:val="en-US"/>
+        </w:rPr>
+        <w:t xml:space="preserve"> </w:t>
       </w:r>
       <w:proofErr w:type="spellStart"/>
       <w:r>
@@ -3929,7 +4056,19 @@
         <w:rPr>
           <w:lang w:val="en-US"/>
         </w:rPr>
-        <w:t xml:space="preserve">-resolution drone imagery with complementary spatial data to resolve three outstanding questions about the European invasion of </w:t>
+        <w:t xml:space="preserve">-resolution drone imagery with complementary spatial data to resolve three outstanding </w:t>
+      </w:r>
+      <w:r>
+        <w:rPr>
+          <w:lang w:val="en-US"/>
+        </w:rPr>
+        <w:t>objectives</w:t>
+      </w:r>
+      <w:r>
+        <w:rPr>
+          <w:lang w:val="en-US"/>
+        </w:rPr>
+        <w:t xml:space="preserve"> about the European invasion of </w:t>
       </w:r>
       <w:proofErr w:type="spellStart"/>
       <w:r>
@@ -3984,12 +4123,36 @@
         </w:rPr>
         <w:t>favour</w:t>
       </w:r>
-      <w:proofErr w:type="spellEnd"/>
-      <w:r>
-        <w:rPr>
-          <w:lang w:val="en-US"/>
-        </w:rPr>
-        <w:t xml:space="preserve"> establishment. Third, a time-series of aerial photographs dating back to the early 1950s is </w:t>
+      <w:r>
+        <w:rPr>
+          <w:lang w:val="en-US"/>
+        </w:rPr>
+        <w:t>ed</w:t>
+      </w:r>
+      <w:proofErr w:type="spellEnd"/>
+      <w:r>
+        <w:rPr>
+          <w:lang w:val="en-US"/>
+        </w:rPr>
+        <w:t xml:space="preserve"> its</w:t>
+      </w:r>
+      <w:r>
+        <w:rPr>
+          <w:lang w:val="en-US"/>
+        </w:rPr>
+        <w:t xml:space="preserve"> establishment. Third, a time-series of aerial photographs dating back to the early 1950s </w:t>
+      </w:r>
+      <w:r>
+        <w:rPr>
+          <w:lang w:val="en-US"/>
+        </w:rPr>
+        <w:t>was</w:t>
+      </w:r>
+      <w:r>
+        <w:rPr>
+          <w:lang w:val="en-US"/>
+        </w:rPr>
+        <w:t xml:space="preserve"> </w:t>
       </w:r>
       <w:proofErr w:type="spellStart"/>
       <w:r>
@@ -4055,21 +4218,43 @@
         <w:rPr>
           <w:lang w:val="en-US"/>
         </w:rPr>
-        <w:t xml:space="preserve"> cover over seven decades. Together, these steps link </w:t>
-      </w:r>
-      <w:proofErr w:type="spellStart"/>
-      <w:r>
-        <w:rPr>
-          <w:lang w:val="en-US"/>
-        </w:rPr>
-        <w:t>centimetre</w:t>
-      </w:r>
-      <w:proofErr w:type="spellEnd"/>
-      <w:r>
-        <w:rPr>
-          <w:lang w:val="en-US"/>
-        </w:rPr>
-        <w:t xml:space="preserve">-scale mapping to ecological mechanism and invasion trajectory, advancing both drone-based remote sensing and our understanding of soft-sediment invasions by </w:t>
+        <w:t xml:space="preserve"> cover </w:t>
+      </w:r>
+      <w:r>
+        <w:rPr>
+          <w:lang w:val="en-US"/>
+        </w:rPr>
+        <w:t>across</w:t>
+      </w:r>
+      <w:r>
+        <w:rPr>
+          <w:lang w:val="en-US"/>
+        </w:rPr>
+        <w:t xml:space="preserve"> seven decades. Together, these steps link </w:t>
+      </w:r>
+      <w:r>
+        <w:rPr>
+          <w:lang w:val="en-US"/>
+        </w:rPr>
+        <w:t>centimeter</w:t>
+      </w:r>
+      <w:r>
+        <w:rPr>
+          <w:lang w:val="en-US"/>
+        </w:rPr>
+        <w:t>-scale mapping to ecological mechanism</w:t>
+      </w:r>
+      <w:r>
+        <w:rPr>
+          <w:lang w:val="en-US"/>
+        </w:rPr>
+        <w:t>s</w:t>
+      </w:r>
+      <w:r>
+        <w:rPr>
+          <w:lang w:val="en-US"/>
+        </w:rPr>
+        <w:t xml:space="preserve"> and invasion trajectory, advancing both drone-based remote sensing and our understanding of soft-sediment invasions by </w:t>
       </w:r>
       <w:r>
         <w:rPr>
@@ -4669,27 +4854,108 @@
           <w:lang w:val="en-US" w:eastAsia="en-US"/>
           <w14:ligatures w14:val="standardContextual"/>
         </w:rPr>
-        <w:t xml:space="preserve">Because the present validation concerns only two classes (presence vs. absence), a 2 × 2 confusion matrix would merely restate the four cell counts from which the above metrics are derived; including the figure would therefore add length without conveying additional information. For readers who wish to examine the model’s full multi-class </w:t>
-      </w:r>
-      <w:proofErr w:type="spellStart"/>
-      <w:r>
-        <w:rPr>
-          <w:rFonts w:asciiTheme="minorHAnsi" w:eastAsiaTheme="minorHAnsi" w:hAnsiTheme="minorHAnsi" w:cstheme="minorBidi"/>
-          <w:kern w:val="2"/>
-          <w:lang w:val="en-US" w:eastAsia="en-US"/>
-          <w14:ligatures w14:val="standardContextual"/>
-        </w:rPr>
-        <w:t>behaviour</w:t>
-      </w:r>
-      <w:proofErr w:type="spellEnd"/>
-      <w:r>
-        <w:rPr>
-          <w:rFonts w:asciiTheme="minorHAnsi" w:eastAsiaTheme="minorHAnsi" w:hAnsiTheme="minorHAnsi" w:cstheme="minorBidi"/>
-          <w:kern w:val="2"/>
-          <w:lang w:val="en-US" w:eastAsia="en-US"/>
-          <w14:ligatures w14:val="standardContextual"/>
-        </w:rPr>
-        <w:t xml:space="preserve"> (seven habitat classes</w:t>
+        <w:t xml:space="preserve">Because the present validation concerns only two classes (presence vs. absence), a 2 × 2 confusion matrix would merely restate the four cell counts from which the above metrics are derived; including the figure would therefore add length without conveying additional information. For readers </w:t>
+      </w:r>
+      <w:r>
+        <w:rPr>
+          <w:rFonts w:asciiTheme="minorHAnsi" w:eastAsiaTheme="minorHAnsi" w:hAnsiTheme="minorHAnsi" w:cstheme="minorBidi"/>
+          <w:kern w:val="2"/>
+          <w:lang w:val="en-US" w:eastAsia="en-US"/>
+          <w14:ligatures w14:val="standardContextual"/>
+        </w:rPr>
+        <w:t>interested</w:t>
+      </w:r>
+      <w:r>
+        <w:rPr>
+          <w:rFonts w:asciiTheme="minorHAnsi" w:eastAsiaTheme="minorHAnsi" w:hAnsiTheme="minorHAnsi" w:cstheme="minorBidi"/>
+          <w:kern w:val="2"/>
+          <w:lang w:val="en-US" w:eastAsia="en-US"/>
+          <w14:ligatures w14:val="standardContextual"/>
+        </w:rPr>
+        <w:t xml:space="preserve"> </w:t>
+      </w:r>
+      <w:r>
+        <w:rPr>
+          <w:rFonts w:asciiTheme="minorHAnsi" w:eastAsiaTheme="minorHAnsi" w:hAnsiTheme="minorHAnsi" w:cstheme="minorBidi"/>
+          <w:kern w:val="2"/>
+          <w:lang w:val="en-US" w:eastAsia="en-US"/>
+          <w14:ligatures w14:val="standardContextual"/>
+        </w:rPr>
+        <w:t>in</w:t>
+      </w:r>
+      <w:r>
+        <w:rPr>
+          <w:rFonts w:asciiTheme="minorHAnsi" w:eastAsiaTheme="minorHAnsi" w:hAnsiTheme="minorHAnsi" w:cstheme="minorBidi"/>
+          <w:kern w:val="2"/>
+          <w:lang w:val="en-US" w:eastAsia="en-US"/>
+          <w14:ligatures w14:val="standardContextual"/>
+        </w:rPr>
+        <w:t xml:space="preserve"> </w:t>
+      </w:r>
+      <w:proofErr w:type="spellStart"/>
+      <w:r>
+        <w:rPr>
+          <w:rFonts w:asciiTheme="minorHAnsi" w:eastAsiaTheme="minorHAnsi" w:hAnsiTheme="minorHAnsi" w:cstheme="minorBidi"/>
+          <w:kern w:val="2"/>
+          <w:lang w:val="en-US" w:eastAsia="en-US"/>
+          <w14:ligatures w14:val="standardContextual"/>
+        </w:rPr>
+        <w:t>examin</w:t>
+      </w:r>
+      <w:r>
+        <w:rPr>
+          <w:rFonts w:asciiTheme="minorHAnsi" w:eastAsiaTheme="minorHAnsi" w:hAnsiTheme="minorHAnsi" w:cstheme="minorBidi"/>
+          <w:kern w:val="2"/>
+          <w:lang w:val="en-US" w:eastAsia="en-US"/>
+          <w14:ligatures w14:val="standardContextual"/>
+        </w:rPr>
+        <w:t>g</w:t>
+      </w:r>
+      <w:proofErr w:type="spellEnd"/>
+      <w:r>
+        <w:rPr>
+          <w:rFonts w:asciiTheme="minorHAnsi" w:eastAsiaTheme="minorHAnsi" w:hAnsiTheme="minorHAnsi" w:cstheme="minorBidi"/>
+          <w:kern w:val="2"/>
+          <w:lang w:val="en-US" w:eastAsia="en-US"/>
+          <w14:ligatures w14:val="standardContextual"/>
+        </w:rPr>
+        <w:t xml:space="preserve"> the model’s full </w:t>
+      </w:r>
+      <w:r>
+        <w:rPr>
+          <w:rFonts w:asciiTheme="minorHAnsi" w:eastAsiaTheme="minorHAnsi" w:hAnsiTheme="minorHAnsi" w:cstheme="minorBidi"/>
+          <w:kern w:val="2"/>
+          <w:lang w:val="en-US" w:eastAsia="en-US"/>
+          <w14:ligatures w14:val="standardContextual"/>
+        </w:rPr>
+        <w:t>performance</w:t>
+      </w:r>
+      <w:r>
+        <w:rPr>
+          <w:rFonts w:asciiTheme="minorHAnsi" w:eastAsiaTheme="minorHAnsi" w:hAnsiTheme="minorHAnsi" w:cstheme="minorBidi"/>
+          <w:kern w:val="2"/>
+          <w:lang w:val="en-US" w:eastAsia="en-US"/>
+          <w14:ligatures w14:val="standardContextual"/>
+        </w:rPr>
+        <w:t xml:space="preserve"> (</w:t>
+      </w:r>
+      <w:r>
+        <w:rPr>
+          <w:rFonts w:asciiTheme="minorHAnsi" w:eastAsiaTheme="minorHAnsi" w:hAnsiTheme="minorHAnsi" w:cstheme="minorBidi"/>
+          <w:kern w:val="2"/>
+          <w:lang w:val="en-US" w:eastAsia="en-US"/>
+          <w14:ligatures w14:val="standardContextual"/>
+        </w:rPr>
+        <w:t xml:space="preserve">for </w:t>
+      </w:r>
+      <w:r>
+        <w:rPr>
+          <w:rFonts w:asciiTheme="minorHAnsi" w:eastAsiaTheme="minorHAnsi" w:hAnsiTheme="minorHAnsi" w:cstheme="minorBidi"/>
+          <w:kern w:val="2"/>
+          <w:lang w:val="en-US" w:eastAsia="en-US"/>
+          <w14:ligatures w14:val="standardContextual"/>
+        </w:rPr>
+        <w:t>seven habitat classes</w:t>
       </w:r>
       <w:r>
         <w:rPr>
@@ -4761,7 +5027,25 @@
           <w:lang w:val="en-US" w:eastAsia="en-US"/>
           <w14:ligatures w14:val="standardContextual"/>
         </w:rPr>
-        <w:t xml:space="preserve"> are provided in Oiry et al., 2024</w:t>
+        <w:t xml:space="preserve"> are provided in</w:t>
+      </w:r>
+      <w:r>
+        <w:rPr>
+          <w:rFonts w:asciiTheme="minorHAnsi" w:eastAsiaTheme="minorHAnsi" w:hAnsiTheme="minorHAnsi" w:cstheme="minorBidi"/>
+          <w:kern w:val="2"/>
+          <w:lang w:val="en-US" w:eastAsia="en-US"/>
+          <w14:ligatures w14:val="standardContextual"/>
+        </w:rPr>
+        <w:t xml:space="preserve"> an open-source publication at</w:t>
+      </w:r>
+      <w:r>
+        <w:rPr>
+          <w:rFonts w:asciiTheme="minorHAnsi" w:eastAsiaTheme="minorHAnsi" w:hAnsiTheme="minorHAnsi" w:cstheme="minorBidi"/>
+          <w:kern w:val="2"/>
+          <w:lang w:val="en-US" w:eastAsia="en-US"/>
+          <w14:ligatures w14:val="standardContextual"/>
+        </w:rPr>
+        <w:t xml:space="preserve"> Oiry et al., 2024</w:t>
       </w:r>
       <w:r>
         <w:rPr>
